--- a/Diagrams/FR&NFR/FNR&NFR.docx
+++ b/Diagrams/FR&NFR/FNR&NFR.docx
@@ -18,209 +18,933 @@
           <w:bCs/>
           <w:lang w:val="en-GB"/>
         </w:rPr>
-        <w:t>COS 214 – Practical 5</w:t>
-      </w:r>
-    </w:p>
-    <w:p>
-      <w:pPr>
-        <w:rPr>
-          <w:lang w:val="en-GB"/>
-        </w:rPr>
-      </w:pPr>
-    </w:p>
-    <w:p>
-      <w:pPr>
-        <w:pStyle w:val="Subtitle"/>
-        <w:spacing w:line="240" w:lineRule="auto"/>
+        <w:t xml:space="preserve">COS 214 </w:t>
+      </w:r>
+      <w:r>
         <w:rPr>
           <w:b/>
           <w:bCs/>
           <w:lang w:val="en-GB"/>
         </w:rPr>
-        <w:sectPr>
-          <w:pgSz w:w="11906" w:h="16838"/>
-          <w:pgMar w:top="1440" w:right="1440" w:bottom="1440" w:left="1440" w:header="708" w:footer="708" w:gutter="0"/>
-          <w:cols w:space="708"/>
-          <w:docGrid w:linePitch="360"/>
-        </w:sectPr>
-      </w:pPr>
-      <w:r>
+        <w:t>REPORT</w:t>
+      </w:r>
+    </w:p>
+    <w:p>
+      <w:pPr>
+        <w:pStyle w:val="Heading2"/>
+        <w:rPr>
+          <w:lang w:val="en-GB"/>
+        </w:rPr>
+      </w:pPr>
+      <w:r>
+        <w:rPr>
+          <w:lang w:val="en-GB"/>
+        </w:rPr>
+        <w:t>Team Information</w:t>
+      </w:r>
+    </w:p>
+    <w:tbl>
+      <w:tblPr>
+        <w:tblStyle w:val="GridTable4-Accent1"/>
+        <w:tblW w:w="10206" w:type="dxa"/>
+        <w:tblLook w:val="04A0" w:firstRow="1" w:lastRow="0" w:firstColumn="1" w:lastColumn="0" w:noHBand="0" w:noVBand="1"/>
+      </w:tblPr>
+      <w:tblGrid>
+        <w:gridCol w:w="2263"/>
+        <w:gridCol w:w="3691"/>
+        <w:gridCol w:w="4252"/>
+      </w:tblGrid>
+      <w:tr>
+        <w:trPr>
+          <w:cnfStyle w:val="100000000000" w:firstRow="1" w:lastRow="0" w:firstColumn="0" w:lastColumn="0" w:oddVBand="0" w:evenVBand="0" w:oddHBand="0" w:evenHBand="0" w:firstRowFirstColumn="0" w:firstRowLastColumn="0" w:lastRowFirstColumn="0" w:lastRowLastColumn="0"/>
+        </w:trPr>
+        <w:tc>
+          <w:tcPr>
+            <w:cnfStyle w:val="001000000000" w:firstRow="0" w:lastRow="0" w:firstColumn="1" w:lastColumn="0" w:oddVBand="0" w:evenVBand="0" w:oddHBand="0" w:evenHBand="0" w:firstRowFirstColumn="0" w:firstRowLastColumn="0" w:lastRowFirstColumn="0" w:lastRowLastColumn="0"/>
+            <w:tcW w:w="10206" w:type="dxa"/>
+            <w:gridSpan w:val="3"/>
+          </w:tcPr>
+          <w:p>
+            <w:pPr>
+              <w:jc w:val="center"/>
+              <w:rPr>
+                <w:b w:val="0"/>
+                <w:bCs w:val="0"/>
+                <w:sz w:val="28"/>
+                <w:szCs w:val="28"/>
+                <w:lang w:val="en-GB"/>
+              </w:rPr>
+            </w:pPr>
+            <w:r>
+              <w:rPr>
+                <w:sz w:val="28"/>
+                <w:szCs w:val="28"/>
+                <w:lang w:val="en-GB"/>
+              </w:rPr>
+              <w:t>Multimedia Adapters (MM Adapters)</w:t>
+            </w:r>
+          </w:p>
+        </w:tc>
+      </w:tr>
+      <w:tr>
+        <w:trPr>
+          <w:cnfStyle w:val="000000100000" w:firstRow="0" w:lastRow="0" w:firstColumn="0" w:lastColumn="0" w:oddVBand="0" w:evenVBand="0" w:oddHBand="1" w:evenHBand="0" w:firstRowFirstColumn="0" w:firstRowLastColumn="0" w:lastRowFirstColumn="0" w:lastRowLastColumn="0"/>
+        </w:trPr>
+        <w:tc>
+          <w:tcPr>
+            <w:cnfStyle w:val="001000000000" w:firstRow="0" w:lastRow="0" w:firstColumn="1" w:lastColumn="0" w:oddVBand="0" w:evenVBand="0" w:oddHBand="0" w:evenHBand="0" w:firstRowFirstColumn="0" w:firstRowLastColumn="0" w:lastRowFirstColumn="0" w:lastRowLastColumn="0"/>
+            <w:tcW w:w="2263" w:type="dxa"/>
+          </w:tcPr>
+          <w:p>
+            <w:pPr>
+              <w:rPr>
+                <w:b w:val="0"/>
+                <w:bCs w:val="0"/>
+                <w:lang w:val="en-GB"/>
+              </w:rPr>
+            </w:pPr>
+            <w:r>
+              <w:rPr>
+                <w:lang w:val="en-GB"/>
+              </w:rPr>
+              <w:t>Name</w:t>
+            </w:r>
+          </w:p>
+        </w:tc>
+        <w:tc>
+          <w:tcPr>
+            <w:tcW w:w="3691" w:type="dxa"/>
+          </w:tcPr>
+          <w:p>
+            <w:pPr>
+              <w:cnfStyle w:val="000000100000" w:firstRow="0" w:lastRow="0" w:firstColumn="0" w:lastColumn="0" w:oddVBand="0" w:evenVBand="0" w:oddHBand="1" w:evenHBand="0" w:firstRowFirstColumn="0" w:firstRowLastColumn="0" w:lastRowFirstColumn="0" w:lastRowLastColumn="0"/>
+              <w:rPr>
+                <w:b/>
+                <w:bCs/>
+                <w:lang w:val="en-GB"/>
+              </w:rPr>
+            </w:pPr>
+            <w:r>
+              <w:rPr>
+                <w:b/>
+                <w:bCs/>
+                <w:lang w:val="en-GB"/>
+              </w:rPr>
+              <w:t>Student Number</w:t>
+            </w:r>
+          </w:p>
+        </w:tc>
+        <w:tc>
+          <w:tcPr>
+            <w:tcW w:w="4252" w:type="dxa"/>
+          </w:tcPr>
+          <w:p>
+            <w:pPr>
+              <w:cnfStyle w:val="000000100000" w:firstRow="0" w:lastRow="0" w:firstColumn="0" w:lastColumn="0" w:oddVBand="0" w:evenVBand="0" w:oddHBand="1" w:evenHBand="0" w:firstRowFirstColumn="0" w:firstRowLastColumn="0" w:lastRowFirstColumn="0" w:lastRowLastColumn="0"/>
+              <w:rPr>
+                <w:b/>
+                <w:bCs/>
+                <w:lang w:val="en-GB"/>
+              </w:rPr>
+            </w:pPr>
+            <w:proofErr w:type="spellStart"/>
+            <w:r>
+              <w:rPr>
+                <w:b/>
+                <w:bCs/>
+                <w:lang w:val="en-GB"/>
+              </w:rPr>
+              <w:t>Github</w:t>
+            </w:r>
+            <w:proofErr w:type="spellEnd"/>
+          </w:p>
+        </w:tc>
+      </w:tr>
+      <w:tr>
+        <w:tc>
+          <w:tcPr>
+            <w:cnfStyle w:val="001000000000" w:firstRow="0" w:lastRow="0" w:firstColumn="1" w:lastColumn="0" w:oddVBand="0" w:evenVBand="0" w:oddHBand="0" w:evenHBand="0" w:firstRowFirstColumn="0" w:firstRowLastColumn="0" w:lastRowFirstColumn="0" w:lastRowLastColumn="0"/>
+            <w:tcW w:w="2263" w:type="dxa"/>
+          </w:tcPr>
+          <w:p>
+            <w:pPr>
+              <w:rPr>
+                <w:b w:val="0"/>
+                <w:bCs w:val="0"/>
+                <w:lang w:val="en-GB"/>
+              </w:rPr>
+            </w:pPr>
+            <w:r>
+              <w:rPr>
+                <w:b w:val="0"/>
+                <w:bCs w:val="0"/>
+                <w:lang w:val="en-GB"/>
+              </w:rPr>
+              <w:t>Jerusha Thaver</w:t>
+            </w:r>
+          </w:p>
+        </w:tc>
+        <w:tc>
+          <w:tcPr>
+            <w:tcW w:w="3691" w:type="dxa"/>
+          </w:tcPr>
+          <w:p>
+            <w:pPr>
+              <w:cnfStyle w:val="000000000000" w:firstRow="0" w:lastRow="0" w:firstColumn="0" w:lastColumn="0" w:oddVBand="0" w:evenVBand="0" w:oddHBand="0" w:evenHBand="0" w:firstRowFirstColumn="0" w:firstRowLastColumn="0" w:lastRowFirstColumn="0" w:lastRowLastColumn="0"/>
+              <w:rPr>
+                <w:lang w:val="en-GB"/>
+              </w:rPr>
+            </w:pPr>
+            <w:r>
+              <w:rPr>
+                <w:lang w:val="en-GB"/>
+              </w:rPr>
+              <w:t>u23686376</w:t>
+            </w:r>
+          </w:p>
+        </w:tc>
+        <w:tc>
+          <w:tcPr>
+            <w:tcW w:w="4252" w:type="dxa"/>
+          </w:tcPr>
+          <w:p>
+            <w:pPr>
+              <w:cnfStyle w:val="000000000000" w:firstRow="0" w:lastRow="0" w:firstColumn="0" w:lastColumn="0" w:oddVBand="0" w:evenVBand="0" w:oddHBand="0" w:evenHBand="0" w:firstRowFirstColumn="0" w:firstRowLastColumn="0" w:lastRowFirstColumn="0" w:lastRowLastColumn="0"/>
+              <w:rPr>
+                <w:lang w:val="en-GB"/>
+              </w:rPr>
+            </w:pPr>
+          </w:p>
+        </w:tc>
+      </w:tr>
+      <w:tr>
+        <w:trPr>
+          <w:cnfStyle w:val="000000100000" w:firstRow="0" w:lastRow="0" w:firstColumn="0" w:lastColumn="0" w:oddVBand="0" w:evenVBand="0" w:oddHBand="1" w:evenHBand="0" w:firstRowFirstColumn="0" w:firstRowLastColumn="0" w:lastRowFirstColumn="0" w:lastRowLastColumn="0"/>
+        </w:trPr>
+        <w:tc>
+          <w:tcPr>
+            <w:cnfStyle w:val="001000000000" w:firstRow="0" w:lastRow="0" w:firstColumn="1" w:lastColumn="0" w:oddVBand="0" w:evenVBand="0" w:oddHBand="0" w:evenHBand="0" w:firstRowFirstColumn="0" w:firstRowLastColumn="0" w:lastRowFirstColumn="0" w:lastRowLastColumn="0"/>
+            <w:tcW w:w="2263" w:type="dxa"/>
+          </w:tcPr>
+          <w:p>
+            <w:pPr>
+              <w:rPr>
+                <w:b w:val="0"/>
+                <w:bCs w:val="0"/>
+                <w:lang w:val="en-GB"/>
+              </w:rPr>
+            </w:pPr>
+            <w:r>
+              <w:rPr>
+                <w:b w:val="0"/>
+                <w:bCs w:val="0"/>
+                <w:lang w:val="en-GB"/>
+              </w:rPr>
+              <w:t>Cobus Botha</w:t>
+            </w:r>
+          </w:p>
+        </w:tc>
+        <w:tc>
+          <w:tcPr>
+            <w:tcW w:w="3691" w:type="dxa"/>
+          </w:tcPr>
+          <w:p>
+            <w:pPr>
+              <w:cnfStyle w:val="000000100000" w:firstRow="0" w:lastRow="0" w:firstColumn="0" w:lastColumn="0" w:oddVBand="0" w:evenVBand="0" w:oddHBand="1" w:evenHBand="0" w:firstRowFirstColumn="0" w:firstRowLastColumn="0" w:lastRowFirstColumn="0" w:lastRowLastColumn="0"/>
+              <w:rPr>
+                <w:lang w:val="en-GB"/>
+              </w:rPr>
+            </w:pPr>
+            <w:r>
+              <w:rPr>
+                <w:lang w:val="en-GB"/>
+              </w:rPr>
+              <w:t>u23556502</w:t>
+            </w:r>
+          </w:p>
+        </w:tc>
+        <w:tc>
+          <w:tcPr>
+            <w:tcW w:w="4252" w:type="dxa"/>
+          </w:tcPr>
+          <w:p>
+            <w:pPr>
+              <w:cnfStyle w:val="000000100000" w:firstRow="0" w:lastRow="0" w:firstColumn="0" w:lastColumn="0" w:oddVBand="0" w:evenVBand="0" w:oddHBand="1" w:evenHBand="0" w:firstRowFirstColumn="0" w:firstRowLastColumn="0" w:lastRowFirstColumn="0" w:lastRowLastColumn="0"/>
+              <w:rPr>
+                <w:lang w:val="en-GB"/>
+              </w:rPr>
+            </w:pPr>
+          </w:p>
+        </w:tc>
+      </w:tr>
+      <w:tr>
+        <w:tc>
+          <w:tcPr>
+            <w:cnfStyle w:val="001000000000" w:firstRow="0" w:lastRow="0" w:firstColumn="1" w:lastColumn="0" w:oddVBand="0" w:evenVBand="0" w:oddHBand="0" w:evenHBand="0" w:firstRowFirstColumn="0" w:firstRowLastColumn="0" w:lastRowFirstColumn="0" w:lastRowLastColumn="0"/>
+            <w:tcW w:w="2263" w:type="dxa"/>
+          </w:tcPr>
+          <w:p>
+            <w:pPr>
+              <w:rPr>
+                <w:b w:val="0"/>
+                <w:bCs w:val="0"/>
+                <w:lang w:val="en-GB"/>
+              </w:rPr>
+            </w:pPr>
+            <w:r>
+              <w:rPr>
+                <w:b w:val="0"/>
+                <w:bCs w:val="0"/>
+                <w:lang w:val="en-GB"/>
+              </w:rPr>
+              <w:t>Isha Kalyan</w:t>
+            </w:r>
+          </w:p>
+        </w:tc>
+        <w:tc>
+          <w:tcPr>
+            <w:tcW w:w="3691" w:type="dxa"/>
+          </w:tcPr>
+          <w:p>
+            <w:pPr>
+              <w:cnfStyle w:val="000000000000" w:firstRow="0" w:lastRow="0" w:firstColumn="0" w:lastColumn="0" w:oddVBand="0" w:evenVBand="0" w:oddHBand="0" w:evenHBand="0" w:firstRowFirstColumn="0" w:firstRowLastColumn="0" w:lastRowFirstColumn="0" w:lastRowLastColumn="0"/>
+              <w:rPr>
+                <w:lang w:val="en-GB"/>
+              </w:rPr>
+            </w:pPr>
+            <w:r>
+              <w:rPr>
+                <w:lang w:val="en-GB"/>
+              </w:rPr>
+              <w:t>u24575977</w:t>
+            </w:r>
+          </w:p>
+        </w:tc>
+        <w:tc>
+          <w:tcPr>
+            <w:tcW w:w="4252" w:type="dxa"/>
+          </w:tcPr>
+          <w:p>
+            <w:pPr>
+              <w:cnfStyle w:val="000000000000" w:firstRow="0" w:lastRow="0" w:firstColumn="0" w:lastColumn="0" w:oddVBand="0" w:evenVBand="0" w:oddHBand="0" w:evenHBand="0" w:firstRowFirstColumn="0" w:firstRowLastColumn="0" w:lastRowFirstColumn="0" w:lastRowLastColumn="0"/>
+              <w:rPr>
+                <w:lang w:val="en-GB"/>
+              </w:rPr>
+            </w:pPr>
+          </w:p>
+        </w:tc>
+      </w:tr>
+      <w:tr>
+        <w:trPr>
+          <w:cnfStyle w:val="000000100000" w:firstRow="0" w:lastRow="0" w:firstColumn="0" w:lastColumn="0" w:oddVBand="0" w:evenVBand="0" w:oddHBand="1" w:evenHBand="0" w:firstRowFirstColumn="0" w:firstRowLastColumn="0" w:lastRowFirstColumn="0" w:lastRowLastColumn="0"/>
+        </w:trPr>
+        <w:tc>
+          <w:tcPr>
+            <w:cnfStyle w:val="001000000000" w:firstRow="0" w:lastRow="0" w:firstColumn="1" w:lastColumn="0" w:oddVBand="0" w:evenVBand="0" w:oddHBand="0" w:evenHBand="0" w:firstRowFirstColumn="0" w:firstRowLastColumn="0" w:lastRowFirstColumn="0" w:lastRowLastColumn="0"/>
+            <w:tcW w:w="2263" w:type="dxa"/>
+          </w:tcPr>
+          <w:p>
+            <w:pPr>
+              <w:rPr>
+                <w:b w:val="0"/>
+                <w:bCs w:val="0"/>
+                <w:lang w:val="en-GB"/>
+              </w:rPr>
+            </w:pPr>
+            <w:r>
+              <w:rPr>
+                <w:b w:val="0"/>
+                <w:bCs w:val="0"/>
+                <w:lang w:val="en-GB"/>
+              </w:rPr>
+              <w:t>Jay Lopes</w:t>
+            </w:r>
+          </w:p>
+        </w:tc>
+        <w:tc>
+          <w:tcPr>
+            <w:tcW w:w="3691" w:type="dxa"/>
+          </w:tcPr>
+          <w:p>
+            <w:pPr>
+              <w:cnfStyle w:val="000000100000" w:firstRow="0" w:lastRow="0" w:firstColumn="0" w:lastColumn="0" w:oddVBand="0" w:evenVBand="0" w:oddHBand="1" w:evenHBand="0" w:firstRowFirstColumn="0" w:firstRowLastColumn="0" w:lastRowFirstColumn="0" w:lastRowLastColumn="0"/>
+              <w:rPr>
+                <w:lang w:val="en-GB"/>
+              </w:rPr>
+            </w:pPr>
+            <w:r>
+              <w:rPr>
+                <w:lang w:val="en-GB"/>
+              </w:rPr>
+              <w:t>u23576066</w:t>
+            </w:r>
+          </w:p>
+        </w:tc>
+        <w:tc>
+          <w:tcPr>
+            <w:tcW w:w="4252" w:type="dxa"/>
+          </w:tcPr>
+          <w:p>
+            <w:pPr>
+              <w:cnfStyle w:val="000000100000" w:firstRow="0" w:lastRow="0" w:firstColumn="0" w:lastColumn="0" w:oddVBand="0" w:evenVBand="0" w:oddHBand="1" w:evenHBand="0" w:firstRowFirstColumn="0" w:firstRowLastColumn="0" w:lastRowFirstColumn="0" w:lastRowLastColumn="0"/>
+              <w:rPr>
+                <w:lang w:val="en-GB"/>
+              </w:rPr>
+            </w:pPr>
+          </w:p>
+        </w:tc>
+      </w:tr>
+      <w:tr>
+        <w:tc>
+          <w:tcPr>
+            <w:cnfStyle w:val="001000000000" w:firstRow="0" w:lastRow="0" w:firstColumn="1" w:lastColumn="0" w:oddVBand="0" w:evenVBand="0" w:oddHBand="0" w:evenHBand="0" w:firstRowFirstColumn="0" w:firstRowLastColumn="0" w:lastRowFirstColumn="0" w:lastRowLastColumn="0"/>
+            <w:tcW w:w="2263" w:type="dxa"/>
+          </w:tcPr>
+          <w:p>
+            <w:pPr>
+              <w:rPr>
+                <w:b w:val="0"/>
+                <w:bCs w:val="0"/>
+                <w:lang w:val="en-GB"/>
+              </w:rPr>
+            </w:pPr>
+            <w:proofErr w:type="spellStart"/>
+            <w:r>
+              <w:rPr>
+                <w:b w:val="0"/>
+                <w:bCs w:val="0"/>
+                <w:lang w:val="en-GB"/>
+              </w:rPr>
+              <w:t>Okaile</w:t>
+            </w:r>
+            <w:proofErr w:type="spellEnd"/>
+            <w:r>
+              <w:rPr>
+                <w:b w:val="0"/>
+                <w:bCs w:val="0"/>
+                <w:lang w:val="en-GB"/>
+              </w:rPr>
+              <w:t xml:space="preserve"> </w:t>
+            </w:r>
+            <w:proofErr w:type="spellStart"/>
+            <w:r>
+              <w:rPr>
+                <w:b w:val="0"/>
+                <w:bCs w:val="0"/>
+                <w:lang w:val="en-GB"/>
+              </w:rPr>
+              <w:t>Gaesale</w:t>
+            </w:r>
+            <w:proofErr w:type="spellEnd"/>
+          </w:p>
+        </w:tc>
+        <w:tc>
+          <w:tcPr>
+            <w:tcW w:w="3691" w:type="dxa"/>
+          </w:tcPr>
+          <w:p>
+            <w:pPr>
+              <w:cnfStyle w:val="000000000000" w:firstRow="0" w:lastRow="0" w:firstColumn="0" w:lastColumn="0" w:oddVBand="0" w:evenVBand="0" w:oddHBand="0" w:evenHBand="0" w:firstRowFirstColumn="0" w:firstRowLastColumn="0" w:lastRowFirstColumn="0" w:lastRowLastColumn="0"/>
+              <w:rPr>
+                <w:lang w:val="en-GB"/>
+              </w:rPr>
+            </w:pPr>
+            <w:r>
+              <w:rPr>
+                <w:lang w:val="en-GB"/>
+              </w:rPr>
+              <w:t>u23527685</w:t>
+            </w:r>
+          </w:p>
+        </w:tc>
+        <w:tc>
+          <w:tcPr>
+            <w:tcW w:w="4252" w:type="dxa"/>
+          </w:tcPr>
+          <w:p>
+            <w:pPr>
+              <w:cnfStyle w:val="000000000000" w:firstRow="0" w:lastRow="0" w:firstColumn="0" w:lastColumn="0" w:oddVBand="0" w:evenVBand="0" w:oddHBand="0" w:evenHBand="0" w:firstRowFirstColumn="0" w:firstRowLastColumn="0" w:lastRowFirstColumn="0" w:lastRowLastColumn="0"/>
+              <w:rPr>
+                <w:lang w:val="en-GB"/>
+              </w:rPr>
+            </w:pPr>
+          </w:p>
+        </w:tc>
+      </w:tr>
+      <w:tr>
+        <w:trPr>
+          <w:cnfStyle w:val="000000100000" w:firstRow="0" w:lastRow="0" w:firstColumn="0" w:lastColumn="0" w:oddVBand="0" w:evenVBand="0" w:oddHBand="1" w:evenHBand="0" w:firstRowFirstColumn="0" w:firstRowLastColumn="0" w:lastRowFirstColumn="0" w:lastRowLastColumn="0"/>
+        </w:trPr>
+        <w:tc>
+          <w:tcPr>
+            <w:cnfStyle w:val="001000000000" w:firstRow="0" w:lastRow="0" w:firstColumn="1" w:lastColumn="0" w:oddVBand="0" w:evenVBand="0" w:oddHBand="0" w:evenHBand="0" w:firstRowFirstColumn="0" w:firstRowLastColumn="0" w:lastRowFirstColumn="0" w:lastRowLastColumn="0"/>
+            <w:tcW w:w="2263" w:type="dxa"/>
+          </w:tcPr>
+          <w:p>
+            <w:pPr>
+              <w:rPr>
+                <w:b w:val="0"/>
+                <w:bCs w:val="0"/>
+                <w:lang w:val="en-GB"/>
+              </w:rPr>
+            </w:pPr>
+            <w:r>
+              <w:rPr>
+                <w:b w:val="0"/>
+                <w:bCs w:val="0"/>
+                <w:lang w:val="en-GB"/>
+              </w:rPr>
+              <w:t>Mthokozisi Duba</w:t>
+            </w:r>
+          </w:p>
+        </w:tc>
+        <w:tc>
+          <w:tcPr>
+            <w:tcW w:w="3691" w:type="dxa"/>
+          </w:tcPr>
+          <w:p>
+            <w:pPr>
+              <w:cnfStyle w:val="000000100000" w:firstRow="0" w:lastRow="0" w:firstColumn="0" w:lastColumn="0" w:oddVBand="0" w:evenVBand="0" w:oddHBand="1" w:evenHBand="0" w:firstRowFirstColumn="0" w:firstRowLastColumn="0" w:lastRowFirstColumn="0" w:lastRowLastColumn="0"/>
+              <w:rPr>
+                <w:lang w:val="en-GB"/>
+              </w:rPr>
+            </w:pPr>
+            <w:r>
+              <w:rPr>
+                <w:lang w:val="en-GB"/>
+              </w:rPr>
+              <w:t>u24690059</w:t>
+            </w:r>
+          </w:p>
+        </w:tc>
+        <w:tc>
+          <w:tcPr>
+            <w:tcW w:w="4252" w:type="dxa"/>
+          </w:tcPr>
+          <w:p>
+            <w:pPr>
+              <w:cnfStyle w:val="000000100000" w:firstRow="0" w:lastRow="0" w:firstColumn="0" w:lastColumn="0" w:oddVBand="0" w:evenVBand="0" w:oddHBand="1" w:evenHBand="0" w:firstRowFirstColumn="0" w:firstRowLastColumn="0" w:lastRowFirstColumn="0" w:lastRowLastColumn="0"/>
+              <w:rPr>
+                <w:lang w:val="en-GB"/>
+              </w:rPr>
+            </w:pPr>
+          </w:p>
+        </w:tc>
+      </w:tr>
+      <w:tr>
+        <w:tc>
+          <w:tcPr>
+            <w:cnfStyle w:val="001000000000" w:firstRow="0" w:lastRow="0" w:firstColumn="1" w:lastColumn="0" w:oddVBand="0" w:evenVBand="0" w:oddHBand="0" w:evenHBand="0" w:firstRowFirstColumn="0" w:firstRowLastColumn="0" w:lastRowFirstColumn="0" w:lastRowLastColumn="0"/>
+            <w:tcW w:w="2263" w:type="dxa"/>
+          </w:tcPr>
+          <w:p>
+            <w:pPr>
+              <w:rPr>
+                <w:b w:val="0"/>
+                <w:bCs w:val="0"/>
+                <w:lang w:val="en-GB"/>
+              </w:rPr>
+            </w:pPr>
+            <w:r>
+              <w:rPr>
+                <w:b w:val="0"/>
+                <w:bCs w:val="0"/>
+                <w:lang w:val="en-GB"/>
+              </w:rPr>
+              <w:t>Rachel Kambala</w:t>
+            </w:r>
+          </w:p>
+        </w:tc>
+        <w:tc>
+          <w:tcPr>
+            <w:tcW w:w="3691" w:type="dxa"/>
+          </w:tcPr>
+          <w:p>
+            <w:pPr>
+              <w:cnfStyle w:val="000000000000" w:firstRow="0" w:lastRow="0" w:firstColumn="0" w:lastColumn="0" w:oddVBand="0" w:evenVBand="0" w:oddHBand="0" w:evenHBand="0" w:firstRowFirstColumn="0" w:firstRowLastColumn="0" w:lastRowFirstColumn="0" w:lastRowLastColumn="0"/>
+              <w:rPr>
+                <w:lang w:val="en-GB"/>
+              </w:rPr>
+            </w:pPr>
+            <w:r>
+              <w:rPr>
+                <w:lang w:val="en-GB"/>
+              </w:rPr>
+              <w:t>u23559129</w:t>
+            </w:r>
+          </w:p>
+        </w:tc>
+        <w:tc>
+          <w:tcPr>
+            <w:tcW w:w="4252" w:type="dxa"/>
+          </w:tcPr>
+          <w:p>
+            <w:pPr>
+              <w:cnfStyle w:val="000000000000" w:firstRow="0" w:lastRow="0" w:firstColumn="0" w:lastColumn="0" w:oddVBand="0" w:evenVBand="0" w:oddHBand="0" w:evenHBand="0" w:firstRowFirstColumn="0" w:firstRowLastColumn="0" w:lastRowFirstColumn="0" w:lastRowLastColumn="0"/>
+              <w:rPr>
+                <w:lang w:val="en-GB"/>
+              </w:rPr>
+            </w:pPr>
+          </w:p>
+        </w:tc>
+      </w:tr>
+    </w:tbl>
+    <w:p>
+      <w:pPr>
+        <w:rPr>
+          <w:lang w:val="en-GB"/>
+        </w:rPr>
+      </w:pPr>
+    </w:p>
+    <w:p>
+      <w:pPr>
+        <w:pStyle w:val="Heading2"/>
+        <w:rPr>
+          <w:lang w:val="en-GB"/>
+        </w:rPr>
+      </w:pPr>
+      <w:r>
+        <w:rPr>
+          <w:lang w:val="en-GB"/>
+        </w:rPr>
+        <w:t>Research Brief</w:t>
+      </w:r>
+    </w:p>
+    <w:p>
+      <w:pPr>
+        <w:rPr>
+          <w:lang w:val="en-GB"/>
+        </w:rPr>
+      </w:pPr>
+    </w:p>
+    <w:p>
+      <w:pPr>
+        <w:rPr>
+          <w:lang w:val="en-GB"/>
+        </w:rPr>
+      </w:pPr>
+      <w:r>
+        <w:rPr>
+          <w:lang w:val="en-GB"/>
+        </w:rPr>
+        <w:t>Our research focused on understanding the key components of managing a nursery, including plant types and their care. We discovered that fertilizers can be broadly classified into organic and inorganic categories, each with its unique benefits and drawbacks according to Vasyl Cherlinka (2023). For fertilizers, we measured the amounts in parts per million (ppm) as recommended by Wong (2025). We understand that different plants need different amounts of sunlight and water and therefore added different plant care strategies to cater for this to ensure plants get perfect care.</w:t>
+      </w:r>
+    </w:p>
+    <w:p>
+      <w:pPr>
+        <w:rPr>
+          <w:lang w:val="en-GB"/>
+        </w:rPr>
+      </w:pPr>
+    </w:p>
+    <w:p>
+      <w:pPr>
+        <w:rPr>
+          <w:lang w:val="en-GB"/>
+        </w:rPr>
+      </w:pPr>
+      <w:r>
+        <w:rPr>
+          <w:lang w:val="en-GB"/>
+        </w:rPr>
+        <w:t>We also considered different plant categories, including Tropical, Sunny, Shaded, and Temperate, to ensure the right category is picked according to the plant's specific care requirements.</w:t>
+      </w:r>
+    </w:p>
+    <w:p>
+      <w:pPr>
+        <w:rPr>
+          <w:lang w:val="en-GB"/>
+        </w:rPr>
+      </w:pPr>
+    </w:p>
+    <w:p>
+      <w:pPr>
+        <w:rPr>
+          <w:lang w:val="en-GB"/>
+        </w:rPr>
+      </w:pPr>
+      <w:r>
+        <w:rPr>
+          <w:lang w:val="en-GB"/>
+        </w:rPr>
+        <w:t>Our research on plant care and climate zones, as outlined in Vu (2025), informed our understanding of the specific care requirements for plants in different categories. We used this knowledge to determine the optimal care routines for plants in each category, including the right amount of sunlight, water, and fertilizer.</w:t>
+      </w:r>
+    </w:p>
+    <w:p>
+      <w:pPr>
+        <w:rPr>
+          <w:lang w:val="en-GB"/>
+        </w:rPr>
+      </w:pPr>
+    </w:p>
+    <w:p>
+      <w:pPr>
+        <w:rPr>
+          <w:lang w:val="en-GB"/>
+        </w:rPr>
+      </w:pPr>
+      <w:r>
+        <w:rPr>
+          <w:lang w:val="en-GB"/>
+        </w:rPr>
+        <w:t>In addition to academic sources, we also drew inspiration from online resources. A YouTube video discussing the Builder design pattern provided valuable insight into using this pattern to create objects with multiple constructors, simplifying the construction process. This influenced our decision to implement the Builder pattern in our design.</w:t>
+      </w:r>
+    </w:p>
+    <w:p>
+      <w:pPr>
+        <w:rPr>
+          <w:lang w:val="en-GB"/>
+        </w:rPr>
+      </w:pPr>
+    </w:p>
+    <w:p>
+      <w:pPr>
         <w:rPr>
           <w:b/>
           <w:bCs/>
           <w:lang w:val="en-GB"/>
         </w:rPr>
-        <w:t xml:space="preserve">The Multimedia Adapters: </w:t>
-      </w:r>
-    </w:p>
-    <w:p>
-      <w:pPr>
-        <w:pStyle w:val="Subtitle"/>
-        <w:spacing w:line="240" w:lineRule="auto"/>
-        <w:rPr>
-          <w:lang w:val="en-GB"/>
-        </w:rPr>
-      </w:pPr>
-      <w:r>
-        <w:rPr>
-          <w:lang w:val="en-GB"/>
-        </w:rPr>
-        <w:t>u</w:t>
-      </w:r>
-      <w:r>
-        <w:rPr>
-          <w:lang w:val="en-GB"/>
-        </w:rPr>
-        <w:t>23686376</w:t>
-      </w:r>
-      <w:r>
-        <w:rPr>
-          <w:lang w:val="en-GB"/>
-        </w:rPr>
-        <w:t xml:space="preserve"> </w:t>
-      </w:r>
-      <w:r>
-        <w:rPr>
-          <w:lang w:val="en-GB"/>
-        </w:rPr>
-        <w:t xml:space="preserve">- </w:t>
-      </w:r>
-      <w:r>
-        <w:rPr>
-          <w:lang w:val="en-GB"/>
-        </w:rPr>
-        <w:t>Jerusha Thaver</w:t>
-      </w:r>
-      <w:r>
-        <w:rPr>
-          <w:lang w:val="en-GB"/>
-        </w:rPr>
-        <w:t xml:space="preserve"> </w:t>
-      </w:r>
-    </w:p>
-    <w:p>
-      <w:pPr>
-        <w:pStyle w:val="Subtitle"/>
-        <w:spacing w:line="240" w:lineRule="auto"/>
-        <w:rPr>
-          <w:lang w:val="en-GB"/>
-        </w:rPr>
-      </w:pPr>
-      <w:r>
-        <w:rPr>
-          <w:lang w:val="en-GB"/>
-        </w:rPr>
-        <w:t xml:space="preserve">u23556502 - Cobus Botha </w:t>
-      </w:r>
-    </w:p>
-    <w:p>
-      <w:pPr>
-        <w:pStyle w:val="Subtitle"/>
-        <w:spacing w:line="240" w:lineRule="auto"/>
-        <w:rPr>
-          <w:lang w:val="en-GB"/>
-        </w:rPr>
-      </w:pPr>
-      <w:r>
-        <w:rPr>
-          <w:lang w:val="en-GB"/>
-        </w:rPr>
-        <w:t xml:space="preserve">u24690059 - Mthokozisi Duba </w:t>
-      </w:r>
-    </w:p>
-    <w:p>
-      <w:pPr>
-        <w:pStyle w:val="Subtitle"/>
-        <w:spacing w:line="240" w:lineRule="auto"/>
-        <w:rPr>
-          <w:lang w:val="en-GB"/>
-        </w:rPr>
-      </w:pPr>
-      <w:r>
-        <w:rPr>
-          <w:lang w:val="en-GB"/>
-        </w:rPr>
-        <w:t xml:space="preserve">u23527685 </w:t>
-      </w:r>
-      <w:r>
-        <w:rPr>
-          <w:lang w:val="en-GB"/>
-        </w:rPr>
-        <w:t xml:space="preserve">- </w:t>
+      </w:pPr>
+      <w:r>
+        <w:rPr>
+          <w:b/>
+          <w:bCs/>
+          <w:lang w:val="en-GB"/>
+        </w:rPr>
+        <w:t>Our research influenced the following design decisions:</w:t>
+      </w:r>
+    </w:p>
+    <w:p>
+      <w:pPr>
+        <w:rPr>
+          <w:lang w:val="en-GB"/>
+        </w:rPr>
+      </w:pPr>
+      <w:r>
+        <w:rPr>
+          <w:lang w:val="en-GB"/>
+        </w:rPr>
+        <w:t>Climate-Based Plant Categorization: We added categories for different climates, including Tropical, Sunny, Shaded, and Temperate, to ensure the right strategy for the plants are selected according to their specific requirements, as outlined in Vu (2025).</w:t>
+      </w:r>
+    </w:p>
+    <w:p>
+      <w:pPr>
+        <w:rPr>
+          <w:lang w:val="en-GB"/>
+        </w:rPr>
+      </w:pPr>
+      <w:r>
+        <w:rPr>
+          <w:lang w:val="en-GB"/>
+        </w:rPr>
+        <w:t>Plant Care Strategy: We incorporated organic and inorganic fertilizer options, different water levels, and varying sunlight percentages to accommodate different plant needs and preferences, as informed by Vasyl Cherlinka (2023). This comprehensive approach allows us to provide tailored care to each plant, taking into account its unique requirements for nutrients, water, and sunlight.</w:t>
+      </w:r>
+    </w:p>
+    <w:p>
+      <w:pPr>
+        <w:rPr>
+          <w:lang w:val="en-GB"/>
+        </w:rPr>
+      </w:pPr>
+      <w:r>
+        <w:rPr>
+          <w:lang w:val="en-GB"/>
+        </w:rPr>
+        <w:t>State Pattern: We implemented the State pattern to simulate the growth and changes in plants as they receive care, mirroring real-life plant development and responses to care.</w:t>
+      </w:r>
+    </w:p>
+    <w:p>
+      <w:pPr>
+        <w:rPr>
+          <w:lang w:val="en-GB"/>
+        </w:rPr>
+      </w:pPr>
+      <w:r>
+        <w:rPr>
+          <w:lang w:val="en-GB"/>
+        </w:rPr>
+        <w:lastRenderedPageBreak/>
+        <w:t>Observer Pattern: We implemented the observer design pattern to notify staff when a plant's health levels drop, ensuring timely care and intervention to restore the plant's health. This allows for continuous monitoring and care of plants as they grow and change.</w:t>
+      </w:r>
+    </w:p>
+    <w:p>
+      <w:pPr>
+        <w:rPr>
+          <w:b/>
+          <w:bCs/>
+          <w:lang w:val="en-GB"/>
+        </w:rPr>
+      </w:pPr>
+      <w:r>
+        <w:rPr>
+          <w:b/>
+          <w:bCs/>
+          <w:lang w:val="en-GB"/>
+        </w:rPr>
+        <w:t>Assumptions and Definitions</w:t>
+      </w:r>
+    </w:p>
+    <w:p>
+      <w:pPr>
+        <w:rPr>
+          <w:lang w:val="en-GB"/>
+        </w:rPr>
+      </w:pPr>
+      <w:r>
+        <w:rPr>
+          <w:lang w:val="en-GB"/>
+        </w:rPr>
+        <w:t xml:space="preserve">We assume that users will have basic knowledge of plant care. </w:t>
+      </w:r>
+    </w:p>
+    <w:p>
+      <w:pPr>
+        <w:rPr>
+          <w:b/>
+          <w:bCs/>
+          <w:color w:val="EE0000"/>
+          <w:lang w:val="en-GB"/>
+        </w:rPr>
+      </w:pPr>
+    </w:p>
+    <w:p>
+      <w:pPr>
+        <w:rPr>
+          <w:b/>
+          <w:bCs/>
+          <w:color w:val="EE0000"/>
+          <w:lang w:val="en-GB"/>
+        </w:rPr>
+      </w:pPr>
+      <w:r>
+        <w:rPr>
+          <w:b/>
+          <w:bCs/>
+          <w:color w:val="EE0000"/>
+          <w:lang w:val="en-GB"/>
+        </w:rPr>
+        <w:t>&lt;Explain how this influenced your design decisions and state any assumptions or relevant definitions here???&gt;</w:t>
+      </w:r>
+    </w:p>
+    <w:p>
+      <w:pPr>
+        <w:rPr>
+          <w:b/>
+          <w:bCs/>
+          <w:lang w:val="en-GB"/>
+        </w:rPr>
+      </w:pPr>
+      <w:r>
+        <w:rPr>
+          <w:b/>
+          <w:bCs/>
+          <w:lang w:val="en-GB"/>
+        </w:rPr>
+        <w:t>References</w:t>
+      </w:r>
+    </w:p>
+    <w:p>
+      <w:pPr>
+        <w:rPr>
+          <w:i/>
+          <w:iCs/>
+          <w:lang w:val="en-GB"/>
+        </w:rPr>
+      </w:pPr>
+      <w:r>
+        <w:rPr>
+          <w:i/>
+          <w:iCs/>
+          <w:lang w:val="en-GB"/>
+        </w:rPr>
+        <w:t>Vasyl Cherlinka (2023). Types Of Fertilizers And How To Pick The Right One. [online] EOS Data Analytics. Available at: https://eos.com/blog/types-of-fertilizers/ [Accessed 29 Oct. 2025].</w:t>
+      </w:r>
+    </w:p>
+    <w:p>
+      <w:pPr>
+        <w:rPr>
+          <w:i/>
+          <w:iCs/>
+          <w:lang w:val="en-GB"/>
+        </w:rPr>
+      </w:pPr>
+      <w:r>
+        <w:rPr>
+          <w:i/>
+          <w:iCs/>
+          <w:lang w:val="en-GB"/>
+        </w:rPr>
+        <w:t xml:space="preserve">Vu, Q. (2025). How to Choose Plants for Different Climates. [online] </w:t>
       </w:r>
       <w:proofErr w:type="spellStart"/>
       <w:r>
         <w:rPr>
-          <w:lang w:val="en-GB"/>
-        </w:rPr>
-        <w:t>Okaile</w:t>
+          <w:i/>
+          <w:iCs/>
+          <w:lang w:val="en-GB"/>
+        </w:rPr>
+        <w:t>XRoci</w:t>
       </w:r>
       <w:proofErr w:type="spellEnd"/>
       <w:r>
         <w:rPr>
-          <w:lang w:val="en-GB"/>
-        </w:rPr>
-        <w:t xml:space="preserve"> </w:t>
-      </w:r>
+          <w:i/>
+          <w:iCs/>
+          <w:lang w:val="en-GB"/>
+        </w:rPr>
+        <w:t>. Available at: https://www.xroci.com/blogs/xroci-guide-and-tips/how-to-choose-plants-for-different-climates?srsltid=AfmBOooh5DaDvtQte_flUfYn36XbYckWFP1Q3ZvkRxa-fmGwb4YAlJTA [Accessed 29 Oct. 2025].</w:t>
+      </w:r>
+    </w:p>
+    <w:p>
+      <w:pPr>
+        <w:rPr>
+          <w:i/>
+          <w:iCs/>
+          <w:lang w:val="en-GB"/>
+        </w:rPr>
+      </w:pPr>
+      <w:r>
+        <w:rPr>
+          <w:i/>
+          <w:iCs/>
+          <w:lang w:val="en-GB"/>
+        </w:rPr>
+        <w:t>Wong, D. (2025). How to read fertilizer labels, and what is ppm ? [online] The 2Hr Aquarist. Available at: https://www.2hraquarist.com/blogs/fertilize-planted-tank/how-to-read-fertiliser-labels?srsltid=AfmBOopYW0RJ9gG5QdpS53CtYf6GrQHyEShltoa2ID4WU-5pjIBXocFH [Accessed 29 Oct. 2025].</w:t>
+      </w:r>
+    </w:p>
+    <w:p>
+      <w:pPr>
+        <w:rPr>
+          <w:i/>
+          <w:iCs/>
+          <w:lang w:val="en-GB"/>
+        </w:rPr>
+      </w:pPr>
       <w:proofErr w:type="spellStart"/>
       <w:r>
         <w:rPr>
-          <w:lang w:val="en-GB"/>
-        </w:rPr>
-        <w:t>Gaesal</w:t>
-      </w:r>
-      <w:r>
-        <w:rPr>
-          <w:lang w:val="en-GB"/>
-        </w:rPr>
-        <w:t>e</w:t>
+          <w:i/>
+          <w:iCs/>
+          <w:lang w:val="en-GB"/>
+        </w:rPr>
+        <w:t>Geekific</w:t>
       </w:r>
       <w:proofErr w:type="spellEnd"/>
-    </w:p>
-    <w:p>
-      <w:pPr>
-        <w:pStyle w:val="Subtitle"/>
-        <w:spacing w:line="240" w:lineRule="auto"/>
-        <w:rPr>
-          <w:lang w:val="en-GB"/>
-        </w:rPr>
-      </w:pPr>
-      <w:r>
-        <w:rPr>
-          <w:lang w:val="en-GB"/>
-        </w:rPr>
-        <w:t>u24575977 - Isha Kalyan</w:t>
-      </w:r>
-    </w:p>
-    <w:p>
-      <w:pPr>
-        <w:pStyle w:val="Subtitle"/>
-        <w:spacing w:line="240" w:lineRule="auto"/>
-        <w:rPr>
-          <w:lang w:val="en-GB"/>
-        </w:rPr>
-      </w:pPr>
-      <w:r>
-        <w:rPr>
-          <w:lang w:val="en-GB"/>
-        </w:rPr>
-        <w:t>u23559129 - Rachel Kambala</w:t>
-      </w:r>
-    </w:p>
-    <w:p>
-      <w:pPr>
-        <w:pStyle w:val="Subtitle"/>
-        <w:spacing w:line="240" w:lineRule="auto"/>
-        <w:rPr>
-          <w:lang w:val="en-GB"/>
-        </w:rPr>
-      </w:pPr>
-      <w:r>
-        <w:rPr>
-          <w:lang w:val="en-GB"/>
-        </w:rPr>
-        <w:t xml:space="preserve">u23576066 – Jay Lopes </w:t>
-      </w:r>
+      <w:r>
+        <w:rPr>
+          <w:i/>
+          <w:iCs/>
+          <w:lang w:val="en-GB"/>
+        </w:rPr>
+        <w:t>. (2021). The Builder Pattern Explained and Implemented in Java [Video]. YouTube. Available at: https://www.youtube.com/watch?v=MaY_MDdWkQw (Accessed: 31 October 2025).</w:t>
+      </w:r>
+    </w:p>
+    <w:p>
+      <w:pPr>
+        <w:rPr>
+          <w:lang w:val="en-GB"/>
+        </w:rPr>
+      </w:pPr>
     </w:p>
     <w:p>
       <w:pPr>
@@ -228,21 +952,6 @@
         <w:rPr>
           <w:lang w:val="en-GB"/>
         </w:rPr>
-        <w:sectPr>
-          <w:type w:val="continuous"/>
-          <w:pgSz w:w="11906" w:h="16838"/>
-          <w:pgMar w:top="1440" w:right="1440" w:bottom="1440" w:left="1440" w:header="708" w:footer="708" w:gutter="0"/>
-          <w:cols w:num="2" w:space="708"/>
-          <w:docGrid w:linePitch="360"/>
-        </w:sectPr>
-      </w:pPr>
-    </w:p>
-    <w:p>
-      <w:pPr>
-        <w:pStyle w:val="Heading2"/>
-        <w:rPr>
-          <w:lang w:val="en-GB"/>
-        </w:rPr>
       </w:pPr>
       <w:r>
         <w:rPr>
@@ -250,19 +959,11 @@
         </w:rPr>
         <w:t>Functional Requirements</w:t>
       </w:r>
-    </w:p>
-    <w:p>
-      <w:pPr>
-        <w:rPr>
-          <w:lang w:val="en-GB"/>
-        </w:rPr>
-      </w:pPr>
     </w:p>
     <w:tbl>
       <w:tblPr>
-        <w:tblStyle w:val="TableGrid"/>
+        <w:tblStyle w:val="GridTable4-Accent1"/>
         <w:tblW w:w="10206" w:type="dxa"/>
-        <w:tblInd w:w="-572" w:type="dxa"/>
         <w:tblLook w:val="04A0" w:firstRow="1" w:lastRow="0" w:firstColumn="1" w:lastColumn="0" w:noHBand="0" w:noVBand="1"/>
       </w:tblPr>
       <w:tblGrid>
@@ -271,8 +972,12 @@
         <w:gridCol w:w="4252"/>
       </w:tblGrid>
       <w:tr>
-        <w:tc>
-          <w:tcPr>
+        <w:trPr>
+          <w:cnfStyle w:val="100000000000" w:firstRow="1" w:lastRow="0" w:firstColumn="0" w:lastColumn="0" w:oddVBand="0" w:evenVBand="0" w:oddHBand="0" w:evenHBand="0" w:firstRowFirstColumn="0" w:firstRowLastColumn="0" w:lastRowFirstColumn="0" w:lastRowLastColumn="0"/>
+        </w:trPr>
+        <w:tc>
+          <w:tcPr>
+            <w:cnfStyle w:val="001000000000" w:firstRow="0" w:lastRow="0" w:firstColumn="1" w:lastColumn="0" w:oddVBand="0" w:evenVBand="0" w:oddHBand="0" w:evenHBand="0" w:firstRowFirstColumn="0" w:firstRowLastColumn="0" w:lastRowFirstColumn="0" w:lastRowLastColumn="0"/>
             <w:tcW w:w="10206" w:type="dxa"/>
             <w:gridSpan w:val="3"/>
           </w:tcPr>
@@ -280,10 +985,59 @@
             <w:pPr>
               <w:jc w:val="center"/>
               <w:rPr>
+                <w:b w:val="0"/>
+                <w:bCs w:val="0"/>
+                <w:sz w:val="28"/>
+                <w:szCs w:val="28"/>
+                <w:lang w:val="en-GB"/>
+              </w:rPr>
+            </w:pPr>
+            <w:r>
+              <w:rPr>
+                <w:sz w:val="28"/>
+                <w:szCs w:val="28"/>
+                <w:lang w:val="en-GB"/>
+              </w:rPr>
+              <w:t>Greenhouse</w:t>
+            </w:r>
+          </w:p>
+        </w:tc>
+      </w:tr>
+      <w:tr>
+        <w:trPr>
+          <w:cnfStyle w:val="000000100000" w:firstRow="0" w:lastRow="0" w:firstColumn="0" w:lastColumn="0" w:oddVBand="0" w:evenVBand="0" w:oddHBand="1" w:evenHBand="0" w:firstRowFirstColumn="0" w:firstRowLastColumn="0" w:lastRowFirstColumn="0" w:lastRowLastColumn="0"/>
+        </w:trPr>
+        <w:tc>
+          <w:tcPr>
+            <w:cnfStyle w:val="001000000000" w:firstRow="0" w:lastRow="0" w:firstColumn="1" w:lastColumn="0" w:oddVBand="0" w:evenVBand="0" w:oddHBand="0" w:evenHBand="0" w:firstRowFirstColumn="0" w:firstRowLastColumn="0" w:lastRowFirstColumn="0" w:lastRowLastColumn="0"/>
+            <w:tcW w:w="1560" w:type="dxa"/>
+          </w:tcPr>
+          <w:p>
+            <w:pPr>
+              <w:rPr>
+                <w:b w:val="0"/>
+                <w:bCs w:val="0"/>
+                <w:lang w:val="en-GB"/>
+              </w:rPr>
+            </w:pPr>
+            <w:r>
+              <w:rPr>
+                <w:lang w:val="en-GB"/>
+              </w:rPr>
+              <w:t>FR No.</w:t>
+            </w:r>
+          </w:p>
+        </w:tc>
+        <w:tc>
+          <w:tcPr>
+            <w:tcW w:w="4394" w:type="dxa"/>
+          </w:tcPr>
+          <w:p>
+            <w:pPr>
+              <w:cnfStyle w:val="000000100000" w:firstRow="0" w:lastRow="0" w:firstColumn="0" w:lastColumn="0" w:oddVBand="0" w:evenVBand="0" w:oddHBand="1" w:evenHBand="0" w:firstRowFirstColumn="0" w:firstRowLastColumn="0" w:lastRowFirstColumn="0" w:lastRowLastColumn="0"/>
+              <w:rPr>
                 <w:b/>
                 <w:bCs/>
-                <w:sz w:val="28"/>
-                <w:szCs w:val="28"/>
                 <w:lang w:val="en-GB"/>
               </w:rPr>
             </w:pPr>
@@ -291,11 +1045,32 @@
               <w:rPr>
                 <w:b/>
                 <w:bCs/>
-                <w:sz w:val="28"/>
-                <w:szCs w:val="28"/>
-                <w:lang w:val="en-GB"/>
-              </w:rPr>
-              <w:t>Greenhouse</w:t>
+                <w:lang w:val="en-GB"/>
+              </w:rPr>
+              <w:t>Functional Requirement</w:t>
+            </w:r>
+          </w:p>
+        </w:tc>
+        <w:tc>
+          <w:tcPr>
+            <w:tcW w:w="4252" w:type="dxa"/>
+          </w:tcPr>
+          <w:p>
+            <w:pPr>
+              <w:cnfStyle w:val="000000100000" w:firstRow="0" w:lastRow="0" w:firstColumn="0" w:lastColumn="0" w:oddVBand="0" w:evenVBand="0" w:oddHBand="1" w:evenHBand="0" w:firstRowFirstColumn="0" w:firstRowLastColumn="0" w:lastRowFirstColumn="0" w:lastRowLastColumn="0"/>
+              <w:rPr>
+                <w:b/>
+                <w:bCs/>
+                <w:lang w:val="en-GB"/>
+              </w:rPr>
+            </w:pPr>
+            <w:r>
+              <w:rPr>
+                <w:b/>
+                <w:bCs/>
+                <w:lang w:val="en-GB"/>
+              </w:rPr>
+              <w:t>Design Pattern</w:t>
             </w:r>
           </w:p>
         </w:tc>
@@ -303,23 +1078,20 @@
       <w:tr>
         <w:tc>
           <w:tcPr>
+            <w:cnfStyle w:val="001000000000" w:firstRow="0" w:lastRow="0" w:firstColumn="1" w:lastColumn="0" w:oddVBand="0" w:evenVBand="0" w:oddHBand="0" w:evenHBand="0" w:firstRowFirstColumn="0" w:firstRowLastColumn="0" w:lastRowFirstColumn="0" w:lastRowLastColumn="0"/>
             <w:tcW w:w="1560" w:type="dxa"/>
           </w:tcPr>
           <w:p>
             <w:pPr>
               <w:rPr>
-                <w:b/>
-                <w:bCs/>
-                <w:lang w:val="en-GB"/>
-              </w:rPr>
-            </w:pPr>
-            <w:r>
-              <w:rPr>
-                <w:b/>
-                <w:bCs/>
-                <w:lang w:val="en-GB"/>
-              </w:rPr>
-              <w:t>FR No.</w:t>
+                <w:lang w:val="en-GB"/>
+              </w:rPr>
+            </w:pPr>
+            <w:r>
+              <w:rPr>
+                <w:lang w:val="en-GB"/>
+              </w:rPr>
+              <w:t>1</w:t>
             </w:r>
           </w:p>
         </w:tc>
@@ -329,19 +1101,16 @@
           </w:tcPr>
           <w:p>
             <w:pPr>
-              <w:rPr>
-                <w:b/>
-                <w:bCs/>
-                <w:lang w:val="en-GB"/>
-              </w:rPr>
-            </w:pPr>
-            <w:r>
-              <w:rPr>
-                <w:b/>
-                <w:bCs/>
-                <w:lang w:val="en-GB"/>
-              </w:rPr>
-              <w:t>Functional Requirement</w:t>
+              <w:cnfStyle w:val="000000000000" w:firstRow="0" w:lastRow="0" w:firstColumn="0" w:lastColumn="0" w:oddVBand="0" w:evenVBand="0" w:oddHBand="0" w:evenHBand="0" w:firstRowFirstColumn="0" w:firstRowLastColumn="0" w:lastRowFirstColumn="0" w:lastRowLastColumn="0"/>
+              <w:rPr>
+                <w:lang w:val="en-GB"/>
+              </w:rPr>
+            </w:pPr>
+            <w:r>
+              <w:rPr>
+                <w:lang w:val="en-GB"/>
+              </w:rPr>
+              <w:t>The system must allow plants to dynamically apply different care strategies (watering, sunlight, fertilizer) based on user selection or plant type.</w:t>
             </w:r>
           </w:p>
         </w:tc>
@@ -351,26 +1120,39 @@
           </w:tcPr>
           <w:p>
             <w:pPr>
-              <w:rPr>
-                <w:b/>
-                <w:bCs/>
-                <w:lang w:val="en-GB"/>
-              </w:rPr>
-            </w:pPr>
-            <w:r>
-              <w:rPr>
-                <w:b/>
-                <w:bCs/>
-                <w:lang w:val="en-GB"/>
-              </w:rPr>
-              <w:t>Design Pattern</w:t>
+              <w:cnfStyle w:val="000000000000" w:firstRow="0" w:lastRow="0" w:firstColumn="0" w:lastColumn="0" w:oddVBand="0" w:evenVBand="0" w:oddHBand="0" w:evenHBand="0" w:firstRowFirstColumn="0" w:firstRowLastColumn="0" w:lastRowFirstColumn="0" w:lastRowLastColumn="0"/>
+              <w:rPr>
+                <w:lang w:val="en-GB"/>
+              </w:rPr>
+            </w:pPr>
+            <w:r>
+              <w:rPr>
+                <w:lang w:val="en-GB"/>
+              </w:rPr>
+              <w:t>Strategy Pattern</w:t>
+            </w:r>
+            <w:r>
+              <w:rPr>
+                <w:lang w:val="en-GB"/>
+              </w:rPr>
+              <w:t xml:space="preserve"> (</w:t>
+            </w:r>
+            <w:r>
+              <w:rPr>
+                <w:lang w:val="en-GB"/>
+              </w:rPr>
+              <w:t>Plant Care)</w:t>
             </w:r>
           </w:p>
         </w:tc>
       </w:tr>
       <w:tr>
-        <w:tc>
-          <w:tcPr>
+        <w:trPr>
+          <w:cnfStyle w:val="000000100000" w:firstRow="0" w:lastRow="0" w:firstColumn="0" w:lastColumn="0" w:oddVBand="0" w:evenVBand="0" w:oddHBand="1" w:evenHBand="0" w:firstRowFirstColumn="0" w:firstRowLastColumn="0" w:lastRowFirstColumn="0" w:lastRowLastColumn="0"/>
+        </w:trPr>
+        <w:tc>
+          <w:tcPr>
+            <w:cnfStyle w:val="001000000000" w:firstRow="0" w:lastRow="0" w:firstColumn="1" w:lastColumn="0" w:oddVBand="0" w:evenVBand="0" w:oddHBand="0" w:evenHBand="0" w:firstRowFirstColumn="0" w:firstRowLastColumn="0" w:lastRowFirstColumn="0" w:lastRowLastColumn="0"/>
             <w:tcW w:w="1560" w:type="dxa"/>
           </w:tcPr>
           <w:p>
@@ -383,7 +1165,7 @@
               <w:rPr>
                 <w:lang w:val="en-GB"/>
               </w:rPr>
-              <w:t>1</w:t>
+              <w:t>2</w:t>
             </w:r>
           </w:p>
         </w:tc>
@@ -393,15 +1175,40 @@
           </w:tcPr>
           <w:p>
             <w:pPr>
-              <w:rPr>
-                <w:lang w:val="en-GB"/>
-              </w:rPr>
-            </w:pPr>
-            <w:r>
-              <w:rPr>
-                <w:lang w:val="en-GB"/>
-              </w:rPr>
-              <w:t>The system must allow plants to dynamically apply different care strategies (watering, sunlight, fertilizer) based on user selection or plant type.</w:t>
+              <w:cnfStyle w:val="000000100000" w:firstRow="0" w:lastRow="0" w:firstColumn="0" w:lastColumn="0" w:oddVBand="0" w:evenVBand="0" w:oddHBand="1" w:evenHBand="0" w:firstRowFirstColumn="0" w:firstRowLastColumn="0" w:lastRowFirstColumn="0" w:lastRowLastColumn="0"/>
+              <w:rPr>
+                <w:lang w:val="en-GB"/>
+              </w:rPr>
+            </w:pPr>
+            <w:r>
+              <w:rPr>
+                <w:lang w:val="en-GB"/>
+              </w:rPr>
+              <w:t xml:space="preserve">The system must allow a plant to dynamically transition between different life cycle stages </w:t>
+            </w:r>
+            <w:r>
+              <w:rPr>
+                <w:lang w:val="en-GB"/>
+              </w:rPr>
+              <w:t>–</w:t>
+            </w:r>
+            <w:r>
+              <w:rPr>
+                <w:lang w:val="en-GB"/>
+              </w:rPr>
+              <w:t xml:space="preserve"> Seed, Seedling, Mature, Distressed, and Withered </w:t>
+            </w:r>
+            <w:r>
+              <w:rPr>
+                <w:lang w:val="en-GB"/>
+              </w:rPr>
+              <w:t>–</w:t>
+            </w:r>
+            <w:r>
+              <w:rPr>
+                <w:lang w:val="en-GB"/>
+              </w:rPr>
+              <w:t xml:space="preserve"> based on environmental events such as germination, pruning, neglect, or recovery.</w:t>
             </w:r>
           </w:p>
         </w:tc>
@@ -411,27 +1218,16 @@
           </w:tcPr>
           <w:p>
             <w:pPr>
-              <w:rPr>
-                <w:lang w:val="en-GB"/>
-              </w:rPr>
-            </w:pPr>
-            <w:r>
-              <w:rPr>
-                <w:lang w:val="en-GB"/>
-              </w:rPr>
-              <w:t>Strategy Pattern</w:t>
-            </w:r>
-            <w:r>
-              <w:rPr>
-                <w:lang w:val="en-GB"/>
-              </w:rPr>
-              <w:t xml:space="preserve"> (</w:t>
-            </w:r>
-            <w:r>
-              <w:rPr>
-                <w:lang w:val="en-GB"/>
-              </w:rPr>
-              <w:t>Plant Care)</w:t>
+              <w:cnfStyle w:val="000000100000" w:firstRow="0" w:lastRow="0" w:firstColumn="0" w:lastColumn="0" w:oddVBand="0" w:evenVBand="0" w:oddHBand="1" w:evenHBand="0" w:firstRowFirstColumn="0" w:firstRowLastColumn="0" w:lastRowFirstColumn="0" w:lastRowLastColumn="0"/>
+              <w:rPr>
+                <w:lang w:val="en-GB"/>
+              </w:rPr>
+            </w:pPr>
+            <w:r>
+              <w:rPr>
+                <w:lang w:val="en-GB"/>
+              </w:rPr>
+              <w:t>State Pattern (Plant Life Cycle)</w:t>
             </w:r>
           </w:p>
         </w:tc>
@@ -439,6 +1235,7 @@
       <w:tr>
         <w:tc>
           <w:tcPr>
+            <w:cnfStyle w:val="001000000000" w:firstRow="0" w:lastRow="0" w:firstColumn="1" w:lastColumn="0" w:oddVBand="0" w:evenVBand="0" w:oddHBand="0" w:evenHBand="0" w:firstRowFirstColumn="0" w:firstRowLastColumn="0" w:lastRowFirstColumn="0" w:lastRowLastColumn="0"/>
             <w:tcW w:w="1560" w:type="dxa"/>
           </w:tcPr>
           <w:p>
@@ -451,7 +1248,7 @@
               <w:rPr>
                 <w:lang w:val="en-GB"/>
               </w:rPr>
-              <w:t>2</w:t>
+              <w:t>3</w:t>
             </w:r>
           </w:p>
         </w:tc>
@@ -461,39 +1258,16 @@
           </w:tcPr>
           <w:p>
             <w:pPr>
-              <w:rPr>
-                <w:lang w:val="en-GB"/>
-              </w:rPr>
-            </w:pPr>
-            <w:r>
-              <w:rPr>
-                <w:lang w:val="en-GB"/>
-              </w:rPr>
-              <w:t xml:space="preserve">The system must allow a plant to dynamically transition between different life cycle stages </w:t>
-            </w:r>
-            <w:r>
-              <w:rPr>
-                <w:lang w:val="en-GB"/>
-              </w:rPr>
-              <w:t>–</w:t>
-            </w:r>
-            <w:r>
-              <w:rPr>
-                <w:lang w:val="en-GB"/>
-              </w:rPr>
-              <w:t xml:space="preserve"> Seed, Seedling, Mature, Distressed, and Withered </w:t>
-            </w:r>
-            <w:r>
-              <w:rPr>
-                <w:lang w:val="en-GB"/>
-              </w:rPr>
-              <w:t>–</w:t>
-            </w:r>
-            <w:r>
-              <w:rPr>
-                <w:lang w:val="en-GB"/>
-              </w:rPr>
-              <w:t xml:space="preserve"> based on environmental events such as germination, pruning, neglect, or recovery.</w:t>
+              <w:cnfStyle w:val="000000000000" w:firstRow="0" w:lastRow="0" w:firstColumn="0" w:lastColumn="0" w:oddVBand="0" w:evenVBand="0" w:oddHBand="0" w:evenHBand="0" w:firstRowFirstColumn="0" w:firstRowLastColumn="0" w:lastRowFirstColumn="0" w:lastRowLastColumn="0"/>
+              <w:rPr>
+                <w:lang w:val="en-GB"/>
+              </w:rPr>
+            </w:pPr>
+            <w:r>
+              <w:rPr>
+                <w:lang w:val="en-GB"/>
+              </w:rPr>
+              <w:t>The system must notify all observers (e.g. staff Observer and salesfloor Observer) whenever plant inventory is updated</w:t>
             </w:r>
           </w:p>
         </w:tc>
@@ -503,22 +1277,27 @@
           </w:tcPr>
           <w:p>
             <w:pPr>
-              <w:rPr>
-                <w:lang w:val="en-GB"/>
-              </w:rPr>
-            </w:pPr>
-            <w:r>
-              <w:rPr>
-                <w:lang w:val="en-GB"/>
-              </w:rPr>
-              <w:t>State Pattern (Plant Life Cycle)</w:t>
+              <w:cnfStyle w:val="000000000000" w:firstRow="0" w:lastRow="0" w:firstColumn="0" w:lastColumn="0" w:oddVBand="0" w:evenVBand="0" w:oddHBand="0" w:evenHBand="0" w:firstRowFirstColumn="0" w:firstRowLastColumn="0" w:lastRowFirstColumn="0" w:lastRowLastColumn="0"/>
+              <w:rPr>
+                <w:lang w:val="en-GB"/>
+              </w:rPr>
+            </w:pPr>
+            <w:r>
+              <w:rPr>
+                <w:lang w:val="en-GB"/>
+              </w:rPr>
+              <w:t>Observer Pattern (Inventory Tracking)</w:t>
             </w:r>
           </w:p>
         </w:tc>
       </w:tr>
       <w:tr>
-        <w:tc>
-          <w:tcPr>
+        <w:trPr>
+          <w:cnfStyle w:val="000000100000" w:firstRow="0" w:lastRow="0" w:firstColumn="0" w:lastColumn="0" w:oddVBand="0" w:evenVBand="0" w:oddHBand="1" w:evenHBand="0" w:firstRowFirstColumn="0" w:firstRowLastColumn="0" w:lastRowFirstColumn="0" w:lastRowLastColumn="0"/>
+        </w:trPr>
+        <w:tc>
+          <w:tcPr>
+            <w:cnfStyle w:val="001000000000" w:firstRow="0" w:lastRow="0" w:firstColumn="1" w:lastColumn="0" w:oddVBand="0" w:evenVBand="0" w:oddHBand="0" w:evenHBand="0" w:firstRowFirstColumn="0" w:firstRowLastColumn="0" w:lastRowFirstColumn="0" w:lastRowLastColumn="0"/>
             <w:tcW w:w="1560" w:type="dxa"/>
           </w:tcPr>
           <w:p>
@@ -531,7 +1310,7 @@
               <w:rPr>
                 <w:lang w:val="en-GB"/>
               </w:rPr>
-              <w:t>3</w:t>
+              <w:t>4</w:t>
             </w:r>
           </w:p>
         </w:tc>
@@ -541,15 +1320,16 @@
           </w:tcPr>
           <w:p>
             <w:pPr>
-              <w:rPr>
-                <w:lang w:val="en-GB"/>
-              </w:rPr>
-            </w:pPr>
-            <w:r>
-              <w:rPr>
-                <w:lang w:val="en-GB"/>
-              </w:rPr>
-              <w:t>The system must notify all observers (e.g. staff Observer and salesfloor Observer) whenever plant inventory is updated</w:t>
+              <w:cnfStyle w:val="000000100000" w:firstRow="0" w:lastRow="0" w:firstColumn="0" w:lastColumn="0" w:oddVBand="0" w:evenVBand="0" w:oddHBand="1" w:evenHBand="0" w:firstRowFirstColumn="0" w:firstRowLastColumn="0" w:lastRowFirstColumn="0" w:lastRowLastColumn="0"/>
+              <w:rPr>
+                <w:lang w:val="en-GB"/>
+              </w:rPr>
+            </w:pPr>
+            <w:r>
+              <w:rPr>
+                <w:lang w:val="en-GB"/>
+              </w:rPr>
+              <w:t>The system shall allow the addition of new stock to the greenhouse inventory through a command object (Stock manager), enabling dynamic execution and potential queuing of stock addition requests without modifying existing code. This ensures seamless integration with plant creation and inventory updates as the nursery grows.</w:t>
             </w:r>
           </w:p>
         </w:tc>
@@ -559,15 +1339,16 @@
           </w:tcPr>
           <w:p>
             <w:pPr>
-              <w:rPr>
-                <w:lang w:val="en-GB"/>
-              </w:rPr>
-            </w:pPr>
-            <w:r>
-              <w:rPr>
-                <w:lang w:val="en-GB"/>
-              </w:rPr>
-              <w:t>Observer Pattern (Inventory Tracking)</w:t>
+              <w:cnfStyle w:val="000000100000" w:firstRow="0" w:lastRow="0" w:firstColumn="0" w:lastColumn="0" w:oddVBand="0" w:evenVBand="0" w:oddHBand="1" w:evenHBand="0" w:firstRowFirstColumn="0" w:firstRowLastColumn="0" w:lastRowFirstColumn="0" w:lastRowLastColumn="0"/>
+              <w:rPr>
+                <w:lang w:val="en-GB"/>
+              </w:rPr>
+            </w:pPr>
+            <w:r>
+              <w:rPr>
+                <w:lang w:val="en-GB"/>
+              </w:rPr>
+              <w:t>Command Pattern (Stock Management)</w:t>
             </w:r>
           </w:p>
         </w:tc>
@@ -575,6 +1356,7 @@
       <w:tr>
         <w:tc>
           <w:tcPr>
+            <w:cnfStyle w:val="001000000000" w:firstRow="0" w:lastRow="0" w:firstColumn="1" w:lastColumn="0" w:oddVBand="0" w:evenVBand="0" w:oddHBand="0" w:evenHBand="0" w:firstRowFirstColumn="0" w:firstRowLastColumn="0" w:lastRowFirstColumn="0" w:lastRowLastColumn="0"/>
             <w:tcW w:w="1560" w:type="dxa"/>
           </w:tcPr>
           <w:p>
@@ -587,7 +1369,7 @@
               <w:rPr>
                 <w:lang w:val="en-GB"/>
               </w:rPr>
-              <w:t>4</w:t>
+              <w:t>5</w:t>
             </w:r>
           </w:p>
         </w:tc>
@@ -597,15 +1379,16 @@
           </w:tcPr>
           <w:p>
             <w:pPr>
-              <w:rPr>
-                <w:lang w:val="en-GB"/>
-              </w:rPr>
-            </w:pPr>
-            <w:r>
-              <w:rPr>
-                <w:lang w:val="en-GB"/>
-              </w:rPr>
-              <w:t>The system shall allow the addition of new stock to the greenhouse inventory through a command object (Stock manager), enabling dynamic execution and potential queuing of stock addition requests without modifying existing code. This ensures seamless integration with plant creation and inventory updates as the nursery grows.</w:t>
+              <w:cnfStyle w:val="000000000000" w:firstRow="0" w:lastRow="0" w:firstColumn="0" w:lastColumn="0" w:oddVBand="0" w:evenVBand="0" w:oddHBand="0" w:evenHBand="0" w:firstRowFirstColumn="0" w:firstRowLastColumn="0" w:lastRowFirstColumn="0" w:lastRowLastColumn="0"/>
+              <w:rPr>
+                <w:lang w:val="en-GB"/>
+              </w:rPr>
+            </w:pPr>
+            <w:r>
+              <w:rPr>
+                <w:lang w:val="en-GB"/>
+              </w:rPr>
+              <w:t>This system must create different categories of plants (such as trees, herbs, flowers) using specific factory classes that produce plant object with their corresponding care requirements</w:t>
             </w:r>
           </w:p>
         </w:tc>
@@ -615,62 +1398,7 @@
           </w:tcPr>
           <w:p>
             <w:pPr>
-              <w:rPr>
-                <w:lang w:val="en-GB"/>
-              </w:rPr>
-            </w:pPr>
-            <w:r>
-              <w:rPr>
-                <w:lang w:val="en-GB"/>
-              </w:rPr>
-              <w:t>Command Pattern (Stock Management)</w:t>
-            </w:r>
-          </w:p>
-        </w:tc>
-      </w:tr>
-      <w:tr>
-        <w:tc>
-          <w:tcPr>
-            <w:tcW w:w="1560" w:type="dxa"/>
-          </w:tcPr>
-          <w:p>
-            <w:pPr>
-              <w:rPr>
-                <w:lang w:val="en-GB"/>
-              </w:rPr>
-            </w:pPr>
-            <w:r>
-              <w:rPr>
-                <w:lang w:val="en-GB"/>
-              </w:rPr>
-              <w:t>5</w:t>
-            </w:r>
-          </w:p>
-        </w:tc>
-        <w:tc>
-          <w:tcPr>
-            <w:tcW w:w="4394" w:type="dxa"/>
-          </w:tcPr>
-          <w:p>
-            <w:pPr>
-              <w:rPr>
-                <w:lang w:val="en-GB"/>
-              </w:rPr>
-            </w:pPr>
-            <w:r>
-              <w:rPr>
-                <w:lang w:val="en-GB"/>
-              </w:rPr>
-              <w:t>This system must create different categories of plants (such as trees, herbs, flowers) using specific factory classes that produce plant object with their corresponding care requirements</w:t>
-            </w:r>
-          </w:p>
-        </w:tc>
-        <w:tc>
-          <w:tcPr>
-            <w:tcW w:w="4252" w:type="dxa"/>
-          </w:tcPr>
-          <w:p>
-            <w:pPr>
+              <w:cnfStyle w:val="000000000000" w:firstRow="0" w:lastRow="0" w:firstColumn="0" w:lastColumn="0" w:oddVBand="0" w:evenVBand="0" w:oddHBand="0" w:evenHBand="0" w:firstRowFirstColumn="0" w:firstRowLastColumn="0" w:lastRowFirstColumn="0" w:lastRowLastColumn="0"/>
               <w:rPr>
                 <w:lang w:val="en-GB"/>
               </w:rPr>
@@ -718,9 +1446,8 @@
     </w:p>
     <w:tbl>
       <w:tblPr>
-        <w:tblStyle w:val="TableGrid"/>
+        <w:tblStyle w:val="GridTable4-Accent1"/>
         <w:tblW w:w="10206" w:type="dxa"/>
-        <w:tblInd w:w="-572" w:type="dxa"/>
         <w:tblLook w:val="04A0" w:firstRow="1" w:lastRow="0" w:firstColumn="1" w:lastColumn="0" w:noHBand="0" w:noVBand="1"/>
       </w:tblPr>
       <w:tblGrid>
@@ -729,8 +1456,12 @@
         <w:gridCol w:w="4296"/>
       </w:tblGrid>
       <w:tr>
-        <w:tc>
-          <w:tcPr>
+        <w:trPr>
+          <w:cnfStyle w:val="100000000000" w:firstRow="1" w:lastRow="0" w:firstColumn="0" w:lastColumn="0" w:oddVBand="0" w:evenVBand="0" w:oddHBand="0" w:evenHBand="0" w:firstRowFirstColumn="0" w:firstRowLastColumn="0" w:lastRowFirstColumn="0" w:lastRowLastColumn="0"/>
+        </w:trPr>
+        <w:tc>
+          <w:tcPr>
+            <w:cnfStyle w:val="001000000000" w:firstRow="0" w:lastRow="0" w:firstColumn="1" w:lastColumn="0" w:oddVBand="0" w:evenVBand="0" w:oddHBand="0" w:evenHBand="0" w:firstRowFirstColumn="0" w:firstRowLastColumn="0" w:lastRowFirstColumn="0" w:lastRowLastColumn="0"/>
             <w:tcW w:w="10206" w:type="dxa"/>
             <w:gridSpan w:val="3"/>
           </w:tcPr>
@@ -738,10 +1469,59 @@
             <w:pPr>
               <w:jc w:val="center"/>
               <w:rPr>
+                <w:b w:val="0"/>
+                <w:bCs w:val="0"/>
+                <w:sz w:val="28"/>
+                <w:szCs w:val="28"/>
+                <w:lang w:val="en-GB"/>
+              </w:rPr>
+            </w:pPr>
+            <w:r>
+              <w:rPr>
+                <w:sz w:val="28"/>
+                <w:szCs w:val="28"/>
+                <w:lang w:val="en-GB"/>
+              </w:rPr>
+              <w:t>Staff</w:t>
+            </w:r>
+          </w:p>
+        </w:tc>
+      </w:tr>
+      <w:tr>
+        <w:trPr>
+          <w:cnfStyle w:val="000000100000" w:firstRow="0" w:lastRow="0" w:firstColumn="0" w:lastColumn="0" w:oddVBand="0" w:evenVBand="0" w:oddHBand="1" w:evenHBand="0" w:firstRowFirstColumn="0" w:firstRowLastColumn="0" w:lastRowFirstColumn="0" w:lastRowLastColumn="0"/>
+        </w:trPr>
+        <w:tc>
+          <w:tcPr>
+            <w:cnfStyle w:val="001000000000" w:firstRow="0" w:lastRow="0" w:firstColumn="1" w:lastColumn="0" w:oddVBand="0" w:evenVBand="0" w:oddHBand="0" w:evenHBand="0" w:firstRowFirstColumn="0" w:firstRowLastColumn="0" w:lastRowFirstColumn="0" w:lastRowLastColumn="0"/>
+            <w:tcW w:w="1548" w:type="dxa"/>
+          </w:tcPr>
+          <w:p>
+            <w:pPr>
+              <w:rPr>
+                <w:b w:val="0"/>
+                <w:bCs w:val="0"/>
+                <w:lang w:val="en-GB"/>
+              </w:rPr>
+            </w:pPr>
+            <w:r>
+              <w:rPr>
+                <w:lang w:val="en-GB"/>
+              </w:rPr>
+              <w:t>FR No.</w:t>
+            </w:r>
+          </w:p>
+        </w:tc>
+        <w:tc>
+          <w:tcPr>
+            <w:tcW w:w="4362" w:type="dxa"/>
+          </w:tcPr>
+          <w:p>
+            <w:pPr>
+              <w:cnfStyle w:val="000000100000" w:firstRow="0" w:lastRow="0" w:firstColumn="0" w:lastColumn="0" w:oddVBand="0" w:evenVBand="0" w:oddHBand="1" w:evenHBand="0" w:firstRowFirstColumn="0" w:firstRowLastColumn="0" w:lastRowFirstColumn="0" w:lastRowLastColumn="0"/>
+              <w:rPr>
                 <w:b/>
                 <w:bCs/>
-                <w:sz w:val="28"/>
-                <w:szCs w:val="28"/>
                 <w:lang w:val="en-GB"/>
               </w:rPr>
             </w:pPr>
@@ -749,11 +1529,32 @@
               <w:rPr>
                 <w:b/>
                 <w:bCs/>
-                <w:sz w:val="28"/>
-                <w:szCs w:val="28"/>
-                <w:lang w:val="en-GB"/>
-              </w:rPr>
-              <w:t>Staff</w:t>
+                <w:lang w:val="en-GB"/>
+              </w:rPr>
+              <w:t>Functional Requirement</w:t>
+            </w:r>
+          </w:p>
+        </w:tc>
+        <w:tc>
+          <w:tcPr>
+            <w:tcW w:w="4296" w:type="dxa"/>
+          </w:tcPr>
+          <w:p>
+            <w:pPr>
+              <w:cnfStyle w:val="000000100000" w:firstRow="0" w:lastRow="0" w:firstColumn="0" w:lastColumn="0" w:oddVBand="0" w:evenVBand="0" w:oddHBand="1" w:evenHBand="0" w:firstRowFirstColumn="0" w:firstRowLastColumn="0" w:lastRowFirstColumn="0" w:lastRowLastColumn="0"/>
+              <w:rPr>
+                <w:b/>
+                <w:bCs/>
+                <w:lang w:val="en-GB"/>
+              </w:rPr>
+            </w:pPr>
+            <w:r>
+              <w:rPr>
+                <w:b/>
+                <w:bCs/>
+                <w:lang w:val="en-GB"/>
+              </w:rPr>
+              <w:t>Design Pattern</w:t>
             </w:r>
           </w:p>
         </w:tc>
@@ -761,23 +1562,20 @@
       <w:tr>
         <w:tc>
           <w:tcPr>
+            <w:cnfStyle w:val="001000000000" w:firstRow="0" w:lastRow="0" w:firstColumn="1" w:lastColumn="0" w:oddVBand="0" w:evenVBand="0" w:oddHBand="0" w:evenHBand="0" w:firstRowFirstColumn="0" w:firstRowLastColumn="0" w:lastRowFirstColumn="0" w:lastRowLastColumn="0"/>
             <w:tcW w:w="1548" w:type="dxa"/>
           </w:tcPr>
           <w:p>
             <w:pPr>
               <w:rPr>
-                <w:b/>
-                <w:bCs/>
-                <w:lang w:val="en-GB"/>
-              </w:rPr>
-            </w:pPr>
-            <w:r>
-              <w:rPr>
-                <w:b/>
-                <w:bCs/>
-                <w:lang w:val="en-GB"/>
-              </w:rPr>
-              <w:t>FR No.</w:t>
+                <w:lang w:val="en-GB"/>
+              </w:rPr>
+            </w:pPr>
+            <w:r>
+              <w:rPr>
+                <w:lang w:val="en-GB"/>
+              </w:rPr>
+              <w:t>1</w:t>
             </w:r>
           </w:p>
         </w:tc>
@@ -787,19 +1585,56 @@
           </w:tcPr>
           <w:p>
             <w:pPr>
-              <w:rPr>
-                <w:b/>
-                <w:bCs/>
-                <w:lang w:val="en-GB"/>
-              </w:rPr>
-            </w:pPr>
-            <w:r>
-              <w:rPr>
-                <w:b/>
-                <w:bCs/>
-                <w:lang w:val="en-GB"/>
-              </w:rPr>
-              <w:t>Functional Requirement</w:t>
+              <w:cnfStyle w:val="000000000000" w:firstRow="0" w:lastRow="0" w:firstColumn="0" w:lastColumn="0" w:oddVBand="0" w:evenVBand="0" w:oddHBand="0" w:evenHBand="0" w:firstRowFirstColumn="0" w:firstRowLastColumn="0" w:lastRowFirstColumn="0" w:lastRowLastColumn="0"/>
+              <w:rPr>
+                <w:lang w:val="en-GB"/>
+              </w:rPr>
+            </w:pPr>
+            <w:r>
+              <w:rPr>
+                <w:lang w:val="en-GB"/>
+              </w:rPr>
+              <w:t>The system must allow staff to perform plant</w:t>
+            </w:r>
+            <w:r>
+              <w:rPr>
+                <w:lang w:val="en-GB"/>
+              </w:rPr>
+              <w:t xml:space="preserve"> </w:t>
+            </w:r>
+            <w:r>
+              <w:rPr>
+                <w:lang w:val="en-GB"/>
+              </w:rPr>
+              <w:t>care routines where general steps are</w:t>
+            </w:r>
+          </w:p>
+          <w:p>
+            <w:pPr>
+              <w:cnfStyle w:val="000000000000" w:firstRow="0" w:lastRow="0" w:firstColumn="0" w:lastColumn="0" w:oddVBand="0" w:evenVBand="0" w:oddHBand="0" w:evenHBand="0" w:firstRowFirstColumn="0" w:firstRowLastColumn="0" w:lastRowFirstColumn="0" w:lastRowLastColumn="0"/>
+              <w:rPr>
+                <w:lang w:val="en-GB"/>
+              </w:rPr>
+            </w:pPr>
+            <w:r>
+              <w:rPr>
+                <w:lang w:val="en-GB"/>
+              </w:rPr>
+              <w:t>predefined but should allow for specific</w:t>
+            </w:r>
+          </w:p>
+          <w:p>
+            <w:pPr>
+              <w:cnfStyle w:val="000000000000" w:firstRow="0" w:lastRow="0" w:firstColumn="0" w:lastColumn="0" w:oddVBand="0" w:evenVBand="0" w:oddHBand="0" w:evenHBand="0" w:firstRowFirstColumn="0" w:firstRowLastColumn="0" w:lastRowFirstColumn="0" w:lastRowLastColumn="0"/>
+              <w:rPr>
+                <w:lang w:val="en-GB"/>
+              </w:rPr>
+            </w:pPr>
+            <w:r>
+              <w:rPr>
+                <w:lang w:val="en-GB"/>
+              </w:rPr>
+              <w:t>care routines for specific plant types.</w:t>
             </w:r>
           </w:p>
         </w:tc>
@@ -809,26 +1644,27 @@
           </w:tcPr>
           <w:p>
             <w:pPr>
-              <w:rPr>
-                <w:b/>
-                <w:bCs/>
-                <w:lang w:val="en-GB"/>
-              </w:rPr>
-            </w:pPr>
-            <w:r>
-              <w:rPr>
-                <w:b/>
-                <w:bCs/>
-                <w:lang w:val="en-GB"/>
-              </w:rPr>
-              <w:t>Design Pattern</w:t>
+              <w:cnfStyle w:val="000000000000" w:firstRow="0" w:lastRow="0" w:firstColumn="0" w:lastColumn="0" w:oddVBand="0" w:evenVBand="0" w:oddHBand="0" w:evenHBand="0" w:firstRowFirstColumn="0" w:firstRowLastColumn="0" w:lastRowFirstColumn="0" w:lastRowLastColumn="0"/>
+              <w:rPr>
+                <w:lang w:val="en-GB"/>
+              </w:rPr>
+            </w:pPr>
+            <w:r>
+              <w:rPr>
+                <w:lang w:val="en-GB"/>
+              </w:rPr>
+              <w:t>Template Method Pattern (Plant Care Routine)</w:t>
             </w:r>
           </w:p>
         </w:tc>
       </w:tr>
       <w:tr>
-        <w:tc>
-          <w:tcPr>
+        <w:trPr>
+          <w:cnfStyle w:val="000000100000" w:firstRow="0" w:lastRow="0" w:firstColumn="0" w:lastColumn="0" w:oddVBand="0" w:evenVBand="0" w:oddHBand="1" w:evenHBand="0" w:firstRowFirstColumn="0" w:firstRowLastColumn="0" w:lastRowFirstColumn="0" w:lastRowLastColumn="0"/>
+        </w:trPr>
+        <w:tc>
+          <w:tcPr>
+            <w:cnfStyle w:val="001000000000" w:firstRow="0" w:lastRow="0" w:firstColumn="1" w:lastColumn="0" w:oddVBand="0" w:evenVBand="0" w:oddHBand="0" w:evenHBand="0" w:firstRowFirstColumn="0" w:firstRowLastColumn="0" w:lastRowFirstColumn="0" w:lastRowLastColumn="0"/>
             <w:tcW w:w="1548" w:type="dxa"/>
           </w:tcPr>
           <w:p>
@@ -841,7 +1677,7 @@
               <w:rPr>
                 <w:lang w:val="en-GB"/>
               </w:rPr>
-              <w:t>1</w:t>
+              <w:t>2</w:t>
             </w:r>
           </w:p>
         </w:tc>
@@ -851,54 +1687,28 @@
           </w:tcPr>
           <w:p>
             <w:pPr>
-              <w:rPr>
-                <w:lang w:val="en-GB"/>
-              </w:rPr>
-            </w:pPr>
-            <w:r>
-              <w:rPr>
-                <w:lang w:val="en-GB"/>
-              </w:rPr>
-              <w:t>The system must allow staff to perform plant</w:t>
-            </w:r>
-            <w:r>
-              <w:rPr>
-                <w:lang w:val="en-GB"/>
-              </w:rPr>
-              <w:t xml:space="preserve"> </w:t>
-            </w:r>
-            <w:r>
-              <w:rPr>
-                <w:lang w:val="en-GB"/>
-              </w:rPr>
-              <w:t>care routines where general steps are</w:t>
-            </w:r>
-          </w:p>
-          <w:p>
-            <w:pPr>
-              <w:rPr>
-                <w:lang w:val="en-GB"/>
-              </w:rPr>
-            </w:pPr>
-            <w:r>
-              <w:rPr>
-                <w:lang w:val="en-GB"/>
-              </w:rPr>
-              <w:lastRenderedPageBreak/>
-              <w:t>predefined but should allow for specific</w:t>
-            </w:r>
-          </w:p>
-          <w:p>
-            <w:pPr>
-              <w:rPr>
-                <w:lang w:val="en-GB"/>
-              </w:rPr>
-            </w:pPr>
-            <w:r>
-              <w:rPr>
-                <w:lang w:val="en-GB"/>
-              </w:rPr>
-              <w:t>care routines for specific plant types.</w:t>
+              <w:cnfStyle w:val="000000100000" w:firstRow="0" w:lastRow="0" w:firstColumn="0" w:lastColumn="0" w:oddVBand="0" w:evenVBand="0" w:oddHBand="1" w:evenHBand="0" w:firstRowFirstColumn="0" w:firstRowLastColumn="0" w:lastRowFirstColumn="0" w:lastRowLastColumn="0"/>
+              <w:rPr>
+                <w:lang w:val="en-GB"/>
+              </w:rPr>
+            </w:pPr>
+            <w:r>
+              <w:rPr>
+                <w:lang w:val="en-GB"/>
+              </w:rPr>
+              <w:t>The system should notify staff automatically whenever a plant</w:t>
+            </w:r>
+            <w:r>
+              <w:rPr>
+                <w:lang w:val="en-GB"/>
+              </w:rPr>
+              <w:t>’</w:t>
+            </w:r>
+            <w:r>
+              <w:rPr>
+                <w:lang w:val="en-GB"/>
+              </w:rPr>
+              <w:t>s growth stage or health status change, so appropriate action can be taken.</w:t>
             </w:r>
           </w:p>
         </w:tc>
@@ -908,16 +1718,28 @@
           </w:tcPr>
           <w:p>
             <w:pPr>
-              <w:rPr>
-                <w:lang w:val="en-GB"/>
-              </w:rPr>
-            </w:pPr>
-            <w:r>
-              <w:rPr>
-                <w:lang w:val="en-GB"/>
-              </w:rPr>
-              <w:lastRenderedPageBreak/>
-              <w:t>Template Method Pattern (Plant Care Routine)</w:t>
+              <w:cnfStyle w:val="000000100000" w:firstRow="0" w:lastRow="0" w:firstColumn="0" w:lastColumn="0" w:oddVBand="0" w:evenVBand="0" w:oddHBand="1" w:evenHBand="0" w:firstRowFirstColumn="0" w:firstRowLastColumn="0" w:lastRowFirstColumn="0" w:lastRowLastColumn="0"/>
+              <w:rPr>
+                <w:lang w:val="en-GB"/>
+              </w:rPr>
+            </w:pPr>
+            <w:r>
+              <w:rPr>
+                <w:lang w:val="en-GB"/>
+              </w:rPr>
+              <w:t>Observer Pattern (Staff–Inventory Communication</w:t>
+            </w:r>
+            <w:r>
+              <w:rPr>
+                <w:lang w:val="en-GB"/>
+              </w:rPr>
+              <w:t xml:space="preserve"> works with Plant Life Cycle</w:t>
+            </w:r>
+            <w:r>
+              <w:rPr>
+                <w:lang w:val="en-GB"/>
+              </w:rPr>
+              <w:t>)</w:t>
             </w:r>
           </w:p>
         </w:tc>
@@ -925,6 +1747,7 @@
       <w:tr>
         <w:tc>
           <w:tcPr>
+            <w:cnfStyle w:val="001000000000" w:firstRow="0" w:lastRow="0" w:firstColumn="1" w:lastColumn="0" w:oddVBand="0" w:evenVBand="0" w:oddHBand="0" w:evenHBand="0" w:firstRowFirstColumn="0" w:firstRowLastColumn="0" w:lastRowFirstColumn="0" w:lastRowLastColumn="0"/>
             <w:tcW w:w="1548" w:type="dxa"/>
           </w:tcPr>
           <w:p>
@@ -937,7 +1760,7 @@
               <w:rPr>
                 <w:lang w:val="en-GB"/>
               </w:rPr>
-              <w:t>2</w:t>
+              <w:t>3</w:t>
             </w:r>
           </w:p>
         </w:tc>
@@ -947,27 +1770,16 @@
           </w:tcPr>
           <w:p>
             <w:pPr>
-              <w:rPr>
-                <w:lang w:val="en-GB"/>
-              </w:rPr>
-            </w:pPr>
-            <w:r>
-              <w:rPr>
-                <w:lang w:val="en-GB"/>
-              </w:rPr>
-              <w:t>The system should notify staff automatically whenever a plant</w:t>
-            </w:r>
-            <w:r>
-              <w:rPr>
-                <w:lang w:val="en-GB"/>
-              </w:rPr>
-              <w:t>’</w:t>
-            </w:r>
-            <w:r>
-              <w:rPr>
-                <w:lang w:val="en-GB"/>
-              </w:rPr>
-              <w:t>s growth stage or health status change, so appropriate action can be taken.</w:t>
+              <w:cnfStyle w:val="000000000000" w:firstRow="0" w:lastRow="0" w:firstColumn="0" w:lastColumn="0" w:oddVBand="0" w:evenVBand="0" w:oddHBand="0" w:evenHBand="0" w:firstRowFirstColumn="0" w:firstRowLastColumn="0" w:lastRowFirstColumn="0" w:lastRowLastColumn="0"/>
+              <w:rPr>
+                <w:lang w:val="en-GB"/>
+              </w:rPr>
+            </w:pPr>
+            <w:r>
+              <w:rPr>
+                <w:lang w:val="en-GB"/>
+              </w:rPr>
+              <w:t>The system must allow staff to assist customers with inquires and purchases</w:t>
             </w:r>
           </w:p>
         </w:tc>
@@ -977,34 +1789,33 @@
           </w:tcPr>
           <w:p>
             <w:pPr>
-              <w:rPr>
-                <w:lang w:val="en-GB"/>
-              </w:rPr>
-            </w:pPr>
-            <w:r>
-              <w:rPr>
-                <w:lang w:val="en-GB"/>
-              </w:rPr>
-              <w:t>Observer Pattern (Staff–Inventory Communication</w:t>
-            </w:r>
-            <w:r>
-              <w:rPr>
-                <w:lang w:val="en-GB"/>
-              </w:rPr>
-              <w:t xml:space="preserve"> works with Plant Life Cycle</w:t>
-            </w:r>
-            <w:r>
-              <w:rPr>
-                <w:lang w:val="en-GB"/>
-              </w:rPr>
-              <w:t>)</w:t>
+              <w:cnfStyle w:val="000000000000" w:firstRow="0" w:lastRow="0" w:firstColumn="0" w:lastColumn="0" w:oddVBand="0" w:evenVBand="0" w:oddHBand="0" w:evenHBand="0" w:firstRowFirstColumn="0" w:firstRowLastColumn="0" w:lastRowFirstColumn="0" w:lastRowLastColumn="0"/>
+              <w:rPr>
+                <w:lang w:val="en-GB"/>
+              </w:rPr>
+            </w:pPr>
+            <w:r>
+              <w:rPr>
+                <w:lang w:val="en-GB"/>
+              </w:rPr>
+              <w:t xml:space="preserve">Chain of Responsibility </w:t>
+            </w:r>
+            <w:r>
+              <w:rPr>
+                <w:lang w:val="en-GB"/>
+              </w:rPr>
+              <w:t>Pattern (Staff Communication)</w:t>
             </w:r>
           </w:p>
         </w:tc>
       </w:tr>
       <w:tr>
-        <w:tc>
-          <w:tcPr>
+        <w:trPr>
+          <w:cnfStyle w:val="000000100000" w:firstRow="0" w:lastRow="0" w:firstColumn="0" w:lastColumn="0" w:oddVBand="0" w:evenVBand="0" w:oddHBand="1" w:evenHBand="0" w:firstRowFirstColumn="0" w:firstRowLastColumn="0" w:lastRowFirstColumn="0" w:lastRowLastColumn="0"/>
+        </w:trPr>
+        <w:tc>
+          <w:tcPr>
+            <w:cnfStyle w:val="001000000000" w:firstRow="0" w:lastRow="0" w:firstColumn="1" w:lastColumn="0" w:oddVBand="0" w:evenVBand="0" w:oddHBand="0" w:evenHBand="0" w:firstRowFirstColumn="0" w:firstRowLastColumn="0" w:lastRowFirstColumn="0" w:lastRowLastColumn="0"/>
             <w:tcW w:w="1548" w:type="dxa"/>
           </w:tcPr>
           <w:p>
@@ -1017,7 +1828,7 @@
               <w:rPr>
                 <w:lang w:val="en-GB"/>
               </w:rPr>
-              <w:t>3</w:t>
+              <w:t>4</w:t>
             </w:r>
           </w:p>
         </w:tc>
@@ -1027,15 +1838,16 @@
           </w:tcPr>
           <w:p>
             <w:pPr>
-              <w:rPr>
-                <w:lang w:val="en-GB"/>
-              </w:rPr>
-            </w:pPr>
-            <w:r>
-              <w:rPr>
-                <w:lang w:val="en-GB"/>
-              </w:rPr>
-              <w:t>The system must allow staff to assist customers with inquires and purchases</w:t>
+              <w:cnfStyle w:val="000000100000" w:firstRow="0" w:lastRow="0" w:firstColumn="0" w:lastColumn="0" w:oddVBand="0" w:evenVBand="0" w:oddHBand="1" w:evenHBand="0" w:firstRowFirstColumn="0" w:firstRowLastColumn="0" w:lastRowFirstColumn="0" w:lastRowLastColumn="0"/>
+              <w:rPr>
+                <w:lang w:val="en-GB"/>
+              </w:rPr>
+            </w:pPr>
+            <w:r>
+              <w:rPr>
+                <w:lang w:val="en-GB"/>
+              </w:rPr>
+              <w:t>The system will create different types of staff members based on their assigned responsibilities</w:t>
             </w:r>
           </w:p>
         </w:tc>
@@ -1045,68 +1857,7 @@
           </w:tcPr>
           <w:p>
             <w:pPr>
-              <w:rPr>
-                <w:lang w:val="en-GB"/>
-              </w:rPr>
-            </w:pPr>
-            <w:r>
-              <w:rPr>
-                <w:lang w:val="en-GB"/>
-              </w:rPr>
-              <w:t xml:space="preserve">Chain of Responsibility </w:t>
-            </w:r>
-            <w:r>
-              <w:rPr>
-                <w:lang w:val="en-GB"/>
-              </w:rPr>
-              <w:t>Pattern (Staff Communication)</w:t>
-            </w:r>
-          </w:p>
-        </w:tc>
-      </w:tr>
-      <w:tr>
-        <w:tc>
-          <w:tcPr>
-            <w:tcW w:w="1548" w:type="dxa"/>
-          </w:tcPr>
-          <w:p>
-            <w:pPr>
-              <w:rPr>
-                <w:lang w:val="en-GB"/>
-              </w:rPr>
-            </w:pPr>
-            <w:r>
-              <w:rPr>
-                <w:lang w:val="en-GB"/>
-              </w:rPr>
-              <w:t>4</w:t>
-            </w:r>
-          </w:p>
-        </w:tc>
-        <w:tc>
-          <w:tcPr>
-            <w:tcW w:w="4362" w:type="dxa"/>
-          </w:tcPr>
-          <w:p>
-            <w:pPr>
-              <w:rPr>
-                <w:lang w:val="en-GB"/>
-              </w:rPr>
-            </w:pPr>
-            <w:r>
-              <w:rPr>
-                <w:lang w:val="en-GB"/>
-              </w:rPr>
-              <w:t>The system will create different types of staff members based on their assigned responsibilities</w:t>
-            </w:r>
-          </w:p>
-        </w:tc>
-        <w:tc>
-          <w:tcPr>
-            <w:tcW w:w="4296" w:type="dxa"/>
-          </w:tcPr>
-          <w:p>
-            <w:pPr>
+              <w:cnfStyle w:val="000000100000" w:firstRow="0" w:lastRow="0" w:firstColumn="0" w:lastColumn="0" w:oddVBand="0" w:evenVBand="0" w:oddHBand="1" w:evenHBand="0" w:firstRowFirstColumn="0" w:firstRowLastColumn="0" w:lastRowFirstColumn="0" w:lastRowLastColumn="0"/>
               <w:rPr>
                 <w:lang w:val="en-GB"/>
               </w:rPr>
@@ -1130,9 +1881,8 @@
     </w:p>
     <w:tbl>
       <w:tblPr>
-        <w:tblStyle w:val="TableGrid"/>
+        <w:tblStyle w:val="GridTable4-Accent1"/>
         <w:tblW w:w="10206" w:type="dxa"/>
-        <w:tblInd w:w="-572" w:type="dxa"/>
         <w:tblLook w:val="04A0" w:firstRow="1" w:lastRow="0" w:firstColumn="1" w:lastColumn="0" w:noHBand="0" w:noVBand="1"/>
       </w:tblPr>
       <w:tblGrid>
@@ -1141,8 +1891,12 @@
         <w:gridCol w:w="4296"/>
       </w:tblGrid>
       <w:tr>
-        <w:tc>
-          <w:tcPr>
+        <w:trPr>
+          <w:cnfStyle w:val="100000000000" w:firstRow="1" w:lastRow="0" w:firstColumn="0" w:lastColumn="0" w:oddVBand="0" w:evenVBand="0" w:oddHBand="0" w:evenHBand="0" w:firstRowFirstColumn="0" w:firstRowLastColumn="0" w:lastRowFirstColumn="0" w:lastRowLastColumn="0"/>
+        </w:trPr>
+        <w:tc>
+          <w:tcPr>
+            <w:cnfStyle w:val="001000000000" w:firstRow="0" w:lastRow="0" w:firstColumn="1" w:lastColumn="0" w:oddVBand="0" w:evenVBand="0" w:oddHBand="0" w:evenHBand="0" w:firstRowFirstColumn="0" w:firstRowLastColumn="0" w:lastRowFirstColumn="0" w:lastRowLastColumn="0"/>
             <w:tcW w:w="10206" w:type="dxa"/>
             <w:gridSpan w:val="3"/>
           </w:tcPr>
@@ -1150,10 +1904,59 @@
             <w:pPr>
               <w:jc w:val="center"/>
               <w:rPr>
+                <w:b w:val="0"/>
+                <w:bCs w:val="0"/>
+                <w:sz w:val="28"/>
+                <w:szCs w:val="28"/>
+                <w:lang w:val="en-GB"/>
+              </w:rPr>
+            </w:pPr>
+            <w:r>
+              <w:rPr>
+                <w:sz w:val="28"/>
+                <w:szCs w:val="28"/>
+                <w:lang w:val="en-GB"/>
+              </w:rPr>
+              <w:t>Customer &amp; Sales</w:t>
+            </w:r>
+          </w:p>
+        </w:tc>
+      </w:tr>
+      <w:tr>
+        <w:trPr>
+          <w:cnfStyle w:val="000000100000" w:firstRow="0" w:lastRow="0" w:firstColumn="0" w:lastColumn="0" w:oddVBand="0" w:evenVBand="0" w:oddHBand="1" w:evenHBand="0" w:firstRowFirstColumn="0" w:firstRowLastColumn="0" w:lastRowFirstColumn="0" w:lastRowLastColumn="0"/>
+        </w:trPr>
+        <w:tc>
+          <w:tcPr>
+            <w:cnfStyle w:val="001000000000" w:firstRow="0" w:lastRow="0" w:firstColumn="1" w:lastColumn="0" w:oddVBand="0" w:evenVBand="0" w:oddHBand="0" w:evenHBand="0" w:firstRowFirstColumn="0" w:firstRowLastColumn="0" w:lastRowFirstColumn="0" w:lastRowLastColumn="0"/>
+            <w:tcW w:w="1548" w:type="dxa"/>
+          </w:tcPr>
+          <w:p>
+            <w:pPr>
+              <w:rPr>
+                <w:b w:val="0"/>
+                <w:bCs w:val="0"/>
+                <w:lang w:val="en-GB"/>
+              </w:rPr>
+            </w:pPr>
+            <w:r>
+              <w:rPr>
+                <w:lang w:val="en-GB"/>
+              </w:rPr>
+              <w:t>FR No.</w:t>
+            </w:r>
+          </w:p>
+        </w:tc>
+        <w:tc>
+          <w:tcPr>
+            <w:tcW w:w="4362" w:type="dxa"/>
+          </w:tcPr>
+          <w:p>
+            <w:pPr>
+              <w:cnfStyle w:val="000000100000" w:firstRow="0" w:lastRow="0" w:firstColumn="0" w:lastColumn="0" w:oddVBand="0" w:evenVBand="0" w:oddHBand="1" w:evenHBand="0" w:firstRowFirstColumn="0" w:firstRowLastColumn="0" w:lastRowFirstColumn="0" w:lastRowLastColumn="0"/>
+              <w:rPr>
                 <w:b/>
                 <w:bCs/>
-                <w:sz w:val="28"/>
-                <w:szCs w:val="28"/>
                 <w:lang w:val="en-GB"/>
               </w:rPr>
             </w:pPr>
@@ -1161,11 +1964,32 @@
               <w:rPr>
                 <w:b/>
                 <w:bCs/>
-                <w:sz w:val="28"/>
-                <w:szCs w:val="28"/>
-                <w:lang w:val="en-GB"/>
-              </w:rPr>
-              <w:t>Customer &amp; Sales</w:t>
+                <w:lang w:val="en-GB"/>
+              </w:rPr>
+              <w:t>Functional Requirement</w:t>
+            </w:r>
+          </w:p>
+        </w:tc>
+        <w:tc>
+          <w:tcPr>
+            <w:tcW w:w="4296" w:type="dxa"/>
+          </w:tcPr>
+          <w:p>
+            <w:pPr>
+              <w:cnfStyle w:val="000000100000" w:firstRow="0" w:lastRow="0" w:firstColumn="0" w:lastColumn="0" w:oddVBand="0" w:evenVBand="0" w:oddHBand="1" w:evenHBand="0" w:firstRowFirstColumn="0" w:firstRowLastColumn="0" w:lastRowFirstColumn="0" w:lastRowLastColumn="0"/>
+              <w:rPr>
+                <w:b/>
+                <w:bCs/>
+                <w:lang w:val="en-GB"/>
+              </w:rPr>
+            </w:pPr>
+            <w:r>
+              <w:rPr>
+                <w:b/>
+                <w:bCs/>
+                <w:lang w:val="en-GB"/>
+              </w:rPr>
+              <w:t>Design Pattern</w:t>
             </w:r>
           </w:p>
         </w:tc>
@@ -1173,23 +1997,20 @@
       <w:tr>
         <w:tc>
           <w:tcPr>
+            <w:cnfStyle w:val="001000000000" w:firstRow="0" w:lastRow="0" w:firstColumn="1" w:lastColumn="0" w:oddVBand="0" w:evenVBand="0" w:oddHBand="0" w:evenHBand="0" w:firstRowFirstColumn="0" w:firstRowLastColumn="0" w:lastRowFirstColumn="0" w:lastRowLastColumn="0"/>
             <w:tcW w:w="1548" w:type="dxa"/>
           </w:tcPr>
           <w:p>
             <w:pPr>
               <w:rPr>
-                <w:b/>
-                <w:bCs/>
-                <w:lang w:val="en-GB"/>
-              </w:rPr>
-            </w:pPr>
-            <w:r>
-              <w:rPr>
-                <w:b/>
-                <w:bCs/>
-                <w:lang w:val="en-GB"/>
-              </w:rPr>
-              <w:t>FR No.</w:t>
+                <w:lang w:val="en-GB"/>
+              </w:rPr>
+            </w:pPr>
+            <w:r>
+              <w:rPr>
+                <w:lang w:val="en-GB"/>
+              </w:rPr>
+              <w:t>1</w:t>
             </w:r>
           </w:p>
         </w:tc>
@@ -1199,19 +2020,16 @@
           </w:tcPr>
           <w:p>
             <w:pPr>
-              <w:rPr>
-                <w:b/>
-                <w:bCs/>
-                <w:lang w:val="en-GB"/>
-              </w:rPr>
-            </w:pPr>
-            <w:r>
-              <w:rPr>
-                <w:b/>
-                <w:bCs/>
-                <w:lang w:val="en-GB"/>
-              </w:rPr>
-              <w:t>Functional Requirement</w:t>
+              <w:cnfStyle w:val="000000000000" w:firstRow="0" w:lastRow="0" w:firstColumn="0" w:lastColumn="0" w:oddVBand="0" w:evenVBand="0" w:oddHBand="0" w:evenHBand="0" w:firstRowFirstColumn="0" w:firstRowLastColumn="0" w:lastRowFirstColumn="0" w:lastRowLastColumn="0"/>
+              <w:rPr>
+                <w:lang w:val="en-GB"/>
+              </w:rPr>
+            </w:pPr>
+            <w:r>
+              <w:rPr>
+                <w:lang w:val="en-GB"/>
+              </w:rPr>
+              <w:t>The system shall allow customers to personalize their purchase with decorations such as pots or wrapping.</w:t>
             </w:r>
           </w:p>
         </w:tc>
@@ -1221,26 +2039,27 @@
           </w:tcPr>
           <w:p>
             <w:pPr>
-              <w:rPr>
-                <w:b/>
-                <w:bCs/>
-                <w:lang w:val="en-GB"/>
-              </w:rPr>
-            </w:pPr>
-            <w:r>
-              <w:rPr>
-                <w:b/>
-                <w:bCs/>
-                <w:lang w:val="en-GB"/>
-              </w:rPr>
-              <w:t>Design Pattern</w:t>
+              <w:cnfStyle w:val="000000000000" w:firstRow="0" w:lastRow="0" w:firstColumn="0" w:lastColumn="0" w:oddVBand="0" w:evenVBand="0" w:oddHBand="0" w:evenHBand="0" w:firstRowFirstColumn="0" w:firstRowLastColumn="0" w:lastRowFirstColumn="0" w:lastRowLastColumn="0"/>
+              <w:rPr>
+                <w:lang w:val="en-GB"/>
+              </w:rPr>
+            </w:pPr>
+            <w:r>
+              <w:rPr>
+                <w:lang w:val="en-GB"/>
+              </w:rPr>
+              <w:t>Decorator Pattern (Personalisation)</w:t>
             </w:r>
           </w:p>
         </w:tc>
       </w:tr>
       <w:tr>
-        <w:tc>
-          <w:tcPr>
+        <w:trPr>
+          <w:cnfStyle w:val="000000100000" w:firstRow="0" w:lastRow="0" w:firstColumn="0" w:lastColumn="0" w:oddVBand="0" w:evenVBand="0" w:oddHBand="1" w:evenHBand="0" w:firstRowFirstColumn="0" w:firstRowLastColumn="0" w:lastRowFirstColumn="0" w:lastRowLastColumn="0"/>
+        </w:trPr>
+        <w:tc>
+          <w:tcPr>
+            <w:cnfStyle w:val="001000000000" w:firstRow="0" w:lastRow="0" w:firstColumn="1" w:lastColumn="0" w:oddVBand="0" w:evenVBand="0" w:oddHBand="0" w:evenHBand="0" w:firstRowFirstColumn="0" w:firstRowLastColumn="0" w:lastRowFirstColumn="0" w:lastRowLastColumn="0"/>
             <w:tcW w:w="1548" w:type="dxa"/>
           </w:tcPr>
           <w:p>
@@ -1253,7 +2072,7 @@
               <w:rPr>
                 <w:lang w:val="en-GB"/>
               </w:rPr>
-              <w:t>1</w:t>
+              <w:t>2</w:t>
             </w:r>
           </w:p>
         </w:tc>
@@ -1263,15 +2082,16 @@
           </w:tcPr>
           <w:p>
             <w:pPr>
-              <w:rPr>
-                <w:lang w:val="en-GB"/>
-              </w:rPr>
-            </w:pPr>
-            <w:r>
-              <w:rPr>
-                <w:lang w:val="en-GB"/>
-              </w:rPr>
-              <w:t>The system shall allow customers to personalize their purchase with decorations such as pots or wrapping.</w:t>
+              <w:cnfStyle w:val="000000100000" w:firstRow="0" w:lastRow="0" w:firstColumn="0" w:lastColumn="0" w:oddVBand="0" w:evenVBand="0" w:oddHBand="1" w:evenHBand="0" w:firstRowFirstColumn="0" w:firstRowLastColumn="0" w:lastRowFirstColumn="0" w:lastRowLastColumn="0"/>
+              <w:rPr>
+                <w:lang w:val="en-GB"/>
+              </w:rPr>
+            </w:pPr>
+            <w:r>
+              <w:rPr>
+                <w:lang w:val="en-GB"/>
+              </w:rPr>
+              <w:t>The system shall record transaction history to allow retrieval of past purchases.</w:t>
             </w:r>
           </w:p>
         </w:tc>
@@ -1281,15 +2101,16 @@
           </w:tcPr>
           <w:p>
             <w:pPr>
-              <w:rPr>
-                <w:lang w:val="en-GB"/>
-              </w:rPr>
-            </w:pPr>
-            <w:r>
-              <w:rPr>
-                <w:lang w:val="en-GB"/>
-              </w:rPr>
-              <w:t>Decorator Pattern (Personalisation)</w:t>
+              <w:cnfStyle w:val="000000100000" w:firstRow="0" w:lastRow="0" w:firstColumn="0" w:lastColumn="0" w:oddVBand="0" w:evenVBand="0" w:oddHBand="1" w:evenHBand="0" w:firstRowFirstColumn="0" w:firstRowLastColumn="0" w:lastRowFirstColumn="0" w:lastRowLastColumn="0"/>
+              <w:rPr>
+                <w:lang w:val="en-GB"/>
+              </w:rPr>
+            </w:pPr>
+            <w:r>
+              <w:rPr>
+                <w:lang w:val="en-GB"/>
+              </w:rPr>
+              <w:t>Memento Pattern (Transaction History)</w:t>
             </w:r>
           </w:p>
         </w:tc>
@@ -1297,6 +2118,7 @@
       <w:tr>
         <w:tc>
           <w:tcPr>
+            <w:cnfStyle w:val="001000000000" w:firstRow="0" w:lastRow="0" w:firstColumn="1" w:lastColumn="0" w:oddVBand="0" w:evenVBand="0" w:oddHBand="0" w:evenHBand="0" w:firstRowFirstColumn="0" w:firstRowLastColumn="0" w:lastRowFirstColumn="0" w:lastRowLastColumn="0"/>
             <w:tcW w:w="1548" w:type="dxa"/>
           </w:tcPr>
           <w:p>
@@ -1309,7 +2131,7 @@
               <w:rPr>
                 <w:lang w:val="en-GB"/>
               </w:rPr>
-              <w:t>2</w:t>
+              <w:t>3</w:t>
             </w:r>
           </w:p>
         </w:tc>
@@ -1319,15 +2141,28 @@
           </w:tcPr>
           <w:p>
             <w:pPr>
-              <w:rPr>
-                <w:lang w:val="en-GB"/>
-              </w:rPr>
-            </w:pPr>
-            <w:r>
-              <w:rPr>
-                <w:lang w:val="en-GB"/>
-              </w:rPr>
-              <w:t>The system shall record transaction history to allow retrieval of past purchases.</w:t>
+              <w:cnfStyle w:val="000000000000" w:firstRow="0" w:lastRow="0" w:firstColumn="0" w:lastColumn="0" w:oddVBand="0" w:evenVBand="0" w:oddHBand="0" w:evenHBand="0" w:firstRowFirstColumn="0" w:firstRowLastColumn="0" w:lastRowFirstColumn="0" w:lastRowLastColumn="0"/>
+              <w:rPr>
+                <w:lang w:val="en-GB"/>
+              </w:rPr>
+            </w:pPr>
+            <w:r>
+              <w:rPr>
+                <w:lang w:val="en-GB"/>
+              </w:rPr>
+              <w:t>The system shall allow customers to choose different payment methods (e.g.</w:t>
+            </w:r>
+            <w:r>
+              <w:rPr>
+                <w:lang w:val="en-GB"/>
+              </w:rPr>
+              <w:t xml:space="preserve"> </w:t>
+            </w:r>
+            <w:r>
+              <w:rPr>
+                <w:lang w:val="en-GB"/>
+              </w:rPr>
+              <w:t>EFT, E-Wallet, Cash).</w:t>
             </w:r>
           </w:p>
         </w:tc>
@@ -1337,22 +2172,27 @@
           </w:tcPr>
           <w:p>
             <w:pPr>
-              <w:rPr>
-                <w:lang w:val="en-GB"/>
-              </w:rPr>
-            </w:pPr>
-            <w:r>
-              <w:rPr>
-                <w:lang w:val="en-GB"/>
-              </w:rPr>
-              <w:t>Memento Pattern (Transaction History)</w:t>
+              <w:cnfStyle w:val="000000000000" w:firstRow="0" w:lastRow="0" w:firstColumn="0" w:lastColumn="0" w:oddVBand="0" w:evenVBand="0" w:oddHBand="0" w:evenHBand="0" w:firstRowFirstColumn="0" w:firstRowLastColumn="0" w:lastRowFirstColumn="0" w:lastRowLastColumn="0"/>
+              <w:rPr>
+                <w:lang w:val="en-GB"/>
+              </w:rPr>
+            </w:pPr>
+            <w:r>
+              <w:rPr>
+                <w:lang w:val="en-GB"/>
+              </w:rPr>
+              <w:t>Strategy Pattern (Payment Method)</w:t>
             </w:r>
           </w:p>
         </w:tc>
       </w:tr>
       <w:tr>
-        <w:tc>
-          <w:tcPr>
+        <w:trPr>
+          <w:cnfStyle w:val="000000100000" w:firstRow="0" w:lastRow="0" w:firstColumn="0" w:lastColumn="0" w:oddVBand="0" w:evenVBand="0" w:oddHBand="1" w:evenHBand="0" w:firstRowFirstColumn="0" w:firstRowLastColumn="0" w:lastRowFirstColumn="0" w:lastRowLastColumn="0"/>
+        </w:trPr>
+        <w:tc>
+          <w:tcPr>
+            <w:cnfStyle w:val="001000000000" w:firstRow="0" w:lastRow="0" w:firstColumn="1" w:lastColumn="0" w:oddVBand="0" w:evenVBand="0" w:oddHBand="0" w:evenHBand="0" w:firstRowFirstColumn="0" w:firstRowLastColumn="0" w:lastRowFirstColumn="0" w:lastRowLastColumn="0"/>
             <w:tcW w:w="1548" w:type="dxa"/>
           </w:tcPr>
           <w:p>
@@ -1365,7 +2205,7 @@
               <w:rPr>
                 <w:lang w:val="en-GB"/>
               </w:rPr>
-              <w:t>3</w:t>
+              <w:t>5</w:t>
             </w:r>
           </w:p>
         </w:tc>
@@ -1375,27 +2215,16 @@
           </w:tcPr>
           <w:p>
             <w:pPr>
-              <w:rPr>
-                <w:lang w:val="en-GB"/>
-              </w:rPr>
-            </w:pPr>
-            <w:r>
-              <w:rPr>
-                <w:lang w:val="en-GB"/>
-              </w:rPr>
-              <w:t>The system shall allow customers to choose different payment methods (e.g.</w:t>
-            </w:r>
-            <w:r>
-              <w:rPr>
-                <w:lang w:val="en-GB"/>
-              </w:rPr>
-              <w:t xml:space="preserve"> </w:t>
-            </w:r>
-            <w:r>
-              <w:rPr>
-                <w:lang w:val="en-GB"/>
-              </w:rPr>
-              <w:t>EFT, E-Wallet, Cash).</w:t>
+              <w:cnfStyle w:val="000000100000" w:firstRow="0" w:lastRow="0" w:firstColumn="0" w:lastColumn="0" w:oddVBand="0" w:evenVBand="0" w:oddHBand="1" w:evenHBand="0" w:firstRowFirstColumn="0" w:firstRowLastColumn="0" w:lastRowFirstColumn="0" w:lastRowLastColumn="0"/>
+              <w:rPr>
+                <w:lang w:val="en-GB"/>
+              </w:rPr>
+            </w:pPr>
+            <w:r>
+              <w:rPr>
+                <w:lang w:val="en-GB"/>
+              </w:rPr>
+              <w:t>The system shall maintain an Inventory as the subject that keeps track of all plants in stock and allow observers like sales, customer service, staff to subscribe to inventory updates</w:t>
             </w:r>
           </w:p>
         </w:tc>
@@ -1405,15 +2234,16 @@
           </w:tcPr>
           <w:p>
             <w:pPr>
-              <w:rPr>
-                <w:lang w:val="en-GB"/>
-              </w:rPr>
-            </w:pPr>
-            <w:r>
-              <w:rPr>
-                <w:lang w:val="en-GB"/>
-              </w:rPr>
-              <w:t>Strategy Pattern (Payment Method)</w:t>
+              <w:cnfStyle w:val="000000100000" w:firstRow="0" w:lastRow="0" w:firstColumn="0" w:lastColumn="0" w:oddVBand="0" w:evenVBand="0" w:oddHBand="1" w:evenHBand="0" w:firstRowFirstColumn="0" w:firstRowLastColumn="0" w:lastRowFirstColumn="0" w:lastRowLastColumn="0"/>
+              <w:rPr>
+                <w:lang w:val="en-GB"/>
+              </w:rPr>
+            </w:pPr>
+            <w:r>
+              <w:rPr>
+                <w:lang w:val="en-GB"/>
+              </w:rPr>
+              <w:t>Observer Design Pattern (Updating Inventory)</w:t>
             </w:r>
           </w:p>
         </w:tc>
@@ -1421,6 +2251,7 @@
       <w:tr>
         <w:tc>
           <w:tcPr>
+            <w:cnfStyle w:val="001000000000" w:firstRow="0" w:lastRow="0" w:firstColumn="1" w:lastColumn="0" w:oddVBand="0" w:evenVBand="0" w:oddHBand="0" w:evenHBand="0" w:firstRowFirstColumn="0" w:firstRowLastColumn="0" w:lastRowFirstColumn="0" w:lastRowLastColumn="0"/>
             <w:tcW w:w="1548" w:type="dxa"/>
           </w:tcPr>
           <w:p>
@@ -1433,7 +2264,7 @@
               <w:rPr>
                 <w:lang w:val="en-GB"/>
               </w:rPr>
-              <w:t>4</w:t>
+              <w:t>6</w:t>
             </w:r>
           </w:p>
         </w:tc>
@@ -1443,15 +2274,16 @@
           </w:tcPr>
           <w:p>
             <w:pPr>
-              <w:rPr>
-                <w:lang w:val="en-GB"/>
-              </w:rPr>
-            </w:pPr>
-            <w:r>
-              <w:rPr>
-                <w:lang w:val="en-GB"/>
-              </w:rPr>
-              <w:t>The system will allow customers to iterate through the list of available plants without exposing the internal structure of the collection</w:t>
+              <w:cnfStyle w:val="000000000000" w:firstRow="0" w:lastRow="0" w:firstColumn="0" w:lastColumn="0" w:oddVBand="0" w:evenVBand="0" w:oddHBand="0" w:evenHBand="0" w:firstRowFirstColumn="0" w:firstRowLastColumn="0" w:lastRowFirstColumn="0" w:lastRowLastColumn="0"/>
+              <w:rPr>
+                <w:lang w:val="en-GB"/>
+              </w:rPr>
+            </w:pPr>
+            <w:r>
+              <w:rPr>
+                <w:lang w:val="en-GB"/>
+              </w:rPr>
+              <w:t>Customers interact with staff to ask for advice or help with purchases</w:t>
             </w:r>
           </w:p>
         </w:tc>
@@ -1461,22 +2293,39 @@
           </w:tcPr>
           <w:p>
             <w:pPr>
-              <w:rPr>
-                <w:lang w:val="en-GB"/>
-              </w:rPr>
-            </w:pPr>
-            <w:r>
-              <w:rPr>
-                <w:lang w:val="en-GB"/>
-              </w:rPr>
-              <w:t>Iterator Design Pattern (Customer Browsing)</w:t>
+              <w:cnfStyle w:val="000000000000" w:firstRow="0" w:lastRow="0" w:firstColumn="0" w:lastColumn="0" w:oddVBand="0" w:evenVBand="0" w:oddHBand="0" w:evenHBand="0" w:firstRowFirstColumn="0" w:firstRowLastColumn="0" w:lastRowFirstColumn="0" w:lastRowLastColumn="0"/>
+              <w:rPr>
+                <w:lang w:val="en-GB"/>
+              </w:rPr>
+            </w:pPr>
+            <w:r>
+              <w:rPr>
+                <w:lang w:val="en-GB"/>
+              </w:rPr>
+              <w:t xml:space="preserve">Chain of Responsibility (Interaction with customers &amp; </w:t>
+            </w:r>
+            <w:r>
+              <w:rPr>
+                <w:lang w:val="en-GB"/>
+              </w:rPr>
+              <w:t>staff</w:t>
+            </w:r>
+            <w:r>
+              <w:rPr>
+                <w:lang w:val="en-GB"/>
+              </w:rPr>
+              <w:t>)</w:t>
             </w:r>
           </w:p>
         </w:tc>
       </w:tr>
       <w:tr>
-        <w:tc>
-          <w:tcPr>
+        <w:trPr>
+          <w:cnfStyle w:val="000000100000" w:firstRow="0" w:lastRow="0" w:firstColumn="0" w:lastColumn="0" w:oddVBand="0" w:evenVBand="0" w:oddHBand="1" w:evenHBand="0" w:firstRowFirstColumn="0" w:firstRowLastColumn="0" w:lastRowFirstColumn="0" w:lastRowLastColumn="0"/>
+        </w:trPr>
+        <w:tc>
+          <w:tcPr>
+            <w:cnfStyle w:val="001000000000" w:firstRow="0" w:lastRow="0" w:firstColumn="1" w:lastColumn="0" w:oddVBand="0" w:evenVBand="0" w:oddHBand="0" w:evenHBand="0" w:firstRowFirstColumn="0" w:firstRowLastColumn="0" w:lastRowFirstColumn="0" w:lastRowLastColumn="0"/>
             <w:tcW w:w="1548" w:type="dxa"/>
           </w:tcPr>
           <w:p>
@@ -1489,7 +2338,7 @@
               <w:rPr>
                 <w:lang w:val="en-GB"/>
               </w:rPr>
-              <w:t>5</w:t>
+              <w:t>7</w:t>
             </w:r>
           </w:p>
         </w:tc>
@@ -1499,16 +2348,11 @@
           </w:tcPr>
           <w:p>
             <w:pPr>
-              <w:rPr>
-                <w:lang w:val="en-GB"/>
-              </w:rPr>
-            </w:pPr>
-            <w:r>
-              <w:rPr>
-                <w:lang w:val="en-GB"/>
-              </w:rPr>
-              <w:t>The system shall maintain an Inventory as the subject that keeps track of all plants in stock and allow observers like sales, customer service, staff to subscribe to inventory updates</w:t>
-            </w:r>
+              <w:cnfStyle w:val="000000100000" w:firstRow="0" w:lastRow="0" w:firstColumn="0" w:lastColumn="0" w:oddVBand="0" w:evenVBand="0" w:oddHBand="1" w:evenHBand="0" w:firstRowFirstColumn="0" w:firstRowLastColumn="0" w:lastRowFirstColumn="0" w:lastRowLastColumn="0"/>
+              <w:rPr>
+                <w:lang w:val="en-GB"/>
+              </w:rPr>
+            </w:pPr>
           </w:p>
         </w:tc>
         <w:tc>
@@ -1517,154 +2361,28 @@
           </w:tcPr>
           <w:p>
             <w:pPr>
-              <w:rPr>
-                <w:lang w:val="en-GB"/>
-              </w:rPr>
-            </w:pPr>
-            <w:r>
-              <w:rPr>
-                <w:lang w:val="en-GB"/>
-              </w:rPr>
-              <w:t>Observer Design Pattern (Updating Inventory)</w:t>
-            </w:r>
-          </w:p>
-        </w:tc>
-      </w:tr>
-      <w:tr>
-        <w:tc>
-          <w:tcPr>
-            <w:tcW w:w="1548" w:type="dxa"/>
-          </w:tcPr>
-          <w:p>
-            <w:pPr>
-              <w:rPr>
-                <w:lang w:val="en-GB"/>
-              </w:rPr>
-            </w:pPr>
-            <w:r>
-              <w:rPr>
-                <w:lang w:val="en-GB"/>
-              </w:rPr>
-              <w:t>6</w:t>
-            </w:r>
-          </w:p>
-        </w:tc>
-        <w:tc>
-          <w:tcPr>
-            <w:tcW w:w="4362" w:type="dxa"/>
-          </w:tcPr>
-          <w:p>
-            <w:pPr>
-              <w:rPr>
-                <w:lang w:val="en-GB"/>
-              </w:rPr>
-            </w:pPr>
-            <w:r>
-              <w:rPr>
-                <w:lang w:val="en-GB"/>
-              </w:rPr>
-              <w:t>Customers interact with staff to ask for advice or help with purchases</w:t>
-            </w:r>
-          </w:p>
-        </w:tc>
-        <w:tc>
-          <w:tcPr>
-            <w:tcW w:w="4296" w:type="dxa"/>
-          </w:tcPr>
-          <w:p>
-            <w:pPr>
-              <w:rPr>
-                <w:lang w:val="en-GB"/>
-              </w:rPr>
-            </w:pPr>
-            <w:r>
-              <w:rPr>
-                <w:lang w:val="en-GB"/>
-              </w:rPr>
-              <w:t xml:space="preserve">Chain of Responsibility (Interaction with </w:t>
-            </w:r>
-            <w:r>
-              <w:rPr>
-                <w:lang w:val="en-GB"/>
-              </w:rPr>
-              <w:t xml:space="preserve">customers &amp; </w:t>
-            </w:r>
-            <w:r>
-              <w:rPr>
-                <w:lang w:val="en-GB"/>
-              </w:rPr>
-              <w:t>staff</w:t>
+              <w:cnfStyle w:val="000000100000" w:firstRow="0" w:lastRow="0" w:firstColumn="0" w:lastColumn="0" w:oddVBand="0" w:evenVBand="0" w:oddHBand="1" w:evenHBand="0" w:firstRowFirstColumn="0" w:firstRowLastColumn="0" w:lastRowFirstColumn="0" w:lastRowLastColumn="0"/>
+              <w:rPr>
+                <w:lang w:val="en-GB"/>
+              </w:rPr>
+            </w:pPr>
+            <w:r>
+              <w:rPr>
+                <w:lang w:val="en-GB"/>
+              </w:rPr>
+              <w:t xml:space="preserve">Builder </w:t>
+            </w:r>
+            <w:r>
+              <w:rPr>
+                <w:lang w:val="en-GB"/>
+              </w:rPr>
+              <w:t>(</w:t>
             </w:r>
             <w:r>
               <w:rPr>
                 <w:lang w:val="en-GB"/>
               </w:rPr>
               <w:t>)</w:t>
-            </w:r>
-          </w:p>
-        </w:tc>
-      </w:tr>
-      <w:tr>
-        <w:tc>
-          <w:tcPr>
-            <w:tcW w:w="1548" w:type="dxa"/>
-          </w:tcPr>
-          <w:p>
-            <w:pPr>
-              <w:rPr>
-                <w:lang w:val="en-GB"/>
-              </w:rPr>
-            </w:pPr>
-            <w:r>
-              <w:rPr>
-                <w:lang w:val="en-GB"/>
-              </w:rPr>
-              <w:t>7</w:t>
-            </w:r>
-          </w:p>
-        </w:tc>
-        <w:tc>
-          <w:tcPr>
-            <w:tcW w:w="4362" w:type="dxa"/>
-          </w:tcPr>
-          <w:p>
-            <w:pPr>
-              <w:rPr>
-                <w:lang w:val="en-GB"/>
-              </w:rPr>
-            </w:pPr>
-            <w:r>
-              <w:rPr>
-                <w:lang w:val="en-GB"/>
-              </w:rPr>
-              <w:t>The system must be able to construct different types of promotions using a builder.</w:t>
-            </w:r>
-            <w:r>
-              <w:t xml:space="preserve"> </w:t>
-            </w:r>
-            <w:r>
-              <w:rPr>
-                <w:lang w:val="en-GB"/>
-              </w:rPr>
-              <w:t>The system must allow adding multiple plant items to a promotion.</w:t>
-            </w:r>
-          </w:p>
-        </w:tc>
-        <w:tc>
-          <w:tcPr>
-            <w:tcW w:w="4296" w:type="dxa"/>
-          </w:tcPr>
-          <w:p>
-            <w:pPr>
-              <w:rPr>
-                <w:lang w:val="en-GB"/>
-              </w:rPr>
-            </w:pPr>
-            <w:r>
-              <w:rPr>
-                <w:lang w:val="en-GB"/>
-              </w:rPr>
-              <w:t>Builder (Promotional Orders)</w:t>
             </w:r>
           </w:p>
         </w:tc>
@@ -1693,22 +2411,13 @@
     </w:p>
     <w:p>
       <w:pPr>
-        <w:rPr>
-          <w:rFonts w:asciiTheme="majorHAnsi" w:hAnsiTheme="majorHAnsi"/>
-          <w:b/>
-          <w:bCs/>
-          <w:sz w:val="28"/>
-          <w:szCs w:val="28"/>
-          <w:lang w:val="en-GB"/>
-        </w:rPr>
-      </w:pPr>
-      <w:r>
-        <w:rPr>
-          <w:rFonts w:asciiTheme="majorHAnsi" w:hAnsiTheme="majorHAnsi"/>
-          <w:b/>
-          <w:bCs/>
-          <w:sz w:val="28"/>
-          <w:szCs w:val="28"/>
+        <w:pStyle w:val="Heading2"/>
+        <w:rPr>
+          <w:lang w:val="en-GB"/>
+        </w:rPr>
+      </w:pPr>
+      <w:r>
+        <w:rPr>
           <w:lang w:val="en-GB"/>
         </w:rPr>
         <w:t>1.2 NON-FUNCTIONAL REQUIREMENTS</w:t>
@@ -1716,9 +2425,8 @@
     </w:p>
     <w:tbl>
       <w:tblPr>
-        <w:tblStyle w:val="TableGrid"/>
+        <w:tblStyle w:val="GridTable4-Accent1"/>
         <w:tblW w:w="10249" w:type="dxa"/>
-        <w:tblInd w:w="-576" w:type="dxa"/>
         <w:tblLook w:val="04A0" w:firstRow="1" w:lastRow="0" w:firstColumn="1" w:lastColumn="0" w:noHBand="0" w:noVBand="1"/>
       </w:tblPr>
       <w:tblGrid>
@@ -1728,24 +2436,24 @@
       </w:tblGrid>
       <w:tr>
         <w:trPr>
+          <w:cnfStyle w:val="100000000000" w:firstRow="1" w:lastRow="0" w:firstColumn="0" w:lastColumn="0" w:oddVBand="0" w:evenVBand="0" w:oddHBand="0" w:evenHBand="0" w:firstRowFirstColumn="0" w:firstRowLastColumn="0" w:lastRowFirstColumn="0" w:lastRowLastColumn="0"/>
           <w:trHeight w:val="439"/>
         </w:trPr>
         <w:tc>
           <w:tcPr>
+            <w:cnfStyle w:val="001000000000" w:firstRow="0" w:lastRow="0" w:firstColumn="1" w:lastColumn="0" w:oddVBand="0" w:evenVBand="0" w:oddHBand="0" w:evenHBand="0" w:firstRowFirstColumn="0" w:firstRowLastColumn="0" w:lastRowFirstColumn="0" w:lastRowLastColumn="0"/>
             <w:tcW w:w="1564" w:type="dxa"/>
           </w:tcPr>
           <w:p>
             <w:pPr>
               <w:rPr>
-                <w:b/>
-                <w:bCs/>
-                <w:lang w:val="en-GB"/>
-              </w:rPr>
-            </w:pPr>
-            <w:r>
-              <w:rPr>
-                <w:b/>
-                <w:bCs/>
+                <w:b w:val="0"/>
+                <w:bCs w:val="0"/>
+                <w:lang w:val="en-GB"/>
+              </w:rPr>
+            </w:pPr>
+            <w:r>
+              <w:rPr>
                 <w:lang w:val="en-GB"/>
               </w:rPr>
               <w:t>NFR No.</w:t>
@@ -1758,16 +2466,15 @@
           </w:tcPr>
           <w:p>
             <w:pPr>
-              <w:rPr>
-                <w:b/>
-                <w:bCs/>
-                <w:lang w:val="en-GB"/>
-              </w:rPr>
-            </w:pPr>
-            <w:r>
-              <w:rPr>
-                <w:b/>
-                <w:bCs/>
+              <w:cnfStyle w:val="100000000000" w:firstRow="1" w:lastRow="0" w:firstColumn="0" w:lastColumn="0" w:oddVBand="0" w:evenVBand="0" w:oddHBand="0" w:evenHBand="0" w:firstRowFirstColumn="0" w:firstRowLastColumn="0" w:lastRowFirstColumn="0" w:lastRowLastColumn="0"/>
+              <w:rPr>
+                <w:b w:val="0"/>
+                <w:bCs w:val="0"/>
+                <w:lang w:val="en-GB"/>
+              </w:rPr>
+            </w:pPr>
+            <w:r>
+              <w:rPr>
                 <w:lang w:val="en-GB"/>
               </w:rPr>
               <w:t>Non-functional Requirement</w:t>
@@ -1780,19 +2487,81 @@
           </w:tcPr>
           <w:p>
             <w:pPr>
-              <w:rPr>
-                <w:b/>
-                <w:bCs/>
-                <w:lang w:val="en-GB"/>
-              </w:rPr>
-            </w:pPr>
-            <w:r>
-              <w:rPr>
-                <w:b/>
-                <w:bCs/>
+              <w:cnfStyle w:val="100000000000" w:firstRow="1" w:lastRow="0" w:firstColumn="0" w:lastColumn="0" w:oddVBand="0" w:evenVBand="0" w:oddHBand="0" w:evenHBand="0" w:firstRowFirstColumn="0" w:firstRowLastColumn="0" w:lastRowFirstColumn="0" w:lastRowLastColumn="0"/>
+              <w:rPr>
+                <w:b w:val="0"/>
+                <w:bCs w:val="0"/>
+                <w:lang w:val="en-GB"/>
+              </w:rPr>
+            </w:pPr>
+            <w:r>
+              <w:rPr>
                 <w:lang w:val="en-GB"/>
               </w:rPr>
               <w:t>Quality Attribute</w:t>
+            </w:r>
+          </w:p>
+        </w:tc>
+      </w:tr>
+      <w:tr>
+        <w:trPr>
+          <w:cnfStyle w:val="000000100000" w:firstRow="0" w:lastRow="0" w:firstColumn="0" w:lastColumn="0" w:oddVBand="0" w:evenVBand="0" w:oddHBand="1" w:evenHBand="0" w:firstRowFirstColumn="0" w:firstRowLastColumn="0" w:lastRowFirstColumn="0" w:lastRowLastColumn="0"/>
+          <w:trHeight w:val="418"/>
+        </w:trPr>
+        <w:tc>
+          <w:tcPr>
+            <w:cnfStyle w:val="001000000000" w:firstRow="0" w:lastRow="0" w:firstColumn="1" w:lastColumn="0" w:oddVBand="0" w:evenVBand="0" w:oddHBand="0" w:evenHBand="0" w:firstRowFirstColumn="0" w:firstRowLastColumn="0" w:lastRowFirstColumn="0" w:lastRowLastColumn="0"/>
+            <w:tcW w:w="1564" w:type="dxa"/>
+          </w:tcPr>
+          <w:p>
+            <w:pPr>
+              <w:rPr>
+                <w:lang w:val="en-GB"/>
+              </w:rPr>
+            </w:pPr>
+            <w:r>
+              <w:rPr>
+                <w:lang w:val="en-GB"/>
+              </w:rPr>
+              <w:t>1</w:t>
+            </w:r>
+          </w:p>
+        </w:tc>
+        <w:tc>
+          <w:tcPr>
+            <w:tcW w:w="4252" w:type="dxa"/>
+          </w:tcPr>
+          <w:p>
+            <w:pPr>
+              <w:cnfStyle w:val="000000100000" w:firstRow="0" w:lastRow="0" w:firstColumn="0" w:lastColumn="0" w:oddVBand="0" w:evenVBand="0" w:oddHBand="1" w:evenHBand="0" w:firstRowFirstColumn="0" w:firstRowLastColumn="0" w:lastRowFirstColumn="0" w:lastRowLastColumn="0"/>
+              <w:rPr>
+                <w:lang w:val="en-GB"/>
+              </w:rPr>
+            </w:pPr>
+            <w:r>
+              <w:rPr>
+                <w:lang w:val="en-GB"/>
+              </w:rPr>
+              <w:t>Customer and staff information should be kept safe and private</w:t>
+            </w:r>
+          </w:p>
+        </w:tc>
+        <w:tc>
+          <w:tcPr>
+            <w:tcW w:w="4433" w:type="dxa"/>
+          </w:tcPr>
+          <w:p>
+            <w:pPr>
+              <w:cnfStyle w:val="000000100000" w:firstRow="0" w:lastRow="0" w:firstColumn="0" w:lastColumn="0" w:oddVBand="0" w:evenVBand="0" w:oddHBand="1" w:evenHBand="0" w:firstRowFirstColumn="0" w:firstRowLastColumn="0" w:lastRowFirstColumn="0" w:lastRowLastColumn="0"/>
+              <w:rPr>
+                <w:lang w:val="en-GB"/>
+              </w:rPr>
+            </w:pPr>
+            <w:r>
+              <w:rPr>
+                <w:lang w:val="en-GB"/>
+              </w:rPr>
+              <w:t>Safety</w:t>
             </w:r>
           </w:p>
         </w:tc>
@@ -1803,6 +2572,7 @@
         </w:trPr>
         <w:tc>
           <w:tcPr>
+            <w:cnfStyle w:val="001000000000" w:firstRow="0" w:lastRow="0" w:firstColumn="1" w:lastColumn="0" w:oddVBand="0" w:evenVBand="0" w:oddHBand="0" w:evenHBand="0" w:firstRowFirstColumn="0" w:firstRowLastColumn="0" w:lastRowFirstColumn="0" w:lastRowLastColumn="0"/>
             <w:tcW w:w="1564" w:type="dxa"/>
           </w:tcPr>
           <w:p>
@@ -1815,7 +2585,7 @@
               <w:rPr>
                 <w:lang w:val="en-GB"/>
               </w:rPr>
-              <w:t>1</w:t>
+              <w:t>2</w:t>
             </w:r>
           </w:p>
         </w:tc>
@@ -1825,15 +2595,16 @@
           </w:tcPr>
           <w:p>
             <w:pPr>
-              <w:rPr>
-                <w:lang w:val="en-GB"/>
-              </w:rPr>
-            </w:pPr>
-            <w:r>
-              <w:rPr>
-                <w:lang w:val="en-GB"/>
-              </w:rPr>
-              <w:t>Customer and staff information should be kept safe and private</w:t>
+              <w:cnfStyle w:val="000000000000" w:firstRow="0" w:lastRow="0" w:firstColumn="0" w:lastColumn="0" w:oddVBand="0" w:evenVBand="0" w:oddHBand="0" w:evenHBand="0" w:firstRowFirstColumn="0" w:firstRowLastColumn="0" w:lastRowFirstColumn="0" w:lastRowLastColumn="0"/>
+              <w:rPr>
+                <w:lang w:val="en-GB"/>
+              </w:rPr>
+            </w:pPr>
+            <w:r>
+              <w:rPr>
+                <w:lang w:val="en-GB"/>
+              </w:rPr>
+              <w:t>New plant types, payments options, or staff roles should be easy to add later</w:t>
             </w:r>
           </w:p>
         </w:tc>
@@ -1843,15 +2614,79 @@
           </w:tcPr>
           <w:p>
             <w:pPr>
-              <w:rPr>
-                <w:lang w:val="en-GB"/>
-              </w:rPr>
-            </w:pPr>
-            <w:r>
-              <w:rPr>
-                <w:lang w:val="en-GB"/>
-              </w:rPr>
-              <w:t>Safety</w:t>
+              <w:cnfStyle w:val="000000000000" w:firstRow="0" w:lastRow="0" w:firstColumn="0" w:lastColumn="0" w:oddVBand="0" w:evenVBand="0" w:oddHBand="0" w:evenHBand="0" w:firstRowFirstColumn="0" w:firstRowLastColumn="0" w:lastRowFirstColumn="0" w:lastRowLastColumn="0"/>
+              <w:rPr>
+                <w:lang w:val="en-GB"/>
+              </w:rPr>
+            </w:pPr>
+            <w:r>
+              <w:rPr>
+                <w:lang w:val="en-GB"/>
+              </w:rPr>
+              <w:t>Maintainability / Extensibility</w:t>
+            </w:r>
+          </w:p>
+        </w:tc>
+      </w:tr>
+      <w:tr>
+        <w:trPr>
+          <w:cnfStyle w:val="000000100000" w:firstRow="0" w:lastRow="0" w:firstColumn="0" w:lastColumn="0" w:oddVBand="0" w:evenVBand="0" w:oddHBand="1" w:evenHBand="0" w:firstRowFirstColumn="0" w:firstRowLastColumn="0" w:lastRowFirstColumn="0" w:lastRowLastColumn="0"/>
+          <w:trHeight w:val="439"/>
+        </w:trPr>
+        <w:tc>
+          <w:tcPr>
+            <w:cnfStyle w:val="001000000000" w:firstRow="0" w:lastRow="0" w:firstColumn="1" w:lastColumn="0" w:oddVBand="0" w:evenVBand="0" w:oddHBand="0" w:evenHBand="0" w:firstRowFirstColumn="0" w:firstRowLastColumn="0" w:lastRowFirstColumn="0" w:lastRowLastColumn="0"/>
+            <w:tcW w:w="1564" w:type="dxa"/>
+          </w:tcPr>
+          <w:p>
+            <w:pPr>
+              <w:rPr>
+                <w:lang w:val="en-GB"/>
+              </w:rPr>
+            </w:pPr>
+            <w:r>
+              <w:rPr>
+                <w:lang w:val="en-GB"/>
+              </w:rPr>
+              <w:t>3</w:t>
+            </w:r>
+          </w:p>
+        </w:tc>
+        <w:tc>
+          <w:tcPr>
+            <w:tcW w:w="4252" w:type="dxa"/>
+          </w:tcPr>
+          <w:p>
+            <w:pPr>
+              <w:cnfStyle w:val="000000100000" w:firstRow="0" w:lastRow="0" w:firstColumn="0" w:lastColumn="0" w:oddVBand="0" w:evenVBand="0" w:oddHBand="1" w:evenHBand="0" w:firstRowFirstColumn="0" w:firstRowLastColumn="0" w:lastRowFirstColumn="0" w:lastRowLastColumn="0"/>
+              <w:rPr>
+                <w:lang w:val="en-GB"/>
+              </w:rPr>
+            </w:pPr>
+            <w:r>
+              <w:rPr>
+                <w:lang w:val="en-GB"/>
+              </w:rPr>
+              <w:t>The system should be easy to use and understand for new users</w:t>
+            </w:r>
+          </w:p>
+        </w:tc>
+        <w:tc>
+          <w:tcPr>
+            <w:tcW w:w="4433" w:type="dxa"/>
+          </w:tcPr>
+          <w:p>
+            <w:pPr>
+              <w:cnfStyle w:val="000000100000" w:firstRow="0" w:lastRow="0" w:firstColumn="0" w:lastColumn="0" w:oddVBand="0" w:evenVBand="0" w:oddHBand="1" w:evenHBand="0" w:firstRowFirstColumn="0" w:firstRowLastColumn="0" w:lastRowFirstColumn="0" w:lastRowLastColumn="0"/>
+              <w:rPr>
+                <w:lang w:val="en-GB"/>
+              </w:rPr>
+            </w:pPr>
+            <w:r>
+              <w:rPr>
+                <w:lang w:val="en-GB"/>
+              </w:rPr>
+              <w:t>Usability</w:t>
             </w:r>
           </w:p>
         </w:tc>
@@ -1862,6 +2697,7 @@
         </w:trPr>
         <w:tc>
           <w:tcPr>
+            <w:cnfStyle w:val="001000000000" w:firstRow="0" w:lastRow="0" w:firstColumn="1" w:lastColumn="0" w:oddVBand="0" w:evenVBand="0" w:oddHBand="0" w:evenHBand="0" w:firstRowFirstColumn="0" w:firstRowLastColumn="0" w:lastRowFirstColumn="0" w:lastRowLastColumn="0"/>
             <w:tcW w:w="1564" w:type="dxa"/>
           </w:tcPr>
           <w:p>
@@ -1874,7 +2710,7 @@
               <w:rPr>
                 <w:lang w:val="en-GB"/>
               </w:rPr>
-              <w:t>2</w:t>
+              <w:t>4</w:t>
             </w:r>
           </w:p>
         </w:tc>
@@ -1884,15 +2720,16 @@
           </w:tcPr>
           <w:p>
             <w:pPr>
-              <w:rPr>
-                <w:lang w:val="en-GB"/>
-              </w:rPr>
-            </w:pPr>
-            <w:r>
-              <w:rPr>
-                <w:lang w:val="en-GB"/>
-              </w:rPr>
-              <w:t>New plant types, payments options, or staff roles should be easy to add later</w:t>
+              <w:cnfStyle w:val="000000000000" w:firstRow="0" w:lastRow="0" w:firstColumn="0" w:lastColumn="0" w:oddVBand="0" w:evenVBand="0" w:oddHBand="0" w:evenHBand="0" w:firstRowFirstColumn="0" w:firstRowLastColumn="0" w:lastRowFirstColumn="0" w:lastRowLastColumn="0"/>
+              <w:rPr>
+                <w:lang w:val="en-GB"/>
+              </w:rPr>
+            </w:pPr>
+            <w:r>
+              <w:rPr>
+                <w:lang w:val="en-GB"/>
+              </w:rPr>
+              <w:t>All updates to plants, inventory, or sales should appear within 2 seconds</w:t>
             </w:r>
           </w:p>
         </w:tc>
@@ -1902,25 +2739,28 @@
           </w:tcPr>
           <w:p>
             <w:pPr>
-              <w:rPr>
-                <w:lang w:val="en-GB"/>
-              </w:rPr>
-            </w:pPr>
-            <w:r>
-              <w:rPr>
-                <w:lang w:val="en-GB"/>
-              </w:rPr>
-              <w:t>Maintainability / Extensibility</w:t>
+              <w:cnfStyle w:val="000000000000" w:firstRow="0" w:lastRow="0" w:firstColumn="0" w:lastColumn="0" w:oddVBand="0" w:evenVBand="0" w:oddHBand="0" w:evenHBand="0" w:firstRowFirstColumn="0" w:firstRowLastColumn="0" w:lastRowFirstColumn="0" w:lastRowLastColumn="0"/>
+              <w:rPr>
+                <w:lang w:val="en-GB"/>
+              </w:rPr>
+            </w:pPr>
+            <w:r>
+              <w:rPr>
+                <w:lang w:val="en-GB"/>
+              </w:rPr>
+              <w:t>Performance / Reliability</w:t>
             </w:r>
           </w:p>
         </w:tc>
       </w:tr>
       <w:tr>
         <w:trPr>
-          <w:trHeight w:val="439"/>
+          <w:cnfStyle w:val="000000100000" w:firstRow="0" w:lastRow="0" w:firstColumn="0" w:lastColumn="0" w:oddVBand="0" w:evenVBand="0" w:oddHBand="1" w:evenHBand="0" w:firstRowFirstColumn="0" w:firstRowLastColumn="0" w:lastRowFirstColumn="0" w:lastRowLastColumn="0"/>
+          <w:trHeight w:val="418"/>
         </w:trPr>
         <w:tc>
           <w:tcPr>
+            <w:cnfStyle w:val="001000000000" w:firstRow="0" w:lastRow="0" w:firstColumn="1" w:lastColumn="0" w:oddVBand="0" w:evenVBand="0" w:oddHBand="0" w:evenHBand="0" w:firstRowFirstColumn="0" w:firstRowLastColumn="0" w:lastRowFirstColumn="0" w:lastRowLastColumn="0"/>
             <w:tcW w:w="1564" w:type="dxa"/>
           </w:tcPr>
           <w:p>
@@ -1933,8 +2773,7 @@
               <w:rPr>
                 <w:lang w:val="en-GB"/>
               </w:rPr>
-              <w:lastRenderedPageBreak/>
-              <w:t>3</w:t>
+              <w:t>5</w:t>
             </w:r>
           </w:p>
         </w:tc>
@@ -1944,15 +2783,16 @@
           </w:tcPr>
           <w:p>
             <w:pPr>
-              <w:rPr>
-                <w:lang w:val="en-GB"/>
-              </w:rPr>
-            </w:pPr>
-            <w:r>
-              <w:rPr>
-                <w:lang w:val="en-GB"/>
-              </w:rPr>
-              <w:t>The system should be easy to use and understand for new users</w:t>
+              <w:cnfStyle w:val="000000100000" w:firstRow="0" w:lastRow="0" w:firstColumn="0" w:lastColumn="0" w:oddVBand="0" w:evenVBand="0" w:oddHBand="1" w:evenHBand="0" w:firstRowFirstColumn="0" w:firstRowLastColumn="0" w:lastRowFirstColumn="0" w:lastRowLastColumn="0"/>
+              <w:rPr>
+                <w:lang w:val="en-GB"/>
+              </w:rPr>
+            </w:pPr>
+            <w:r>
+              <w:rPr>
+                <w:lang w:val="en-GB"/>
+              </w:rPr>
+              <w:t>The system should still work properly even if one part temporarily fails</w:t>
             </w:r>
           </w:p>
         </w:tc>
@@ -1962,15 +2802,16 @@
           </w:tcPr>
           <w:p>
             <w:pPr>
-              <w:rPr>
-                <w:lang w:val="en-GB"/>
-              </w:rPr>
-            </w:pPr>
-            <w:r>
-              <w:rPr>
-                <w:lang w:val="en-GB"/>
-              </w:rPr>
-              <w:t>Usability</w:t>
+              <w:cnfStyle w:val="000000100000" w:firstRow="0" w:lastRow="0" w:firstColumn="0" w:lastColumn="0" w:oddVBand="0" w:evenVBand="0" w:oddHBand="1" w:evenHBand="0" w:firstRowFirstColumn="0" w:firstRowLastColumn="0" w:lastRowFirstColumn="0" w:lastRowLastColumn="0"/>
+              <w:rPr>
+                <w:lang w:val="en-GB"/>
+              </w:rPr>
+            </w:pPr>
+            <w:r>
+              <w:rPr>
+                <w:lang w:val="en-GB"/>
+              </w:rPr>
+              <w:t>Fault Tolerance / Reliability</w:t>
             </w:r>
           </w:p>
         </w:tc>
@@ -1981,6 +2822,7 @@
         </w:trPr>
         <w:tc>
           <w:tcPr>
+            <w:cnfStyle w:val="001000000000" w:firstRow="0" w:lastRow="0" w:firstColumn="1" w:lastColumn="0" w:oddVBand="0" w:evenVBand="0" w:oddHBand="0" w:evenHBand="0" w:firstRowFirstColumn="0" w:firstRowLastColumn="0" w:lastRowFirstColumn="0" w:lastRowLastColumn="0"/>
             <w:tcW w:w="1564" w:type="dxa"/>
           </w:tcPr>
           <w:p>
@@ -1993,7 +2835,7 @@
               <w:rPr>
                 <w:lang w:val="en-GB"/>
               </w:rPr>
-              <w:t>4</w:t>
+              <w:t>6</w:t>
             </w:r>
           </w:p>
         </w:tc>
@@ -2003,15 +2845,30 @@
           </w:tcPr>
           <w:p>
             <w:pPr>
-              <w:rPr>
-                <w:lang w:val="en-GB"/>
-              </w:rPr>
-            </w:pPr>
-            <w:r>
-              <w:rPr>
-                <w:lang w:val="en-GB"/>
-              </w:rPr>
-              <w:t>All updates to plants, inventory, or sales should appear within 2 seconds</w:t>
+              <w:cnfStyle w:val="000000000000" w:firstRow="0" w:lastRow="0" w:firstColumn="0" w:lastColumn="0" w:oddVBand="0" w:evenVBand="0" w:oddHBand="0" w:evenHBand="0" w:firstRowFirstColumn="0" w:firstRowLastColumn="0" w:lastRowFirstColumn="0" w:lastRowLastColumn="0"/>
+              <w:rPr>
+                <w:lang w:val="en-GB"/>
+              </w:rPr>
+            </w:pPr>
+            <w:r>
+              <w:rPr>
+                <w:lang w:val="en-GB"/>
+              </w:rPr>
+              <w:t>The system can support 100 users without decreasing the uptime</w:t>
+            </w:r>
+          </w:p>
+          <w:p>
+            <w:pPr>
+              <w:cnfStyle w:val="000000000000" w:firstRow="0" w:lastRow="0" w:firstColumn="0" w:lastColumn="0" w:oddVBand="0" w:evenVBand="0" w:oddHBand="0" w:evenHBand="0" w:firstRowFirstColumn="0" w:firstRowLastColumn="0" w:lastRowFirstColumn="0" w:lastRowLastColumn="0"/>
+              <w:rPr>
+                <w:lang w:val="en-GB"/>
+              </w:rPr>
+            </w:pPr>
+            <w:r>
+              <w:rPr>
+                <w:lang w:val="en-GB"/>
+              </w:rPr>
+              <w:t>of the system.</w:t>
             </w:r>
           </w:p>
         </w:tc>
@@ -2021,137 +2878,7 @@
           </w:tcPr>
           <w:p>
             <w:pPr>
-              <w:rPr>
-                <w:lang w:val="en-GB"/>
-              </w:rPr>
-            </w:pPr>
-            <w:r>
-              <w:rPr>
-                <w:lang w:val="en-GB"/>
-              </w:rPr>
-              <w:t>Performance / Reliability</w:t>
-            </w:r>
-          </w:p>
-        </w:tc>
-      </w:tr>
-      <w:tr>
-        <w:trPr>
-          <w:trHeight w:val="418"/>
-        </w:trPr>
-        <w:tc>
-          <w:tcPr>
-            <w:tcW w:w="1564" w:type="dxa"/>
-          </w:tcPr>
-          <w:p>
-            <w:pPr>
-              <w:rPr>
-                <w:lang w:val="en-GB"/>
-              </w:rPr>
-            </w:pPr>
-            <w:r>
-              <w:rPr>
-                <w:lang w:val="en-GB"/>
-              </w:rPr>
-              <w:t>5</w:t>
-            </w:r>
-          </w:p>
-        </w:tc>
-        <w:tc>
-          <w:tcPr>
-            <w:tcW w:w="4252" w:type="dxa"/>
-          </w:tcPr>
-          <w:p>
-            <w:pPr>
-              <w:rPr>
-                <w:lang w:val="en-GB"/>
-              </w:rPr>
-            </w:pPr>
-            <w:r>
-              <w:rPr>
-                <w:lang w:val="en-GB"/>
-              </w:rPr>
-              <w:t>The system should still work properly even if one part temporarily fails</w:t>
-            </w:r>
-          </w:p>
-        </w:tc>
-        <w:tc>
-          <w:tcPr>
-            <w:tcW w:w="4433" w:type="dxa"/>
-          </w:tcPr>
-          <w:p>
-            <w:pPr>
-              <w:rPr>
-                <w:lang w:val="en-GB"/>
-              </w:rPr>
-            </w:pPr>
-            <w:r>
-              <w:rPr>
-                <w:lang w:val="en-GB"/>
-              </w:rPr>
-              <w:t>Fault Tolerance / Reliability</w:t>
-            </w:r>
-          </w:p>
-        </w:tc>
-      </w:tr>
-      <w:tr>
-        <w:trPr>
-          <w:trHeight w:val="418"/>
-        </w:trPr>
-        <w:tc>
-          <w:tcPr>
-            <w:tcW w:w="1564" w:type="dxa"/>
-          </w:tcPr>
-          <w:p>
-            <w:pPr>
-              <w:rPr>
-                <w:lang w:val="en-GB"/>
-              </w:rPr>
-            </w:pPr>
-            <w:r>
-              <w:rPr>
-                <w:lang w:val="en-GB"/>
-              </w:rPr>
-              <w:t>6</w:t>
-            </w:r>
-          </w:p>
-        </w:tc>
-        <w:tc>
-          <w:tcPr>
-            <w:tcW w:w="4252" w:type="dxa"/>
-          </w:tcPr>
-          <w:p>
-            <w:pPr>
-              <w:rPr>
-                <w:lang w:val="en-GB"/>
-              </w:rPr>
-            </w:pPr>
-            <w:r>
-              <w:rPr>
-                <w:lang w:val="en-GB"/>
-              </w:rPr>
-              <w:t>The system can support 100 users without decreasing the uptime</w:t>
-            </w:r>
-          </w:p>
-          <w:p>
-            <w:pPr>
-              <w:rPr>
-                <w:lang w:val="en-GB"/>
-              </w:rPr>
-            </w:pPr>
-            <w:r>
-              <w:rPr>
-                <w:lang w:val="en-GB"/>
-              </w:rPr>
-              <w:t>of the system.</w:t>
-            </w:r>
-          </w:p>
-        </w:tc>
-        <w:tc>
-          <w:tcPr>
-            <w:tcW w:w="4433" w:type="dxa"/>
-          </w:tcPr>
-          <w:p>
-            <w:pPr>
+              <w:cnfStyle w:val="000000000000" w:firstRow="0" w:lastRow="0" w:firstColumn="0" w:lastColumn="0" w:oddVBand="0" w:evenVBand="0" w:oddHBand="0" w:evenHBand="0" w:firstRowFirstColumn="0" w:firstRowLastColumn="0" w:lastRowFirstColumn="0" w:lastRowLastColumn="0"/>
               <w:rPr>
                 <w:lang w:val="en-GB"/>
               </w:rPr>
@@ -2181,6 +2908,3110 @@
           <w:lang w:val="en-GB"/>
         </w:rPr>
       </w:pPr>
+    </w:p>
+    <w:p>
+      <w:pPr>
+        <w:pStyle w:val="Heading2"/>
+        <w:rPr>
+          <w:lang w:val="en-GB"/>
+        </w:rPr>
+      </w:pPr>
+      <w:r>
+        <w:rPr>
+          <w:lang w:val="en-GB"/>
+        </w:rPr>
+        <w:lastRenderedPageBreak/>
+        <w:t>DESIGN PATTERN APPLICATION</w:t>
+      </w:r>
+    </w:p>
+    <w:p>
+      <w:pPr>
+        <w:rPr>
+          <w:lang w:val="en-GB"/>
+        </w:rPr>
+      </w:pPr>
+    </w:p>
+    <w:p>
+      <w:pPr>
+        <w:pStyle w:val="Heading3"/>
+        <w:rPr>
+          <w:lang w:val="en-GB"/>
+        </w:rPr>
+      </w:pPr>
+      <w:r>
+        <w:rPr>
+          <w:lang w:val="en-GB"/>
+        </w:rPr>
+        <w:t>GREENHOUSE</w:t>
+      </w:r>
+    </w:p>
+    <w:p>
+      <w:pPr>
+        <w:rPr>
+          <w:b/>
+          <w:bCs/>
+          <w:lang w:val="en-GB"/>
+        </w:rPr>
+      </w:pPr>
+      <w:r>
+        <w:rPr>
+          <w:b/>
+          <w:bCs/>
+          <w:lang w:val="en-GB"/>
+        </w:rPr>
+        <w:t>1 Strategy Design Pattern for Plant Care</w:t>
+      </w:r>
+    </w:p>
+    <w:p>
+      <w:pPr>
+        <w:rPr>
+          <w:lang w:val="en-GB"/>
+        </w:rPr>
+      </w:pPr>
+      <w:r>
+        <w:rPr>
+          <w:lang w:val="en-GB"/>
+        </w:rPr>
+        <w:t xml:space="preserve">&lt;insert class </w:t>
+      </w:r>
+      <w:proofErr w:type="spellStart"/>
+      <w:r>
+        <w:rPr>
+          <w:lang w:val="en-GB"/>
+        </w:rPr>
+        <w:t>uml</w:t>
+      </w:r>
+      <w:proofErr w:type="spellEnd"/>
+      <w:r>
+        <w:rPr>
+          <w:lang w:val="en-GB"/>
+        </w:rPr>
+        <w:t>&gt;</w:t>
+      </w:r>
+    </w:p>
+    <w:p>
+      <w:pPr>
+        <w:rPr>
+          <w:lang w:val="en-GB"/>
+        </w:rPr>
+      </w:pPr>
+      <w:r>
+        <w:rPr>
+          <w:lang w:val="en-GB"/>
+        </w:rPr>
+        <w:t xml:space="preserve">The Strategy design pattern is used in the Plant Care system to manage different care routines for various plants. </w:t>
+      </w:r>
+    </w:p>
+    <w:p>
+      <w:pPr>
+        <w:rPr>
+          <w:lang w:val="en-GB"/>
+        </w:rPr>
+      </w:pPr>
+      <w:r>
+        <w:rPr>
+          <w:lang w:val="en-GB"/>
+        </w:rPr>
+        <w:t>This pattern is chosen for several reasons:</w:t>
+      </w:r>
+    </w:p>
+    <w:p>
+      <w:pPr>
+        <w:pStyle w:val="ListParagraph"/>
+        <w:numPr>
+          <w:ilvl w:val="0"/>
+          <w:numId w:val="12"/>
+        </w:numPr>
+        <w:rPr>
+          <w:lang w:val="en-GB"/>
+        </w:rPr>
+      </w:pPr>
+      <w:r>
+        <w:rPr>
+          <w:lang w:val="en-GB"/>
+        </w:rPr>
+        <w:t>Variability in Plant Care: Different plants have distinct care requirements, including varying amounts of water, sunlight exposure, and fertilizer. The Strategy pattern allows us to define a family of algorithms (care routines) that can be used interchangeably to accommodate these varying needs.</w:t>
+      </w:r>
+    </w:p>
+    <w:p>
+      <w:pPr>
+        <w:pStyle w:val="ListParagraph"/>
+        <w:numPr>
+          <w:ilvl w:val="0"/>
+          <w:numId w:val="12"/>
+        </w:numPr>
+        <w:rPr>
+          <w:lang w:val="en-GB"/>
+        </w:rPr>
+      </w:pPr>
+      <w:r>
+        <w:rPr>
+          <w:lang w:val="en-GB"/>
+        </w:rPr>
+        <w:t>Promotes flexibility in managing plant growth: By using the Strategy pattern, we can add new care strategies or modify existing ones without affecting the underlying plant management logic, making the system more flexible and easier to extend.</w:t>
+      </w:r>
+    </w:p>
+    <w:p>
+      <w:pPr>
+        <w:pStyle w:val="ListParagraph"/>
+        <w:numPr>
+          <w:ilvl w:val="0"/>
+          <w:numId w:val="12"/>
+        </w:numPr>
+        <w:rPr>
+          <w:lang w:val="en-GB"/>
+        </w:rPr>
+      </w:pPr>
+      <w:r>
+        <w:rPr>
+          <w:lang w:val="en-GB"/>
+        </w:rPr>
+        <w:t>Reduces complexity in plant management: The Strategy pattern helps to reduce complexity by encapsulating specific growth characteristics, making the code more organized and easier to maintain.</w:t>
+      </w:r>
+    </w:p>
+    <w:p>
+      <w:pPr>
+        <w:rPr>
+          <w:lang w:val="en-GB"/>
+        </w:rPr>
+      </w:pPr>
+      <w:r>
+        <w:rPr>
+          <w:b/>
+          <w:bCs/>
+          <w:lang w:val="en-GB"/>
+        </w:rPr>
+        <w:t>Functional requirement:</w:t>
+      </w:r>
+      <w:r>
+        <w:rPr>
+          <w:lang w:val="en-GB"/>
+        </w:rPr>
+        <w:t xml:space="preserve"> The system must allow plants to dynamically apply different care strategies (watering, sunlight, fertilizer) based on user selection or plant type</w:t>
+      </w:r>
+    </w:p>
+    <w:p>
+      <w:pPr>
+        <w:rPr>
+          <w:lang w:val="en-GB"/>
+        </w:rPr>
+      </w:pPr>
+      <w:r>
+        <w:rPr>
+          <w:lang w:val="en-GB"/>
+        </w:rPr>
+        <w:t>—-------------------------------------------------------------------------------------------------------------</w:t>
+      </w:r>
+    </w:p>
+    <w:p>
+      <w:pPr>
+        <w:rPr>
+          <w:b/>
+          <w:bCs/>
+          <w:lang w:val="en-GB"/>
+        </w:rPr>
+      </w:pPr>
+      <w:r>
+        <w:rPr>
+          <w:b/>
+          <w:bCs/>
+          <w:lang w:val="en-GB"/>
+        </w:rPr>
+        <w:t>2 State Design Pattern for Plant Lifecycle</w:t>
+      </w:r>
+    </w:p>
+    <w:p>
+      <w:pPr>
+        <w:rPr>
+          <w:lang w:val="en-GB"/>
+        </w:rPr>
+      </w:pPr>
+      <w:r>
+        <w:rPr>
+          <w:lang w:val="en-GB"/>
+        </w:rPr>
+        <w:t xml:space="preserve">&lt;insert class </w:t>
+      </w:r>
+      <w:proofErr w:type="spellStart"/>
+      <w:r>
+        <w:rPr>
+          <w:lang w:val="en-GB"/>
+        </w:rPr>
+        <w:t>uml</w:t>
+      </w:r>
+      <w:proofErr w:type="spellEnd"/>
+      <w:r>
+        <w:rPr>
+          <w:lang w:val="en-GB"/>
+        </w:rPr>
+        <w:t>&gt;</w:t>
+      </w:r>
+    </w:p>
+    <w:p>
+      <w:pPr>
+        <w:rPr>
+          <w:lang w:val="en-GB"/>
+        </w:rPr>
+      </w:pPr>
+      <w:r>
+        <w:rPr>
+          <w:lang w:val="en-GB"/>
+        </w:rPr>
+        <w:t xml:space="preserve">The State design pattern is used to manage the life cycle of plants in the nursery system. </w:t>
+      </w:r>
+    </w:p>
+    <w:p>
+      <w:pPr>
+        <w:rPr>
+          <w:lang w:val="en-GB"/>
+        </w:rPr>
+      </w:pPr>
+      <w:r>
+        <w:rPr>
+          <w:lang w:val="en-GB"/>
+        </w:rPr>
+        <w:t>This pattern is chosen for several reasons:</w:t>
+      </w:r>
+    </w:p>
+    <w:p>
+      <w:pPr>
+        <w:pStyle w:val="ListParagraph"/>
+        <w:numPr>
+          <w:ilvl w:val="0"/>
+          <w:numId w:val="13"/>
+        </w:numPr>
+        <w:rPr>
+          <w:lang w:val="en-GB"/>
+        </w:rPr>
+      </w:pPr>
+      <w:r>
+        <w:rPr>
+          <w:lang w:val="en-GB"/>
+        </w:rPr>
+        <w:t xml:space="preserve">Dynamic State Changes: The State pattern allows plants to change their </w:t>
+      </w:r>
+      <w:proofErr w:type="spellStart"/>
+      <w:r>
+        <w:rPr>
+          <w:lang w:val="en-GB"/>
+        </w:rPr>
+        <w:t>behavior</w:t>
+      </w:r>
+      <w:proofErr w:type="spellEnd"/>
+      <w:r>
+        <w:rPr>
+          <w:lang w:val="en-GB"/>
+        </w:rPr>
+        <w:t xml:space="preserve"> based on their current state (e.g., Seedling, Mature, Distressed, Withered). This enables the system to respond dynamically to changes in the plant's condition.</w:t>
+      </w:r>
+    </w:p>
+    <w:p>
+      <w:pPr>
+        <w:pStyle w:val="ListParagraph"/>
+        <w:numPr>
+          <w:ilvl w:val="0"/>
+          <w:numId w:val="13"/>
+        </w:numPr>
+        <w:rPr>
+          <w:lang w:val="en-GB"/>
+        </w:rPr>
+      </w:pPr>
+      <w:r>
+        <w:rPr>
+          <w:lang w:val="en-GB"/>
+        </w:rPr>
+        <w:t xml:space="preserve">Encapsulation of State-Specific </w:t>
+      </w:r>
+      <w:proofErr w:type="spellStart"/>
+      <w:r>
+        <w:rPr>
+          <w:lang w:val="en-GB"/>
+        </w:rPr>
+        <w:t>Behavior</w:t>
+      </w:r>
+      <w:proofErr w:type="spellEnd"/>
+      <w:r>
+        <w:rPr>
+          <w:lang w:val="en-GB"/>
+        </w:rPr>
+        <w:t xml:space="preserve">: Each state (Seedling, Mature, Distressed, Withered) encapsulates its own </w:t>
+      </w:r>
+      <w:proofErr w:type="spellStart"/>
+      <w:r>
+        <w:rPr>
+          <w:lang w:val="en-GB"/>
+        </w:rPr>
+        <w:t>behavior</w:t>
+      </w:r>
+      <w:proofErr w:type="spellEnd"/>
+      <w:r>
+        <w:rPr>
+          <w:lang w:val="en-GB"/>
+        </w:rPr>
+        <w:t>, making it easy to add new states or modify existing ones without affecting other parts of the system.</w:t>
+      </w:r>
+    </w:p>
+    <w:p>
+      <w:pPr>
+        <w:pStyle w:val="ListParagraph"/>
+        <w:numPr>
+          <w:ilvl w:val="0"/>
+          <w:numId w:val="13"/>
+        </w:numPr>
+        <w:rPr>
+          <w:lang w:val="en-GB"/>
+        </w:rPr>
+      </w:pPr>
+      <w:r>
+        <w:rPr>
+          <w:lang w:val="en-GB"/>
+        </w:rPr>
+        <w:t>Improved Code Organization: The State pattern promotes code organization by separating state-specific logic into distinct classes, making the code more maintainable and easier to understand.</w:t>
+      </w:r>
+    </w:p>
+    <w:p>
+      <w:pPr>
+        <w:pStyle w:val="ListParagraph"/>
+        <w:numPr>
+          <w:ilvl w:val="0"/>
+          <w:numId w:val="13"/>
+        </w:numPr>
+        <w:rPr>
+          <w:lang w:val="en-GB"/>
+        </w:rPr>
+      </w:pPr>
+      <w:r>
+        <w:rPr>
+          <w:lang w:val="en-GB"/>
+        </w:rPr>
+        <w:t>Easier Extension: The State pattern makes it easy to add new states or transitions between states without modifying existing code, allowing for greater flexibility and extensibility.</w:t>
+      </w:r>
+    </w:p>
+    <w:p>
+      <w:pPr>
+        <w:pStyle w:val="ListParagraph"/>
+        <w:numPr>
+          <w:ilvl w:val="0"/>
+          <w:numId w:val="13"/>
+        </w:numPr>
+        <w:rPr>
+          <w:lang w:val="en-GB"/>
+        </w:rPr>
+      </w:pPr>
+      <w:r>
+        <w:rPr>
+          <w:lang w:val="en-GB"/>
+        </w:rPr>
+        <w:t>Benefits in the Context of the Nursery System:</w:t>
+      </w:r>
+    </w:p>
+    <w:p>
+      <w:pPr>
+        <w:pStyle w:val="ListParagraph"/>
+        <w:numPr>
+          <w:ilvl w:val="0"/>
+          <w:numId w:val="13"/>
+        </w:numPr>
+        <w:rPr>
+          <w:lang w:val="en-GB"/>
+        </w:rPr>
+      </w:pPr>
+      <w:r>
+        <w:rPr>
+          <w:lang w:val="en-GB"/>
+        </w:rPr>
+        <w:t>Accurate Representation of Plant Life Cycle: The State pattern accurately represents the different stages of a plant's life cycle, enabling the system to respond accordingly.</w:t>
+      </w:r>
+    </w:p>
+    <w:p>
+      <w:pPr>
+        <w:rPr>
+          <w:lang w:val="en-GB"/>
+        </w:rPr>
+      </w:pPr>
+      <w:r>
+        <w:rPr>
+          <w:b/>
+          <w:bCs/>
+          <w:lang w:val="en-GB"/>
+        </w:rPr>
+        <w:t>Functional Requirements:</w:t>
+      </w:r>
+      <w:r>
+        <w:rPr>
+          <w:lang w:val="en-GB"/>
+        </w:rPr>
+        <w:t xml:space="preserve"> The system must allow a plant to dynamically transition between different life cycle stages – Seed, Seedling, Mature, Distressed, and Withered – based on the care it receives. </w:t>
+      </w:r>
+    </w:p>
+    <w:p>
+      <w:pPr>
+        <w:rPr>
+          <w:lang w:val="en-GB"/>
+        </w:rPr>
+      </w:pPr>
+      <w:r>
+        <w:rPr>
+          <w:lang w:val="en-GB"/>
+        </w:rPr>
+        <w:t>—-------------------------------------------------------------------------------------------------------------</w:t>
+      </w:r>
+    </w:p>
+    <w:p>
+      <w:pPr>
+        <w:rPr>
+          <w:b/>
+          <w:bCs/>
+          <w:lang w:val="en-GB"/>
+        </w:rPr>
+      </w:pPr>
+      <w:r>
+        <w:rPr>
+          <w:b/>
+          <w:bCs/>
+          <w:lang w:val="en-GB"/>
+        </w:rPr>
+        <w:t>3 Observer design pattern to monitor Plant Lifecycle</w:t>
+      </w:r>
+    </w:p>
+    <w:p>
+      <w:pPr>
+        <w:rPr>
+          <w:lang w:val="en-GB"/>
+        </w:rPr>
+      </w:pPr>
+      <w:r>
+        <w:rPr>
+          <w:lang w:val="en-GB"/>
+        </w:rPr>
+        <w:t xml:space="preserve">&lt;insert class </w:t>
+      </w:r>
+      <w:proofErr w:type="spellStart"/>
+      <w:r>
+        <w:rPr>
+          <w:lang w:val="en-GB"/>
+        </w:rPr>
+        <w:t>uml</w:t>
+      </w:r>
+      <w:proofErr w:type="spellEnd"/>
+      <w:r>
+        <w:rPr>
+          <w:lang w:val="en-GB"/>
+        </w:rPr>
+        <w:t>&gt;</w:t>
+      </w:r>
+    </w:p>
+    <w:p>
+      <w:pPr>
+        <w:rPr>
+          <w:lang w:val="en-GB"/>
+        </w:rPr>
+      </w:pPr>
+      <w:r>
+        <w:rPr>
+          <w:lang w:val="en-GB"/>
+        </w:rPr>
+        <w:t xml:space="preserve">The Observer pattern is ideal for this scenario because it allows for loose coupling between the subject (Plant) and its observers (Staff). The Plant object doesn't need to know about the specific staff </w:t>
+      </w:r>
+      <w:r>
+        <w:rPr>
+          <w:lang w:val="en-GB"/>
+        </w:rPr>
+        <w:lastRenderedPageBreak/>
+        <w:t xml:space="preserve">members or their notification preferences. Instead, it simply notifies its observers when its state changes. </w:t>
+      </w:r>
+    </w:p>
+    <w:p>
+      <w:pPr>
+        <w:rPr>
+          <w:lang w:val="en-GB"/>
+        </w:rPr>
+      </w:pPr>
+      <w:r>
+        <w:rPr>
+          <w:lang w:val="en-GB"/>
+        </w:rPr>
+        <w:t>This pattern is chosen for several reasons:</w:t>
+      </w:r>
+    </w:p>
+    <w:p>
+      <w:pPr>
+        <w:pStyle w:val="ListParagraph"/>
+        <w:numPr>
+          <w:ilvl w:val="0"/>
+          <w:numId w:val="14"/>
+        </w:numPr>
+        <w:rPr>
+          <w:lang w:val="en-GB"/>
+        </w:rPr>
+      </w:pPr>
+      <w:r>
+        <w:rPr>
+          <w:lang w:val="en-GB"/>
+        </w:rPr>
+        <w:t>Decoupling: The Plant object is decoupled from the Staff objects, making it easier to add or remove observers without affecting the Plant class.</w:t>
+      </w:r>
+    </w:p>
+    <w:p>
+      <w:pPr>
+        <w:pStyle w:val="ListParagraph"/>
+        <w:numPr>
+          <w:ilvl w:val="0"/>
+          <w:numId w:val="14"/>
+        </w:numPr>
+        <w:rPr>
+          <w:lang w:val="en-GB"/>
+        </w:rPr>
+      </w:pPr>
+      <w:r>
+        <w:rPr>
+          <w:lang w:val="en-GB"/>
+        </w:rPr>
+        <w:t>Extensibility: New types of observers (e.g., automated systems or other staff members) can be added without modifying the Plant class.</w:t>
+      </w:r>
+    </w:p>
+    <w:p>
+      <w:pPr>
+        <w:pStyle w:val="ListParagraph"/>
+        <w:numPr>
+          <w:ilvl w:val="0"/>
+          <w:numId w:val="14"/>
+        </w:numPr>
+        <w:rPr>
+          <w:lang w:val="en-GB"/>
+        </w:rPr>
+      </w:pPr>
+      <w:r>
+        <w:rPr>
+          <w:lang w:val="en-GB"/>
+        </w:rPr>
+        <w:t>Reusability: The Observer pattern makes the Plant class more reusable, as it can be used in different contexts with different observers.</w:t>
+      </w:r>
+    </w:p>
+    <w:p>
+      <w:pPr>
+        <w:pStyle w:val="ListParagraph"/>
+        <w:numPr>
+          <w:ilvl w:val="0"/>
+          <w:numId w:val="14"/>
+        </w:numPr>
+        <w:rPr>
+          <w:lang w:val="en-GB"/>
+        </w:rPr>
+      </w:pPr>
+      <w:r>
+        <w:rPr>
+          <w:lang w:val="en-GB"/>
+        </w:rPr>
+        <w:t>Efficient Notification: Observers are notified only when the Plant's state changes, reducing unnecessary notifications.</w:t>
+      </w:r>
+    </w:p>
+    <w:p>
+      <w:pPr>
+        <w:rPr>
+          <w:lang w:val="en-GB"/>
+        </w:rPr>
+      </w:pPr>
+      <w:r>
+        <w:rPr>
+          <w:lang w:val="en-GB"/>
+        </w:rPr>
+        <w:t>Justification:</w:t>
+      </w:r>
+    </w:p>
+    <w:p>
+      <w:pPr>
+        <w:rPr>
+          <w:lang w:val="en-GB"/>
+        </w:rPr>
+      </w:pPr>
+      <w:r>
+        <w:rPr>
+          <w:lang w:val="en-GB"/>
+        </w:rPr>
+        <w:t>In the nursery system, plants can change state (e.g., from healthy to distressed or withered) due to various factors. Staff need to be notified promptly when a plant's state changes so they can take action. The Observer pattern provides a clean and efficient way to implement this notification mechanism.</w:t>
+      </w:r>
+    </w:p>
+    <w:p>
+      <w:pPr>
+        <w:rPr>
+          <w:lang w:val="en-GB"/>
+        </w:rPr>
+      </w:pPr>
+      <w:r>
+        <w:rPr>
+          <w:b/>
+          <w:bCs/>
+          <w:lang w:val="en-GB"/>
+        </w:rPr>
+        <w:t>Functional Requirements:</w:t>
+      </w:r>
+      <w:r>
+        <w:rPr>
+          <w:lang w:val="en-GB"/>
+        </w:rPr>
+        <w:t xml:space="preserve"> </w:t>
+      </w:r>
+    </w:p>
+    <w:p>
+      <w:pPr>
+        <w:rPr>
+          <w:lang w:val="en-GB"/>
+        </w:rPr>
+      </w:pPr>
+    </w:p>
+    <w:p>
+      <w:pPr>
+        <w:rPr>
+          <w:lang w:val="en-GB"/>
+        </w:rPr>
+      </w:pPr>
+      <w:r>
+        <w:rPr>
+          <w:lang w:val="en-GB"/>
+        </w:rPr>
+        <w:t>—-------------------------------------------------------------------------------------------------------------</w:t>
+      </w:r>
+    </w:p>
+    <w:p>
+      <w:pPr>
+        <w:rPr>
+          <w:b/>
+          <w:bCs/>
+          <w:lang w:val="en-GB"/>
+        </w:rPr>
+      </w:pPr>
+      <w:r>
+        <w:rPr>
+          <w:b/>
+          <w:bCs/>
+          <w:lang w:val="en-GB"/>
+        </w:rPr>
+        <w:t>4 Command design pattern for managing Stock</w:t>
+      </w:r>
+    </w:p>
+    <w:p>
+      <w:pPr>
+        <w:rPr>
+          <w:lang w:val="en-GB"/>
+        </w:rPr>
+      </w:pPr>
+      <w:r>
+        <w:rPr>
+          <w:lang w:val="en-GB"/>
+        </w:rPr>
+        <w:t xml:space="preserve">&lt;insert class </w:t>
+      </w:r>
+      <w:proofErr w:type="spellStart"/>
+      <w:r>
+        <w:rPr>
+          <w:lang w:val="en-GB"/>
+        </w:rPr>
+        <w:t>uml</w:t>
+      </w:r>
+      <w:proofErr w:type="spellEnd"/>
+      <w:r>
+        <w:rPr>
+          <w:lang w:val="en-GB"/>
+        </w:rPr>
+        <w:t>&gt;</w:t>
+      </w:r>
+    </w:p>
+    <w:p>
+      <w:pPr>
+        <w:rPr>
+          <w:lang w:val="en-GB"/>
+        </w:rPr>
+      </w:pPr>
+      <w:r>
+        <w:rPr>
+          <w:lang w:val="en-GB"/>
+        </w:rPr>
+        <w:t xml:space="preserve">The Command pattern is used to manage stock operations in a flexible and extensible way. </w:t>
+      </w:r>
+    </w:p>
+    <w:p>
+      <w:pPr>
+        <w:rPr>
+          <w:lang w:val="en-GB"/>
+        </w:rPr>
+      </w:pPr>
+      <w:r>
+        <w:rPr>
+          <w:lang w:val="en-GB"/>
+        </w:rPr>
+        <w:t>This pattern is chosen for several reasons:</w:t>
+      </w:r>
+    </w:p>
+    <w:p>
+      <w:pPr>
+        <w:pStyle w:val="ListParagraph"/>
+        <w:numPr>
+          <w:ilvl w:val="0"/>
+          <w:numId w:val="15"/>
+        </w:numPr>
+        <w:rPr>
+          <w:lang w:val="en-GB"/>
+        </w:rPr>
+      </w:pPr>
+      <w:r>
+        <w:rPr>
+          <w:lang w:val="en-GB"/>
+        </w:rPr>
+        <w:t xml:space="preserve">Decoupling: The Command pattern decouples the client of a stock operation (e.g., </w:t>
+      </w:r>
+      <w:proofErr w:type="spellStart"/>
+      <w:r>
+        <w:rPr>
+          <w:lang w:val="en-GB"/>
+        </w:rPr>
+        <w:t>PlantStock</w:t>
+      </w:r>
+      <w:proofErr w:type="spellEnd"/>
+      <w:r>
+        <w:rPr>
+          <w:lang w:val="en-GB"/>
+        </w:rPr>
+        <w:t xml:space="preserve">) from the actual action of the operation (e.g., </w:t>
+      </w:r>
+      <w:proofErr w:type="spellStart"/>
+      <w:r>
+        <w:rPr>
+          <w:lang w:val="en-GB"/>
+        </w:rPr>
+        <w:t>PlantInventory</w:t>
+      </w:r>
+      <w:proofErr w:type="spellEnd"/>
+      <w:r>
+        <w:rPr>
+          <w:lang w:val="en-GB"/>
+        </w:rPr>
+        <w:t>). This makes it easier to change or replace either component without affecting the other.</w:t>
+      </w:r>
+    </w:p>
+    <w:p>
+      <w:pPr>
+        <w:pStyle w:val="ListParagraph"/>
+        <w:numPr>
+          <w:ilvl w:val="0"/>
+          <w:numId w:val="15"/>
+        </w:numPr>
+        <w:rPr>
+          <w:lang w:val="en-GB"/>
+        </w:rPr>
+      </w:pPr>
+      <w:r>
+        <w:rPr>
+          <w:lang w:val="en-GB"/>
+        </w:rPr>
+        <w:t>Encapsulation: Adding or removing stock involves multiple steps, such as updating inventory levels and notifying observers. The Command pattern encapsulates these complex operations within a single object, making the code easier to understand and maintain. This makes it easier to modify or extend the behaviour of the system.</w:t>
+      </w:r>
+    </w:p>
+    <w:p>
+      <w:pPr>
+        <w:pStyle w:val="ListParagraph"/>
+        <w:numPr>
+          <w:ilvl w:val="0"/>
+          <w:numId w:val="15"/>
+        </w:numPr>
+        <w:rPr>
+          <w:lang w:val="en-GB"/>
+        </w:rPr>
+      </w:pPr>
+      <w:r>
+        <w:rPr>
+          <w:lang w:val="en-GB"/>
+        </w:rPr>
+        <w:t>Extensibility: The Command pattern makes it easy to add new stock operations (e.g., transferring stock between locations) by creating new concrete command classes.</w:t>
+      </w:r>
+    </w:p>
+    <w:p>
+      <w:pPr>
+        <w:pStyle w:val="ListParagraph"/>
+        <w:numPr>
+          <w:ilvl w:val="0"/>
+          <w:numId w:val="15"/>
+        </w:numPr>
+        <w:rPr>
+          <w:lang w:val="en-GB"/>
+        </w:rPr>
+      </w:pPr>
+      <w:r>
+        <w:rPr>
+          <w:lang w:val="en-GB"/>
+        </w:rPr>
+        <w:t>Reusability: The Command pattern promotes reusability by allowing the same command class to be used in different contexts.</w:t>
+      </w:r>
+    </w:p>
+    <w:p>
+      <w:pPr>
+        <w:pStyle w:val="ListParagraph"/>
+        <w:numPr>
+          <w:ilvl w:val="0"/>
+          <w:numId w:val="15"/>
+        </w:numPr>
+        <w:rPr>
+          <w:lang w:val="en-GB"/>
+        </w:rPr>
+      </w:pPr>
+      <w:r>
+        <w:rPr>
+          <w:lang w:val="en-GB"/>
+        </w:rPr>
+        <w:t>In the context of the requirement "New stock should be easily added as the nursery grows," the Command pattern provides a flexible and extensible way to manage stock operations, making it easier to add new stock or modify existing stock management logic as the nursery grows.</w:t>
+      </w:r>
+    </w:p>
+    <w:p>
+      <w:pPr>
+        <w:rPr>
+          <w:lang w:val="en-GB"/>
+        </w:rPr>
+      </w:pPr>
+      <w:r>
+        <w:rPr>
+          <w:b/>
+          <w:bCs/>
+          <w:lang w:val="en-GB"/>
+        </w:rPr>
+        <w:t>Functional Requirement</w:t>
+      </w:r>
+      <w:r>
+        <w:rPr>
+          <w:lang w:val="en-GB"/>
+        </w:rPr>
+        <w:t>: The system shall allow the addition of new stock to the greenhouse inventory through a command object (Stock manager), enabling dynamic execution and potential queuing of stock addition requests without modifying existing code. This ensures seamless integration with plant creation and inventory updates as the nursery grows.</w:t>
+      </w:r>
+    </w:p>
+    <w:p>
+      <w:pPr>
+        <w:rPr>
+          <w:lang w:val="en-GB"/>
+        </w:rPr>
+      </w:pPr>
+      <w:r>
+        <w:rPr>
+          <w:lang w:val="en-GB"/>
+        </w:rPr>
+        <w:t>—-------------------------------------------------------------------------------------------------------------</w:t>
+      </w:r>
+    </w:p>
+    <w:p>
+      <w:pPr>
+        <w:rPr>
+          <w:lang w:val="en-GB"/>
+        </w:rPr>
+      </w:pPr>
+    </w:p>
+    <w:p>
+      <w:pPr>
+        <w:rPr>
+          <w:lang w:val="en-GB"/>
+        </w:rPr>
+      </w:pPr>
+    </w:p>
+    <w:p>
+      <w:pPr>
+        <w:rPr>
+          <w:lang w:val="en-GB"/>
+        </w:rPr>
+      </w:pPr>
+    </w:p>
+    <w:p>
+      <w:pPr>
+        <w:rPr>
+          <w:b/>
+          <w:bCs/>
+          <w:lang w:val="en-GB"/>
+        </w:rPr>
+      </w:pPr>
+      <w:r>
+        <w:rPr>
+          <w:b/>
+          <w:bCs/>
+          <w:lang w:val="en-GB"/>
+        </w:rPr>
+        <w:lastRenderedPageBreak/>
+        <w:t xml:space="preserve">5 Factory Method design pattern for plant creation </w:t>
+      </w:r>
+    </w:p>
+    <w:p>
+      <w:pPr>
+        <w:rPr>
+          <w:lang w:val="en-GB"/>
+        </w:rPr>
+      </w:pPr>
+      <w:r>
+        <w:rPr>
+          <w:lang w:val="en-GB"/>
+        </w:rPr>
+        <w:t xml:space="preserve">&lt;insert class </w:t>
+      </w:r>
+      <w:proofErr w:type="spellStart"/>
+      <w:r>
+        <w:rPr>
+          <w:lang w:val="en-GB"/>
+        </w:rPr>
+        <w:t>uml</w:t>
+      </w:r>
+      <w:proofErr w:type="spellEnd"/>
+      <w:r>
+        <w:rPr>
+          <w:lang w:val="en-GB"/>
+        </w:rPr>
+        <w:t>&gt;</w:t>
+      </w:r>
+    </w:p>
+    <w:p>
+      <w:pPr>
+        <w:rPr>
+          <w:lang w:val="en-GB"/>
+        </w:rPr>
+      </w:pPr>
+      <w:r>
+        <w:rPr>
+          <w:lang w:val="en-GB"/>
+        </w:rPr>
+        <w:t xml:space="preserve">In this case, the Factory Method pattern is used to create plants of different types (e.g., flowers, trees). The </w:t>
+      </w:r>
+      <w:proofErr w:type="spellStart"/>
+      <w:r>
+        <w:rPr>
+          <w:lang w:val="en-GB"/>
+        </w:rPr>
+        <w:t>PlantFactory</w:t>
+      </w:r>
+      <w:proofErr w:type="spellEnd"/>
+      <w:r>
+        <w:rPr>
+          <w:lang w:val="en-GB"/>
+        </w:rPr>
+        <w:t xml:space="preserve"> class is an abstract base class that defines the interface for creating plants, and the </w:t>
+      </w:r>
+      <w:proofErr w:type="spellStart"/>
+      <w:r>
+        <w:rPr>
+          <w:lang w:val="en-GB"/>
+        </w:rPr>
+        <w:t>FlowerFactory</w:t>
+      </w:r>
+      <w:proofErr w:type="spellEnd"/>
+      <w:r>
+        <w:rPr>
+          <w:lang w:val="en-GB"/>
+        </w:rPr>
+        <w:t xml:space="preserve"> and </w:t>
+      </w:r>
+      <w:proofErr w:type="spellStart"/>
+      <w:r>
+        <w:rPr>
+          <w:lang w:val="en-GB"/>
+        </w:rPr>
+        <w:t>TreeFactory</w:t>
+      </w:r>
+      <w:proofErr w:type="spellEnd"/>
+      <w:r>
+        <w:rPr>
+          <w:lang w:val="en-GB"/>
+        </w:rPr>
+        <w:t xml:space="preserve"> classes are concrete subclasses that implement the </w:t>
+      </w:r>
+      <w:proofErr w:type="spellStart"/>
+      <w:r>
+        <w:rPr>
+          <w:lang w:val="en-GB"/>
+        </w:rPr>
+        <w:t>createPlant</w:t>
+      </w:r>
+      <w:proofErr w:type="spellEnd"/>
+      <w:r>
+        <w:rPr>
+          <w:lang w:val="en-GB"/>
+        </w:rPr>
+        <w:t xml:space="preserve"> method to create specific types of plants. This pattern is chosen for several reasons:</w:t>
+      </w:r>
+    </w:p>
+    <w:p>
+      <w:pPr>
+        <w:rPr>
+          <w:lang w:val="en-GB"/>
+        </w:rPr>
+      </w:pPr>
+      <w:r>
+        <w:rPr>
+          <w:lang w:val="en-GB"/>
+        </w:rPr>
+        <w:t xml:space="preserve">Decoupling: The client code (e.g., the code that uses the </w:t>
+      </w:r>
+      <w:proofErr w:type="spellStart"/>
+      <w:r>
+        <w:rPr>
+          <w:lang w:val="en-GB"/>
+        </w:rPr>
+        <w:t>PlantFactory</w:t>
+      </w:r>
+      <w:proofErr w:type="spellEnd"/>
+      <w:r>
+        <w:rPr>
+          <w:lang w:val="en-GB"/>
+        </w:rPr>
+        <w:t xml:space="preserve"> class) is decoupled from the specific classes of plants being created. This makes it easier to add new types of plants without modifying the client code.</w:t>
+      </w:r>
+    </w:p>
+    <w:p>
+      <w:pPr>
+        <w:rPr>
+          <w:lang w:val="en-GB"/>
+        </w:rPr>
+      </w:pPr>
+      <w:r>
+        <w:rPr>
+          <w:lang w:val="en-GB"/>
+        </w:rPr>
+        <w:t>Extensibility: The Factory Method pattern makes it easy to add new types of plants by creating new concrete factory classes.</w:t>
+      </w:r>
+    </w:p>
+    <w:p>
+      <w:pPr>
+        <w:rPr>
+          <w:lang w:val="en-GB"/>
+        </w:rPr>
+      </w:pPr>
+      <w:r>
+        <w:rPr>
+          <w:lang w:val="en-GB"/>
+        </w:rPr>
+        <w:t xml:space="preserve">Polymorphism: The </w:t>
+      </w:r>
+      <w:proofErr w:type="spellStart"/>
+      <w:r>
+        <w:rPr>
+          <w:lang w:val="en-GB"/>
+        </w:rPr>
+        <w:t>PlantFactory</w:t>
+      </w:r>
+      <w:proofErr w:type="spellEnd"/>
+      <w:r>
+        <w:rPr>
+          <w:lang w:val="en-GB"/>
+        </w:rPr>
+        <w:t xml:space="preserve"> class can return objects of different classes (e.g., Rose, Oak), which can be treated polymorphically as Plant objects.</w:t>
+      </w:r>
+    </w:p>
+    <w:p>
+      <w:pPr>
+        <w:rPr>
+          <w:lang w:val="en-GB"/>
+        </w:rPr>
+      </w:pPr>
+      <w:r>
+        <w:rPr>
+          <w:lang w:val="en-GB"/>
+        </w:rPr>
+        <w:t xml:space="preserve">Functional Requirement: This system must create different categories of plants (such as trees, herbs, flowers) using specific factory classes that produce plant object with their corresponding care requirements </w:t>
+      </w:r>
+    </w:p>
+    <w:p>
+      <w:pPr>
+        <w:rPr>
+          <w:lang w:val="en-GB"/>
+        </w:rPr>
+      </w:pPr>
+      <w:r>
+        <w:rPr>
+          <w:lang w:val="en-GB"/>
+        </w:rPr>
+        <w:t>—-------------------------------------------------------------------------------------------------------------</w:t>
+      </w:r>
+    </w:p>
+    <w:p>
+      <w:pPr>
+        <w:pStyle w:val="Heading3"/>
+        <w:rPr>
+          <w:lang w:val="en-GB"/>
+        </w:rPr>
+      </w:pPr>
+      <w:r>
+        <w:rPr>
+          <w:lang w:val="en-GB"/>
+        </w:rPr>
+        <w:t>STAFF</w:t>
+      </w:r>
+    </w:p>
+    <w:p>
+      <w:pPr>
+        <w:rPr>
+          <w:b/>
+          <w:bCs/>
+          <w:lang w:val="en-GB"/>
+        </w:rPr>
+      </w:pPr>
+      <w:r>
+        <w:rPr>
+          <w:b/>
+          <w:bCs/>
+          <w:lang w:val="en-GB"/>
+        </w:rPr>
+        <w:t xml:space="preserve">6 Template Method design pattern for Plant Care Routine </w:t>
+      </w:r>
+    </w:p>
+    <w:p>
+      <w:pPr>
+        <w:rPr>
+          <w:lang w:val="en-GB"/>
+        </w:rPr>
+      </w:pPr>
+      <w:r>
+        <w:rPr>
+          <w:lang w:val="en-GB"/>
+        </w:rPr>
+        <w:t xml:space="preserve">&lt;insert class </w:t>
+      </w:r>
+      <w:proofErr w:type="spellStart"/>
+      <w:r>
+        <w:rPr>
+          <w:lang w:val="en-GB"/>
+        </w:rPr>
+        <w:t>uml</w:t>
+      </w:r>
+      <w:proofErr w:type="spellEnd"/>
+      <w:r>
+        <w:rPr>
+          <w:lang w:val="en-GB"/>
+        </w:rPr>
+        <w:t>&gt;</w:t>
+      </w:r>
+    </w:p>
+    <w:p>
+      <w:pPr>
+        <w:rPr>
+          <w:lang w:val="en-GB"/>
+        </w:rPr>
+      </w:pPr>
+    </w:p>
+    <w:p>
+      <w:pPr>
+        <w:rPr>
+          <w:lang w:val="en-GB"/>
+        </w:rPr>
+      </w:pPr>
+      <w:r>
+        <w:rPr>
+          <w:lang w:val="en-GB"/>
+        </w:rPr>
+        <w:t xml:space="preserve">An abstract </w:t>
+      </w:r>
+      <w:proofErr w:type="spellStart"/>
+      <w:r>
+        <w:rPr>
+          <w:lang w:val="en-GB"/>
+        </w:rPr>
+        <w:t>PlantCareRoutine</w:t>
+      </w:r>
+      <w:proofErr w:type="spellEnd"/>
+      <w:r>
+        <w:rPr>
+          <w:lang w:val="en-GB"/>
+        </w:rPr>
+        <w:t xml:space="preserve"> class defines the skeleton of a care process in a </w:t>
+      </w:r>
+      <w:proofErr w:type="spellStart"/>
+      <w:r>
+        <w:rPr>
+          <w:lang w:val="en-GB"/>
+        </w:rPr>
+        <w:t>PlantCare</w:t>
+      </w:r>
+      <w:proofErr w:type="spellEnd"/>
+      <w:r>
+        <w:rPr>
+          <w:lang w:val="en-GB"/>
+        </w:rPr>
+        <w:t xml:space="preserve">() method which will call primitive operations: Fertilizing(), Watering() and Sunlight(). Concrete subclasses like </w:t>
+      </w:r>
+      <w:proofErr w:type="spellStart"/>
+      <w:r>
+        <w:rPr>
+          <w:lang w:val="en-GB"/>
+        </w:rPr>
+        <w:t>OakCare</w:t>
+      </w:r>
+      <w:proofErr w:type="spellEnd"/>
+      <w:r>
+        <w:rPr>
+          <w:lang w:val="en-GB"/>
+        </w:rPr>
+        <w:t xml:space="preserve"> and </w:t>
+      </w:r>
+      <w:proofErr w:type="spellStart"/>
+      <w:r>
+        <w:rPr>
+          <w:lang w:val="en-GB"/>
+        </w:rPr>
+        <w:t>MintCare</w:t>
+      </w:r>
+      <w:proofErr w:type="spellEnd"/>
+      <w:r>
+        <w:rPr>
+          <w:lang w:val="en-GB"/>
+        </w:rPr>
+        <w:t xml:space="preserve"> override these operations to implement plant-specific care. </w:t>
+      </w:r>
+    </w:p>
+    <w:p>
+      <w:pPr>
+        <w:rPr>
+          <w:lang w:val="en-GB"/>
+        </w:rPr>
+      </w:pPr>
+      <w:r>
+        <w:rPr>
+          <w:lang w:val="en-GB"/>
+        </w:rPr>
+        <w:t>This pattern is chosen for several reasons:</w:t>
+      </w:r>
+    </w:p>
+    <w:p>
+      <w:pPr>
+        <w:pStyle w:val="ListParagraph"/>
+        <w:numPr>
+          <w:ilvl w:val="0"/>
+          <w:numId w:val="16"/>
+        </w:numPr>
+        <w:rPr>
+          <w:lang w:val="en-GB"/>
+        </w:rPr>
+      </w:pPr>
+      <w:r>
+        <w:rPr>
+          <w:lang w:val="en-GB"/>
+        </w:rPr>
+        <w:t xml:space="preserve">Code Reuse and Standardisation: The overall algorithm for plant care is defined once in the base class, ensuring all care routines follow the same high-level </w:t>
+      </w:r>
+      <w:proofErr w:type="spellStart"/>
+      <w:r>
+        <w:rPr>
+          <w:lang w:val="en-GB"/>
+        </w:rPr>
+        <w:t>steps.This</w:t>
+      </w:r>
+      <w:proofErr w:type="spellEnd"/>
+      <w:r>
+        <w:rPr>
+          <w:lang w:val="en-GB"/>
+        </w:rPr>
+        <w:t xml:space="preserve"> avoids code duplication.</w:t>
+      </w:r>
+    </w:p>
+    <w:p>
+      <w:pPr>
+        <w:pStyle w:val="ListParagraph"/>
+        <w:numPr>
+          <w:ilvl w:val="0"/>
+          <w:numId w:val="16"/>
+        </w:numPr>
+        <w:rPr>
+          <w:lang w:val="en-GB"/>
+        </w:rPr>
+      </w:pPr>
+      <w:r>
+        <w:rPr>
+          <w:lang w:val="en-GB"/>
+        </w:rPr>
+        <w:t>Flexibility: The structure is fixed but the specific implementation for each step is delegated to subclasses, allowing vast differences in care between plants.</w:t>
+      </w:r>
+    </w:p>
+    <w:p>
+      <w:pPr>
+        <w:pStyle w:val="ListParagraph"/>
+        <w:numPr>
+          <w:ilvl w:val="0"/>
+          <w:numId w:val="16"/>
+        </w:numPr>
+        <w:rPr>
+          <w:lang w:val="en-GB"/>
+        </w:rPr>
+      </w:pPr>
+      <w:r>
+        <w:rPr>
+          <w:lang w:val="en-GB"/>
+        </w:rPr>
+        <w:t>Maintainability: Changing the overall care process only requires a modification in the base class.</w:t>
+      </w:r>
+    </w:p>
+    <w:p>
+      <w:pPr>
+        <w:rPr>
+          <w:lang w:val="en-GB"/>
+        </w:rPr>
+      </w:pPr>
+      <w:r>
+        <w:rPr>
+          <w:b/>
+          <w:bCs/>
+          <w:lang w:val="en-GB"/>
+        </w:rPr>
+        <w:t>Functional Requirement:</w:t>
+      </w:r>
+      <w:r>
+        <w:rPr>
+          <w:lang w:val="en-GB"/>
+        </w:rPr>
+        <w:t xml:space="preserve"> The system must allow staff to perform standardised plant care routines where the general sequence of steps is fixed, but the specific actions for each step are customisable based on plant type.</w:t>
+      </w:r>
+    </w:p>
+    <w:p>
+      <w:pPr>
+        <w:rPr>
+          <w:lang w:val="en-GB"/>
+        </w:rPr>
+      </w:pPr>
+      <w:r>
+        <w:rPr>
+          <w:lang w:val="en-GB"/>
+        </w:rPr>
+        <w:t>—-------------------------------------------------------------------------------------------------------------</w:t>
+      </w:r>
+    </w:p>
+    <w:p>
+      <w:pPr>
+        <w:rPr>
+          <w:lang w:val="en-GB"/>
+        </w:rPr>
+      </w:pPr>
+    </w:p>
+    <w:p>
+      <w:pPr>
+        <w:rPr>
+          <w:lang w:val="en-GB"/>
+        </w:rPr>
+      </w:pPr>
+    </w:p>
+    <w:p>
+      <w:pPr>
+        <w:rPr>
+          <w:lang w:val="en-GB"/>
+        </w:rPr>
+      </w:pPr>
+    </w:p>
+    <w:p>
+      <w:pPr>
+        <w:rPr>
+          <w:lang w:val="en-GB"/>
+        </w:rPr>
+      </w:pPr>
+    </w:p>
+    <w:p>
+      <w:pPr>
+        <w:rPr>
+          <w:lang w:val="en-GB"/>
+        </w:rPr>
+      </w:pPr>
+    </w:p>
+    <w:p>
+      <w:pPr>
+        <w:rPr>
+          <w:lang w:val="en-GB"/>
+        </w:rPr>
+      </w:pPr>
+    </w:p>
+    <w:p>
+      <w:pPr>
+        <w:rPr>
+          <w:lang w:val="en-GB"/>
+        </w:rPr>
+      </w:pPr>
+    </w:p>
+    <w:p>
+      <w:pPr>
+        <w:rPr>
+          <w:lang w:val="en-GB"/>
+        </w:rPr>
+      </w:pPr>
+    </w:p>
+    <w:p>
+      <w:pPr>
+        <w:rPr>
+          <w:lang w:val="en-GB"/>
+        </w:rPr>
+      </w:pPr>
+    </w:p>
+    <w:p>
+      <w:pPr>
+        <w:rPr>
+          <w:b/>
+          <w:bCs/>
+          <w:lang w:val="en-GB"/>
+        </w:rPr>
+      </w:pPr>
+      <w:r>
+        <w:rPr>
+          <w:b/>
+          <w:bCs/>
+          <w:lang w:val="en-GB"/>
+        </w:rPr>
+        <w:t>7 Abstract Factory design pattern for Staff Roles</w:t>
+      </w:r>
+    </w:p>
+    <w:p>
+      <w:pPr>
+        <w:rPr>
+          <w:lang w:val="en-GB"/>
+        </w:rPr>
+      </w:pPr>
+      <w:r>
+        <w:rPr>
+          <w:lang w:val="en-GB"/>
+        </w:rPr>
+        <w:t xml:space="preserve">&lt;insert class </w:t>
+      </w:r>
+      <w:proofErr w:type="spellStart"/>
+      <w:r>
+        <w:rPr>
+          <w:lang w:val="en-GB"/>
+        </w:rPr>
+        <w:t>uml</w:t>
+      </w:r>
+      <w:proofErr w:type="spellEnd"/>
+      <w:r>
+        <w:rPr>
+          <w:lang w:val="en-GB"/>
+        </w:rPr>
+        <w:t>&gt;</w:t>
+      </w:r>
+    </w:p>
+    <w:p>
+      <w:pPr>
+        <w:rPr>
+          <w:lang w:val="en-GB"/>
+        </w:rPr>
+      </w:pPr>
+      <w:r>
+        <w:rPr>
+          <w:lang w:val="en-GB"/>
+        </w:rPr>
+        <w:t>A family of related staff objects (</w:t>
+      </w:r>
+      <w:proofErr w:type="spellStart"/>
+      <w:r>
+        <w:rPr>
+          <w:lang w:val="en-GB"/>
+        </w:rPr>
+        <w:t>FloorEmployee</w:t>
+      </w:r>
+      <w:proofErr w:type="spellEnd"/>
+      <w:r>
+        <w:rPr>
+          <w:lang w:val="en-GB"/>
+        </w:rPr>
+        <w:t xml:space="preserve">(), </w:t>
+      </w:r>
+      <w:proofErr w:type="spellStart"/>
+      <w:r>
+        <w:rPr>
+          <w:lang w:val="en-GB"/>
+        </w:rPr>
+        <w:t>FloorManager</w:t>
+      </w:r>
+      <w:proofErr w:type="spellEnd"/>
+      <w:r>
+        <w:rPr>
+          <w:lang w:val="en-GB"/>
+        </w:rPr>
+        <w:t xml:space="preserve">()) can be created using interfaces defined by an Abstract </w:t>
+      </w:r>
+      <w:proofErr w:type="spellStart"/>
+      <w:r>
+        <w:rPr>
+          <w:lang w:val="en-GB"/>
+        </w:rPr>
+        <w:t>FloorStaff</w:t>
+      </w:r>
+      <w:proofErr w:type="spellEnd"/>
+      <w:r>
+        <w:rPr>
+          <w:lang w:val="en-GB"/>
+        </w:rPr>
+        <w:t>. The matching concrete staff objects which may have varied attributes or permissions, are then created by concrete factories.</w:t>
+      </w:r>
+    </w:p>
+    <w:p>
+      <w:pPr>
+        <w:rPr>
+          <w:lang w:val="en-GB"/>
+        </w:rPr>
+      </w:pPr>
+    </w:p>
+    <w:p>
+      <w:pPr>
+        <w:rPr>
+          <w:lang w:val="en-GB"/>
+        </w:rPr>
+      </w:pPr>
+      <w:r>
+        <w:rPr>
+          <w:lang w:val="en-GB"/>
+        </w:rPr>
+        <w:t>This pattern is chosen for several reasons:</w:t>
+      </w:r>
+    </w:p>
+    <w:p>
+      <w:pPr>
+        <w:pStyle w:val="ListParagraph"/>
+        <w:numPr>
+          <w:ilvl w:val="0"/>
+          <w:numId w:val="17"/>
+        </w:numPr>
+        <w:rPr>
+          <w:lang w:val="en-GB"/>
+        </w:rPr>
+      </w:pPr>
+      <w:r>
+        <w:rPr>
+          <w:lang w:val="en-GB"/>
+        </w:rPr>
+        <w:t>Consistency Across Roles: This pattern guarantees the compatibility of the workers produced by a factory.</w:t>
+      </w:r>
+    </w:p>
+    <w:p>
+      <w:pPr>
+        <w:pStyle w:val="ListParagraph"/>
+        <w:numPr>
+          <w:ilvl w:val="0"/>
+          <w:numId w:val="17"/>
+        </w:numPr>
+        <w:rPr>
+          <w:lang w:val="en-GB"/>
+        </w:rPr>
+      </w:pPr>
+      <w:r>
+        <w:rPr>
+          <w:lang w:val="en-GB"/>
+        </w:rPr>
+        <w:t>Decoupling Client Code: The system only depends on the abstract factory interface, not the concrete staff classes, when it requires a team of employees. This facilitates the transition between “senior” and “junior” teams.</w:t>
+      </w:r>
+    </w:p>
+    <w:p>
+      <w:pPr>
+        <w:pStyle w:val="ListParagraph"/>
+        <w:numPr>
+          <w:ilvl w:val="0"/>
+          <w:numId w:val="17"/>
+        </w:numPr>
+        <w:rPr>
+          <w:lang w:val="en-GB"/>
+        </w:rPr>
+      </w:pPr>
+      <w:r>
+        <w:rPr>
+          <w:lang w:val="en-GB"/>
+        </w:rPr>
+        <w:t>Scalability: The system may be made to scale gracefully by adding new roles to the abstract factory and all of its concrete implementations as the nursery expands.</w:t>
+      </w:r>
+    </w:p>
+    <w:p>
+      <w:pPr>
+        <w:rPr>
+          <w:lang w:val="en-GB"/>
+        </w:rPr>
+      </w:pPr>
+    </w:p>
+    <w:p>
+      <w:pPr>
+        <w:rPr>
+          <w:lang w:val="en-GB"/>
+        </w:rPr>
+      </w:pPr>
+      <w:r>
+        <w:rPr>
+          <w:b/>
+          <w:bCs/>
+          <w:lang w:val="en-GB"/>
+        </w:rPr>
+        <w:t>Functional Requirement:</w:t>
+      </w:r>
+      <w:r>
+        <w:rPr>
+          <w:lang w:val="en-GB"/>
+        </w:rPr>
+        <w:t xml:space="preserve"> The system must be able to create coherent sets of staff members, where the specific type and capabilities of each staff role are determined by the chosen factory.</w:t>
+      </w:r>
+    </w:p>
+    <w:p>
+      <w:pPr>
+        <w:rPr>
+          <w:lang w:val="en-GB"/>
+        </w:rPr>
+      </w:pPr>
+      <w:r>
+        <w:rPr>
+          <w:lang w:val="en-GB"/>
+        </w:rPr>
+        <w:t>—-------------------------------------------------------------------------------------------------------------</w:t>
+      </w:r>
+    </w:p>
+    <w:p>
+      <w:pPr>
+        <w:rPr>
+          <w:lang w:val="en-GB"/>
+        </w:rPr>
+      </w:pPr>
+    </w:p>
+    <w:p>
+      <w:pPr>
+        <w:rPr>
+          <w:b/>
+          <w:bCs/>
+          <w:lang w:val="en-GB"/>
+        </w:rPr>
+      </w:pPr>
+      <w:r>
+        <w:rPr>
+          <w:b/>
+          <w:bCs/>
+          <w:lang w:val="en-GB"/>
+        </w:rPr>
+        <w:t>8/9 Chain of Responsibility &amp; Proxy (Customer Interaction)</w:t>
+      </w:r>
+    </w:p>
+    <w:p>
+      <w:pPr>
+        <w:rPr>
+          <w:lang w:val="en-GB"/>
+        </w:rPr>
+      </w:pPr>
+      <w:r>
+        <w:rPr>
+          <w:lang w:val="en-GB"/>
+        </w:rPr>
+        <w:t xml:space="preserve">&lt;insert class </w:t>
+      </w:r>
+      <w:proofErr w:type="spellStart"/>
+      <w:r>
+        <w:rPr>
+          <w:lang w:val="en-GB"/>
+        </w:rPr>
+        <w:t>uml</w:t>
+      </w:r>
+      <w:proofErr w:type="spellEnd"/>
+      <w:r>
+        <w:rPr>
+          <w:lang w:val="en-GB"/>
+        </w:rPr>
+        <w:t>&gt;</w:t>
+      </w:r>
+    </w:p>
+    <w:p>
+      <w:pPr>
+        <w:rPr>
+          <w:lang w:val="en-GB"/>
+        </w:rPr>
+      </w:pPr>
+    </w:p>
+    <w:p>
+      <w:pPr>
+        <w:rPr>
+          <w:lang w:val="en-GB"/>
+        </w:rPr>
+      </w:pPr>
+      <w:r>
+        <w:rPr>
+          <w:lang w:val="en-GB"/>
+        </w:rPr>
+        <w:t>Staff members are linked in a chain. A customer query is passed down the chain until a staff member with the appropriate expertise handles it. A gardener might handle basic care questions while a Consultant handles complex recommendations. This pattern is chosen for several reasons:</w:t>
+      </w:r>
+    </w:p>
+    <w:p>
+      <w:pPr>
+        <w:rPr>
+          <w:lang w:val="en-GB"/>
+        </w:rPr>
+      </w:pPr>
+    </w:p>
+    <w:p>
+      <w:pPr>
+        <w:rPr>
+          <w:lang w:val="en-GB"/>
+        </w:rPr>
+      </w:pPr>
+      <w:r>
+        <w:rPr>
+          <w:lang w:val="en-GB"/>
+        </w:rPr>
+        <w:t>This pattern</w:t>
+      </w:r>
+      <w:r>
+        <w:rPr>
+          <w:lang w:val="en-GB"/>
+        </w:rPr>
+        <w:t>s</w:t>
+      </w:r>
+      <w:r>
+        <w:rPr>
+          <w:lang w:val="en-GB"/>
+        </w:rPr>
+        <w:t xml:space="preserve"> is chosen for several reasons:</w:t>
+      </w:r>
+    </w:p>
+    <w:p>
+      <w:pPr>
+        <w:pStyle w:val="ListParagraph"/>
+        <w:numPr>
+          <w:ilvl w:val="0"/>
+          <w:numId w:val="18"/>
+        </w:numPr>
+        <w:rPr>
+          <w:lang w:val="en-GB"/>
+        </w:rPr>
+      </w:pPr>
+      <w:r>
+        <w:rPr>
+          <w:lang w:val="en-GB"/>
+        </w:rPr>
+        <w:t>Decoupling Sender and Receiver: The customer is unsure of which particular employee will respond to their request. This makes personnel arrangements adaptable and dynamic.</w:t>
+      </w:r>
+    </w:p>
+    <w:p>
+      <w:pPr>
+        <w:pStyle w:val="ListParagraph"/>
+        <w:numPr>
+          <w:ilvl w:val="0"/>
+          <w:numId w:val="18"/>
+        </w:numPr>
+        <w:rPr>
+          <w:lang w:val="en-GB"/>
+        </w:rPr>
+      </w:pPr>
+      <w:r>
+        <w:rPr>
+          <w:lang w:val="en-GB"/>
+        </w:rPr>
+        <w:t>Additional Control with Proxy: The proxy pattern enables you to incorporate “middleware” and an additional layer of control into employee interactions. In line with the non-functional demand for safety and privacy, this can improve security (by limiting access) and offer a clear place for logging.</w:t>
+      </w:r>
+    </w:p>
+    <w:p>
+      <w:pPr>
+        <w:pStyle w:val="ListParagraph"/>
+        <w:numPr>
+          <w:ilvl w:val="0"/>
+          <w:numId w:val="18"/>
+        </w:numPr>
+        <w:rPr>
+          <w:lang w:val="en-GB"/>
+        </w:rPr>
+      </w:pPr>
+      <w:r>
+        <w:rPr>
+          <w:lang w:val="en-GB"/>
+        </w:rPr>
+        <w:t>Dynamic Responsibility: Staff’s capacity to submit requests is unaffected when employees are added or withdrawn from the chain during runtime.</w:t>
+      </w:r>
+    </w:p>
+    <w:p>
+      <w:pPr>
+        <w:rPr>
+          <w:lang w:val="en-GB"/>
+        </w:rPr>
+      </w:pPr>
+    </w:p>
+    <w:p>
+      <w:pPr>
+        <w:rPr>
+          <w:lang w:val="en-GB"/>
+        </w:rPr>
+      </w:pPr>
+      <w:r>
+        <w:rPr>
+          <w:b/>
+          <w:bCs/>
+          <w:lang w:val="en-GB"/>
+        </w:rPr>
+        <w:t>Functional Requirement</w:t>
+      </w:r>
+      <w:r>
+        <w:rPr>
+          <w:lang w:val="en-GB"/>
+        </w:rPr>
+        <w:t>: The system must allow customers to make requests for assistance, which are then automatically routed through a chain of staff members until an available and qualified staff member handles it. All interactions must be managed through a proxy to enable access control and logging.</w:t>
+      </w:r>
+    </w:p>
+    <w:p>
+      <w:pPr>
+        <w:rPr>
+          <w:lang w:val="en-GB"/>
+        </w:rPr>
+      </w:pPr>
+      <w:r>
+        <w:rPr>
+          <w:lang w:val="en-GB"/>
+        </w:rPr>
+        <w:t>—-------------------------------------------------------------------------------------------------------------</w:t>
+      </w:r>
+    </w:p>
+    <w:p>
+      <w:pPr>
+        <w:rPr>
+          <w:lang w:val="en-GB"/>
+        </w:rPr>
+      </w:pPr>
+    </w:p>
+    <w:p>
+      <w:pPr>
+        <w:rPr>
+          <w:lang w:val="en-GB"/>
+        </w:rPr>
+      </w:pPr>
+    </w:p>
+    <w:p>
+      <w:pPr>
+        <w:rPr>
+          <w:b/>
+          <w:bCs/>
+          <w:lang w:val="en-GB"/>
+        </w:rPr>
+      </w:pPr>
+      <w:r>
+        <w:rPr>
+          <w:b/>
+          <w:bCs/>
+          <w:lang w:val="en-GB"/>
+        </w:rPr>
+        <w:lastRenderedPageBreak/>
+        <w:t>10/11 Observer and Singleton design patterns for Plant Inventory</w:t>
+      </w:r>
+    </w:p>
+    <w:p>
+      <w:pPr>
+        <w:rPr>
+          <w:lang w:val="en-GB"/>
+        </w:rPr>
+      </w:pPr>
+      <w:r>
+        <w:rPr>
+          <w:lang w:val="en-GB"/>
+        </w:rPr>
+        <w:t xml:space="preserve">&lt;insert class </w:t>
+      </w:r>
+      <w:proofErr w:type="spellStart"/>
+      <w:r>
+        <w:rPr>
+          <w:lang w:val="en-GB"/>
+        </w:rPr>
+        <w:t>uml</w:t>
+      </w:r>
+      <w:proofErr w:type="spellEnd"/>
+      <w:r>
+        <w:rPr>
+          <w:lang w:val="en-GB"/>
+        </w:rPr>
+        <w:t>&gt;</w:t>
+      </w:r>
+    </w:p>
+    <w:p>
+      <w:pPr>
+        <w:rPr>
+          <w:lang w:val="en-GB"/>
+        </w:rPr>
+      </w:pPr>
+      <w:r>
+        <w:rPr>
+          <w:lang w:val="en-GB"/>
+        </w:rPr>
+        <w:t xml:space="preserve">The Observer design pattern is used to notify staff and other components of changes to the plant inventory. </w:t>
+      </w:r>
+    </w:p>
+    <w:p>
+      <w:pPr>
+        <w:rPr>
+          <w:lang w:val="en-GB"/>
+        </w:rPr>
+      </w:pPr>
+      <w:r>
+        <w:rPr>
+          <w:lang w:val="en-GB"/>
+        </w:rPr>
+        <w:t>This pattern is chosen for several reasons:</w:t>
+      </w:r>
+    </w:p>
+    <w:p>
+      <w:pPr>
+        <w:rPr>
+          <w:lang w:val="en-GB"/>
+        </w:rPr>
+      </w:pPr>
+      <w:r>
+        <w:rPr>
+          <w:lang w:val="en-GB"/>
+        </w:rPr>
+        <w:t xml:space="preserve">Decoupling: The Observer pattern decouples the </w:t>
+      </w:r>
+      <w:proofErr w:type="spellStart"/>
+      <w:r>
+        <w:rPr>
+          <w:lang w:val="en-GB"/>
+        </w:rPr>
+        <w:t>PlantInventory</w:t>
+      </w:r>
+      <w:proofErr w:type="spellEnd"/>
+      <w:r>
+        <w:rPr>
+          <w:lang w:val="en-GB"/>
+        </w:rPr>
+        <w:t xml:space="preserve"> class from the </w:t>
+      </w:r>
+      <w:proofErr w:type="spellStart"/>
+      <w:r>
+        <w:rPr>
+          <w:lang w:val="en-GB"/>
+        </w:rPr>
+        <w:t>StaffObserver</w:t>
+      </w:r>
+      <w:proofErr w:type="spellEnd"/>
+      <w:r>
+        <w:rPr>
+          <w:lang w:val="en-GB"/>
+        </w:rPr>
+        <w:t xml:space="preserve"> and </w:t>
+      </w:r>
+      <w:proofErr w:type="spellStart"/>
+      <w:r>
+        <w:rPr>
+          <w:lang w:val="en-GB"/>
+        </w:rPr>
+        <w:t>SalesFloorObserver</w:t>
+      </w:r>
+      <w:proofErr w:type="spellEnd"/>
+      <w:r>
+        <w:rPr>
+          <w:lang w:val="en-GB"/>
+        </w:rPr>
+        <w:t xml:space="preserve"> classes, allowing for greater flexibility and extensibility. This decoupling enables the </w:t>
+      </w:r>
+      <w:proofErr w:type="spellStart"/>
+      <w:r>
+        <w:rPr>
+          <w:lang w:val="en-GB"/>
+        </w:rPr>
+        <w:t>PlantInventory</w:t>
+      </w:r>
+      <w:proofErr w:type="spellEnd"/>
+      <w:r>
+        <w:rPr>
+          <w:lang w:val="en-GB"/>
+        </w:rPr>
+        <w:t xml:space="preserve"> class to focus solely on managing the inventory, without worrying about the specific details of how each observer will react to changes.</w:t>
+      </w:r>
+    </w:p>
+    <w:p>
+      <w:pPr>
+        <w:rPr>
+          <w:lang w:val="en-GB"/>
+        </w:rPr>
+      </w:pPr>
+      <w:r>
+        <w:rPr>
+          <w:lang w:val="en-GB"/>
+        </w:rPr>
+        <w:t>Real-time Updates: The Observer pattern enables real-time updates to staff and other components when the inventory changes, ensuring that everyone has the latest information. This ensures that staff can provide accurate information to customers.</w:t>
+      </w:r>
+    </w:p>
+    <w:p>
+      <w:pPr>
+        <w:rPr>
+          <w:lang w:val="en-GB"/>
+        </w:rPr>
+      </w:pPr>
+      <w:r>
+        <w:rPr>
+          <w:lang w:val="en-GB"/>
+        </w:rPr>
+        <w:t xml:space="preserve">Functional Requirements: The system must notify all observers (e.g. staff Observer and salesfloor Observer) whenever plant inventory is updated </w:t>
+      </w:r>
+    </w:p>
+    <w:p>
+      <w:pPr>
+        <w:rPr>
+          <w:lang w:val="en-GB"/>
+        </w:rPr>
+      </w:pPr>
+      <w:r>
+        <w:rPr>
+          <w:lang w:val="en-GB"/>
+        </w:rPr>
+        <w:t xml:space="preserve">&lt;insert class </w:t>
+      </w:r>
+      <w:proofErr w:type="spellStart"/>
+      <w:r>
+        <w:rPr>
+          <w:lang w:val="en-GB"/>
+        </w:rPr>
+        <w:t>uml</w:t>
+      </w:r>
+      <w:proofErr w:type="spellEnd"/>
+      <w:r>
+        <w:rPr>
+          <w:lang w:val="en-GB"/>
+        </w:rPr>
+        <w:t>&gt;</w:t>
+      </w:r>
+    </w:p>
+    <w:p>
+      <w:pPr>
+        <w:rPr>
+          <w:lang w:val="en-GB"/>
+        </w:rPr>
+      </w:pPr>
+      <w:r>
+        <w:rPr>
+          <w:lang w:val="en-GB"/>
+        </w:rPr>
+        <w:t xml:space="preserve">The Singleton design pattern is used to ensure that there is only one instance of the </w:t>
+      </w:r>
+      <w:proofErr w:type="spellStart"/>
+      <w:r>
+        <w:rPr>
+          <w:lang w:val="en-GB"/>
+        </w:rPr>
+        <w:t>PlantInventory</w:t>
+      </w:r>
+      <w:proofErr w:type="spellEnd"/>
+      <w:r>
+        <w:rPr>
+          <w:lang w:val="en-GB"/>
+        </w:rPr>
+        <w:t xml:space="preserve"> class. </w:t>
+      </w:r>
+    </w:p>
+    <w:p>
+      <w:pPr>
+        <w:rPr>
+          <w:lang w:val="en-GB"/>
+        </w:rPr>
+      </w:pPr>
+      <w:r>
+        <w:rPr>
+          <w:lang w:val="en-GB"/>
+        </w:rPr>
+        <w:t>This is justified because:</w:t>
+      </w:r>
+    </w:p>
+    <w:p>
+      <w:pPr>
+        <w:pStyle w:val="ListParagraph"/>
+        <w:numPr>
+          <w:ilvl w:val="0"/>
+          <w:numId w:val="19"/>
+        </w:numPr>
+        <w:rPr>
+          <w:lang w:val="en-GB"/>
+        </w:rPr>
+      </w:pPr>
+      <w:r>
+        <w:rPr>
+          <w:lang w:val="en-GB"/>
+        </w:rPr>
+        <w:t xml:space="preserve">Global Access: The Singleton pattern provides global access to the </w:t>
+      </w:r>
+      <w:proofErr w:type="spellStart"/>
+      <w:r>
+        <w:rPr>
+          <w:lang w:val="en-GB"/>
+        </w:rPr>
+        <w:t>PlantInventory</w:t>
+      </w:r>
+      <w:proofErr w:type="spellEnd"/>
+      <w:r>
+        <w:rPr>
+          <w:lang w:val="en-GB"/>
+        </w:rPr>
+        <w:t xml:space="preserve"> instance, making it easy for staff and other components to access the inventory.</w:t>
+      </w:r>
+    </w:p>
+    <w:p>
+      <w:pPr>
+        <w:pStyle w:val="ListParagraph"/>
+        <w:numPr>
+          <w:ilvl w:val="0"/>
+          <w:numId w:val="19"/>
+        </w:numPr>
+        <w:rPr>
+          <w:lang w:val="en-GB"/>
+        </w:rPr>
+      </w:pPr>
+      <w:r>
+        <w:rPr>
+          <w:lang w:val="en-GB"/>
+        </w:rPr>
+        <w:t xml:space="preserve">Resource Efficiency: By ensuring that there is only one instance of the </w:t>
+      </w:r>
+      <w:proofErr w:type="spellStart"/>
+      <w:r>
+        <w:rPr>
+          <w:lang w:val="en-GB"/>
+        </w:rPr>
+        <w:t>PlantInventory</w:t>
+      </w:r>
+      <w:proofErr w:type="spellEnd"/>
+      <w:r>
+        <w:rPr>
+          <w:lang w:val="en-GB"/>
+        </w:rPr>
+        <w:t xml:space="preserve"> class, the Singleton pattern helps to conserve resources and prevent unnecessary duplication of effort.</w:t>
+      </w:r>
+    </w:p>
+    <w:p>
+      <w:pPr>
+        <w:pStyle w:val="ListParagraph"/>
+        <w:numPr>
+          <w:ilvl w:val="0"/>
+          <w:numId w:val="19"/>
+        </w:numPr>
+        <w:rPr>
+          <w:lang w:val="en-GB"/>
+        </w:rPr>
+      </w:pPr>
+      <w:r>
+        <w:rPr>
+          <w:lang w:val="en-GB"/>
+        </w:rPr>
+        <w:t xml:space="preserve">Simplified Management: The Singleton pattern simplifies the management of the </w:t>
+      </w:r>
+      <w:proofErr w:type="spellStart"/>
+      <w:r>
+        <w:rPr>
+          <w:lang w:val="en-GB"/>
+        </w:rPr>
+        <w:t>PlantInventory</w:t>
+      </w:r>
+      <w:proofErr w:type="spellEnd"/>
+      <w:r>
+        <w:rPr>
+          <w:lang w:val="en-GB"/>
+        </w:rPr>
+        <w:t xml:space="preserve"> instance, as it provides a single point of access and control. This makes it easier to manage the inventory and ensure that it is accurate and up-to-date.</w:t>
+      </w:r>
+    </w:p>
+    <w:p>
+      <w:pPr>
+        <w:rPr>
+          <w:lang w:val="en-GB"/>
+        </w:rPr>
+      </w:pPr>
+      <w:r>
+        <w:rPr>
+          <w:lang w:val="en-GB"/>
+        </w:rPr>
+        <w:t>Functional Requirements: The system shall ensure that only one instance of the Plant Inventory class exists at any given time, providing a single point of access to the inventory data for all authorized users and components.</w:t>
+      </w:r>
+    </w:p>
+    <w:p>
+      <w:pPr>
+        <w:rPr>
+          <w:lang w:val="en-GB"/>
+        </w:rPr>
+      </w:pPr>
+      <w:r>
+        <w:rPr>
+          <w:lang w:val="en-GB"/>
+        </w:rPr>
+        <w:t>—-------------------------------------------------------------------------------------------------------------</w:t>
+      </w:r>
+    </w:p>
+    <w:p>
+      <w:pPr>
+        <w:rPr>
+          <w:lang w:val="en-GB"/>
+        </w:rPr>
+      </w:pPr>
+      <w:r>
+        <w:rPr>
+          <w:lang w:val="en-GB"/>
+        </w:rPr>
+        <w:t>CUSTOMER AND SALES</w:t>
+      </w:r>
+    </w:p>
+    <w:p>
+      <w:pPr>
+        <w:rPr>
+          <w:lang w:val="en-GB"/>
+        </w:rPr>
+      </w:pPr>
+      <w:r>
+        <w:rPr>
+          <w:lang w:val="en-GB"/>
+        </w:rPr>
+        <w:t xml:space="preserve">12 Plant add-ons with Decorator design pattern </w:t>
+      </w:r>
+    </w:p>
+    <w:p>
+      <w:pPr>
+        <w:rPr>
+          <w:lang w:val="en-GB"/>
+        </w:rPr>
+      </w:pPr>
+      <w:r>
+        <w:rPr>
+          <w:lang w:val="en-GB"/>
+        </w:rPr>
+        <w:t xml:space="preserve">&lt;insert class </w:t>
+      </w:r>
+      <w:proofErr w:type="spellStart"/>
+      <w:r>
+        <w:rPr>
+          <w:lang w:val="en-GB"/>
+        </w:rPr>
+        <w:t>uml</w:t>
+      </w:r>
+      <w:proofErr w:type="spellEnd"/>
+      <w:r>
+        <w:rPr>
+          <w:lang w:val="en-GB"/>
+        </w:rPr>
+        <w:t>&gt;</w:t>
+      </w:r>
+    </w:p>
+    <w:p>
+      <w:pPr>
+        <w:rPr>
+          <w:lang w:val="en-GB"/>
+        </w:rPr>
+      </w:pPr>
+    </w:p>
+    <w:p>
+      <w:pPr>
+        <w:rPr>
+          <w:lang w:val="en-GB"/>
+        </w:rPr>
+      </w:pPr>
+      <w:r>
+        <w:rPr>
+          <w:lang w:val="en-GB"/>
+        </w:rPr>
+        <w:t xml:space="preserve">In this case, the Decorator pattern is used to add various extras to a plant purchase, such as decorative pots, gift wrapping, and special arrangements. </w:t>
+      </w:r>
+    </w:p>
+    <w:p>
+      <w:pPr>
+        <w:rPr>
+          <w:lang w:val="en-GB"/>
+        </w:rPr>
+      </w:pPr>
+      <w:r>
+        <w:rPr>
+          <w:lang w:val="en-GB"/>
+        </w:rPr>
+        <w:t>This pattern is chosen for several reasons:</w:t>
+      </w:r>
+    </w:p>
+    <w:p>
+      <w:pPr>
+        <w:pStyle w:val="ListParagraph"/>
+        <w:numPr>
+          <w:ilvl w:val="0"/>
+          <w:numId w:val="21"/>
+        </w:numPr>
+        <w:rPr>
+          <w:lang w:val="en-GB"/>
+        </w:rPr>
+      </w:pPr>
+      <w:r>
+        <w:rPr>
+          <w:lang w:val="en-GB"/>
+        </w:rPr>
+        <w:t>Flexibility: The Decorator pattern allows us to add or remove extras dynamically, without modifying the underlying plant class.</w:t>
+      </w:r>
+    </w:p>
+    <w:p>
+      <w:pPr>
+        <w:pStyle w:val="ListParagraph"/>
+        <w:numPr>
+          <w:ilvl w:val="0"/>
+          <w:numId w:val="21"/>
+        </w:numPr>
+        <w:rPr>
+          <w:lang w:val="en-GB"/>
+        </w:rPr>
+      </w:pPr>
+      <w:r>
+        <w:rPr>
+          <w:lang w:val="en-GB"/>
+        </w:rPr>
+        <w:t>Reusability: The Decorator pattern promotes code reuse by allowing us to create multiple decorators that can be used with different plant classes.</w:t>
+      </w:r>
+    </w:p>
+    <w:p>
+      <w:pPr>
+        <w:pStyle w:val="ListParagraph"/>
+        <w:numPr>
+          <w:ilvl w:val="0"/>
+          <w:numId w:val="21"/>
+        </w:numPr>
+        <w:rPr>
+          <w:lang w:val="en-GB"/>
+        </w:rPr>
+      </w:pPr>
+      <w:r>
+        <w:rPr>
+          <w:lang w:val="en-GB"/>
+        </w:rPr>
+        <w:t>Adding extras is optional: The Decorator pattern allows us to add extras only when needed, without affecting the underlying plant class.</w:t>
+      </w:r>
+    </w:p>
+    <w:p>
+      <w:pPr>
+        <w:pStyle w:val="ListParagraph"/>
+        <w:numPr>
+          <w:ilvl w:val="0"/>
+          <w:numId w:val="21"/>
+        </w:numPr>
+        <w:rPr>
+          <w:lang w:val="en-GB"/>
+        </w:rPr>
+      </w:pPr>
+      <w:r>
+        <w:rPr>
+          <w:lang w:val="en-GB"/>
+        </w:rPr>
+        <w:t>Multiple extras can be added: The Decorator pattern allows us to add multiple extras to a plant purchase, such as a decorative pot and gift wrapping.</w:t>
+      </w:r>
+    </w:p>
+    <w:p>
+      <w:pPr>
+        <w:pStyle w:val="ListParagraph"/>
+        <w:numPr>
+          <w:ilvl w:val="0"/>
+          <w:numId w:val="21"/>
+        </w:numPr>
+        <w:rPr>
+          <w:lang w:val="en-GB"/>
+        </w:rPr>
+      </w:pPr>
+      <w:r>
+        <w:rPr>
+          <w:lang w:val="en-GB"/>
+        </w:rPr>
+        <w:lastRenderedPageBreak/>
+        <w:t>Easy to extend: The Decorator pattern makes it easy to add new extras in the future, without modifying the existing code.</w:t>
+      </w:r>
+    </w:p>
+    <w:p>
+      <w:pPr>
+        <w:rPr>
+          <w:lang w:val="en-GB"/>
+        </w:rPr>
+      </w:pPr>
+      <w:r>
+        <w:rPr>
+          <w:b/>
+          <w:bCs/>
+          <w:lang w:val="en-GB"/>
+        </w:rPr>
+        <w:t>Functional Requirements:</w:t>
+      </w:r>
+      <w:r>
+        <w:rPr>
+          <w:lang w:val="en-GB"/>
+        </w:rPr>
+        <w:t xml:space="preserve"> The system shall allow customers to personalize their purchase with decorations such as pots or wrapping. </w:t>
+      </w:r>
+    </w:p>
+    <w:p>
+      <w:pPr>
+        <w:rPr>
+          <w:lang w:val="en-GB"/>
+        </w:rPr>
+      </w:pPr>
+      <w:r>
+        <w:rPr>
+          <w:lang w:val="en-GB"/>
+        </w:rPr>
+        <w:t>—-------------------------------------------------------------------------------------------------------------</w:t>
+      </w:r>
+    </w:p>
+    <w:p>
+      <w:pPr>
+        <w:rPr>
+          <w:lang w:val="en-GB"/>
+        </w:rPr>
+      </w:pPr>
+    </w:p>
+    <w:p>
+      <w:pPr>
+        <w:rPr>
+          <w:lang w:val="en-GB"/>
+        </w:rPr>
+      </w:pPr>
+    </w:p>
+    <w:p>
+      <w:pPr>
+        <w:rPr>
+          <w:b/>
+          <w:bCs/>
+          <w:lang w:val="en-GB"/>
+        </w:rPr>
+      </w:pPr>
+      <w:r>
+        <w:rPr>
+          <w:b/>
+          <w:bCs/>
+          <w:lang w:val="en-GB"/>
+        </w:rPr>
+        <w:t xml:space="preserve">13 Transaction history with Memento design pattern </w:t>
+      </w:r>
+    </w:p>
+    <w:p>
+      <w:pPr>
+        <w:rPr>
+          <w:lang w:val="en-GB"/>
+        </w:rPr>
+      </w:pPr>
+      <w:r>
+        <w:rPr>
+          <w:lang w:val="en-GB"/>
+        </w:rPr>
+        <w:t xml:space="preserve">&lt;insert class </w:t>
+      </w:r>
+      <w:proofErr w:type="spellStart"/>
+      <w:r>
+        <w:rPr>
+          <w:lang w:val="en-GB"/>
+        </w:rPr>
+        <w:t>uml</w:t>
+      </w:r>
+      <w:proofErr w:type="spellEnd"/>
+      <w:r>
+        <w:rPr>
+          <w:lang w:val="en-GB"/>
+        </w:rPr>
+        <w:t>&gt;</w:t>
+      </w:r>
+    </w:p>
+    <w:p>
+      <w:pPr>
+        <w:rPr>
+          <w:lang w:val="en-GB"/>
+        </w:rPr>
+      </w:pPr>
+      <w:r>
+        <w:rPr>
+          <w:lang w:val="en-GB"/>
+        </w:rPr>
+        <w:t xml:space="preserve">The Memento pattern is used here to store the transaction history. Each transaction snapshot is a memento that captures the state of the transaction at a particular point in time. This allows us to store the transaction history and restore previous transactions if needed. </w:t>
+      </w:r>
+    </w:p>
+    <w:p>
+      <w:pPr>
+        <w:rPr>
+          <w:lang w:val="en-GB"/>
+        </w:rPr>
+      </w:pPr>
+      <w:r>
+        <w:rPr>
+          <w:lang w:val="en-GB"/>
+        </w:rPr>
+        <w:t>This pattern is chosen for several reasons:</w:t>
+      </w:r>
+    </w:p>
+    <w:p>
+      <w:pPr>
+        <w:pStyle w:val="ListParagraph"/>
+        <w:numPr>
+          <w:ilvl w:val="0"/>
+          <w:numId w:val="20"/>
+        </w:numPr>
+        <w:rPr>
+          <w:lang w:val="en-GB"/>
+        </w:rPr>
+      </w:pPr>
+      <w:r>
+        <w:rPr>
+          <w:lang w:val="en-GB"/>
+        </w:rPr>
+        <w:t>Preserving transaction history: The Memento pattern allows us to store the transaction history and retrieve previous transactions.</w:t>
+      </w:r>
+    </w:p>
+    <w:p>
+      <w:pPr>
+        <w:pStyle w:val="ListParagraph"/>
+        <w:numPr>
+          <w:ilvl w:val="0"/>
+          <w:numId w:val="20"/>
+        </w:numPr>
+        <w:rPr>
+          <w:lang w:val="en-GB"/>
+        </w:rPr>
+      </w:pPr>
+      <w:r>
+        <w:rPr>
+          <w:lang w:val="en-GB"/>
+        </w:rPr>
+        <w:t>Flexibility: The Memento pattern makes it easy to add or remove transactions from the history.</w:t>
+      </w:r>
+    </w:p>
+    <w:p>
+      <w:pPr>
+        <w:pStyle w:val="ListParagraph"/>
+        <w:numPr>
+          <w:ilvl w:val="0"/>
+          <w:numId w:val="20"/>
+        </w:numPr>
+        <w:rPr>
+          <w:lang w:val="en-GB"/>
+        </w:rPr>
+      </w:pPr>
+      <w:r>
+        <w:rPr>
+          <w:lang w:val="en-GB"/>
+        </w:rPr>
+        <w:t>Encapsulation: The transaction history is encapsulated within the memento, making it easier to manage and maintain.</w:t>
+      </w:r>
+    </w:p>
+    <w:p>
+      <w:pPr>
+        <w:pStyle w:val="ListParagraph"/>
+        <w:numPr>
+          <w:ilvl w:val="0"/>
+          <w:numId w:val="20"/>
+        </w:numPr>
+        <w:rPr>
+          <w:lang w:val="en-GB"/>
+        </w:rPr>
+      </w:pPr>
+      <w:r>
+        <w:rPr>
+          <w:lang w:val="en-GB"/>
+        </w:rPr>
+        <w:t>Transaction logging: All transactions are logged and stored in a memento, allowing for easy retrieval and analysis.</w:t>
+      </w:r>
+    </w:p>
+    <w:p>
+      <w:pPr>
+        <w:pStyle w:val="ListParagraph"/>
+        <w:numPr>
+          <w:ilvl w:val="0"/>
+          <w:numId w:val="20"/>
+        </w:numPr>
+        <w:rPr>
+          <w:lang w:val="en-GB"/>
+        </w:rPr>
+      </w:pPr>
+      <w:r>
+        <w:rPr>
+          <w:lang w:val="en-GB"/>
+        </w:rPr>
+        <w:t>Transaction re</w:t>
+      </w:r>
+      <w:r>
+        <w:rPr>
+          <w:lang w:val="en-GB"/>
+        </w:rPr>
+        <w:t>ordering</w:t>
+      </w:r>
+      <w:r>
+        <w:rPr>
+          <w:lang w:val="en-GB"/>
+        </w:rPr>
+        <w:t xml:space="preserve">: </w:t>
+      </w:r>
+      <w:r>
+        <w:rPr>
+          <w:lang w:val="en-GB"/>
+        </w:rPr>
+        <w:t>If a customer wants to reorder a purchase, they can easily repurchase the previous purchase</w:t>
+      </w:r>
+    </w:p>
+    <w:p>
+      <w:pPr>
+        <w:rPr>
+          <w:lang w:val="en-GB"/>
+        </w:rPr>
+      </w:pPr>
+      <w:r>
+        <w:rPr>
+          <w:b/>
+          <w:bCs/>
+          <w:lang w:val="en-GB"/>
+        </w:rPr>
+        <w:t>Functional Requirements</w:t>
+      </w:r>
+      <w:r>
+        <w:rPr>
+          <w:lang w:val="en-GB"/>
+        </w:rPr>
+        <w:t xml:space="preserve">: The system shall record transaction history to allow retrieval of past purchases. </w:t>
+      </w:r>
+    </w:p>
+    <w:p>
+      <w:pPr>
+        <w:rPr>
+          <w:lang w:val="en-GB"/>
+        </w:rPr>
+      </w:pPr>
+      <w:r>
+        <w:rPr>
+          <w:lang w:val="en-GB"/>
+        </w:rPr>
+        <w:t>—-------------------------------------------------------------------------------------------------------------</w:t>
+      </w:r>
+    </w:p>
+    <w:p>
+      <w:pPr>
+        <w:rPr>
+          <w:b/>
+          <w:bCs/>
+          <w:lang w:val="en-GB"/>
+        </w:rPr>
+      </w:pPr>
+      <w:r>
+        <w:rPr>
+          <w:b/>
+          <w:bCs/>
+          <w:lang w:val="en-GB"/>
+        </w:rPr>
+        <w:t>14 Payment methods with Strategy design pattern</w:t>
+      </w:r>
+    </w:p>
+    <w:p>
+      <w:pPr>
+        <w:rPr>
+          <w:lang w:val="en-GB"/>
+        </w:rPr>
+      </w:pPr>
+      <w:r>
+        <w:rPr>
+          <w:lang w:val="en-GB"/>
+        </w:rPr>
+        <w:t xml:space="preserve">&lt;insert class </w:t>
+      </w:r>
+      <w:proofErr w:type="spellStart"/>
+      <w:r>
+        <w:rPr>
+          <w:lang w:val="en-GB"/>
+        </w:rPr>
+        <w:t>uml</w:t>
+      </w:r>
+      <w:proofErr w:type="spellEnd"/>
+      <w:r>
+        <w:rPr>
+          <w:lang w:val="en-GB"/>
+        </w:rPr>
+        <w:t>&gt;</w:t>
+      </w:r>
+    </w:p>
+    <w:p>
+      <w:pPr>
+        <w:rPr>
+          <w:lang w:val="en-GB"/>
+        </w:rPr>
+      </w:pPr>
+      <w:r>
+        <w:rPr>
+          <w:lang w:val="en-GB"/>
+        </w:rPr>
+        <w:t>The Strategy pattern is used here to implement different payment strategies (e.g., credit card, EFT). This allows us to add or remove payment strategies without modifying the Transaction class.</w:t>
+      </w:r>
+    </w:p>
+    <w:p>
+      <w:pPr>
+        <w:rPr>
+          <w:lang w:val="en-GB"/>
+        </w:rPr>
+      </w:pPr>
+      <w:r>
+        <w:rPr>
+          <w:lang w:val="en-GB"/>
+        </w:rPr>
+        <w:t xml:space="preserve"> This pattern is chosen for several reasons:</w:t>
+      </w:r>
+    </w:p>
+    <w:p>
+      <w:pPr>
+        <w:pStyle w:val="ListParagraph"/>
+        <w:numPr>
+          <w:ilvl w:val="0"/>
+          <w:numId w:val="22"/>
+        </w:numPr>
+        <w:rPr>
+          <w:lang w:val="en-GB"/>
+        </w:rPr>
+      </w:pPr>
+      <w:r>
+        <w:rPr>
+          <w:lang w:val="en-GB"/>
+        </w:rPr>
+        <w:t>Flexibility: The Strategy pattern makes it easy to add or remove payment strategies.</w:t>
+      </w:r>
+    </w:p>
+    <w:p>
+      <w:pPr>
+        <w:pStyle w:val="ListParagraph"/>
+        <w:numPr>
+          <w:ilvl w:val="0"/>
+          <w:numId w:val="22"/>
+        </w:numPr>
+        <w:rPr>
+          <w:lang w:val="en-GB"/>
+        </w:rPr>
+      </w:pPr>
+      <w:r>
+        <w:rPr>
+          <w:lang w:val="en-GB"/>
+        </w:rPr>
+        <w:t>Decoupling: The Strategy pattern decouples the payment strategy from the Transaction class.</w:t>
+      </w:r>
+    </w:p>
+    <w:p>
+      <w:pPr>
+        <w:pStyle w:val="ListParagraph"/>
+        <w:numPr>
+          <w:ilvl w:val="0"/>
+          <w:numId w:val="22"/>
+        </w:numPr>
+        <w:rPr>
+          <w:lang w:val="en-GB"/>
+        </w:rPr>
+      </w:pPr>
+      <w:r>
+        <w:rPr>
+          <w:lang w:val="en-GB"/>
+        </w:rPr>
+        <w:t>Dynamic Strategy Selection: The Strategy pattern allows us to choose a payment strategy at runtime, which is particularly useful in this scenario where customers can select their preferred payment method. This dynamic selection enables us to handle different payment strategies without having to know the specific strategy at compile time.</w:t>
+      </w:r>
+    </w:p>
+    <w:p>
+      <w:pPr>
+        <w:rPr>
+          <w:lang w:val="en-GB"/>
+        </w:rPr>
+      </w:pPr>
+      <w:r>
+        <w:rPr>
+          <w:b/>
+          <w:bCs/>
+          <w:lang w:val="en-GB"/>
+        </w:rPr>
+        <w:t>Functional requirements:</w:t>
+      </w:r>
+      <w:r>
+        <w:rPr>
+          <w:lang w:val="en-GB"/>
+        </w:rPr>
+        <w:t xml:space="preserve"> The system shall allow customers to choose different payment methods (e.g. EFT, E-Wallet, Cash). </w:t>
+      </w:r>
+    </w:p>
+    <w:p>
+      <w:pPr>
+        <w:rPr>
+          <w:lang w:val="en-GB"/>
+        </w:rPr>
+      </w:pPr>
+      <w:r>
+        <w:rPr>
+          <w:lang w:val="en-GB"/>
+        </w:rPr>
+        <w:t>—-------------------------------------------------------------------------------------------------------------</w:t>
+      </w:r>
+    </w:p>
+    <w:p>
+      <w:pPr>
+        <w:rPr>
+          <w:lang w:val="en-GB"/>
+        </w:rPr>
+      </w:pPr>
+    </w:p>
+    <w:p>
+      <w:pPr>
+        <w:rPr>
+          <w:lang w:val="en-GB"/>
+        </w:rPr>
+      </w:pPr>
+    </w:p>
+    <w:p>
+      <w:pPr>
+        <w:rPr>
+          <w:b/>
+          <w:bCs/>
+          <w:lang w:val="en-GB"/>
+        </w:rPr>
+      </w:pPr>
+      <w:r>
+        <w:rPr>
+          <w:b/>
+          <w:bCs/>
+          <w:lang w:val="en-GB"/>
+        </w:rPr>
+        <w:t>15 Queries with Builder Pattern</w:t>
+      </w:r>
+    </w:p>
+    <w:p>
+      <w:pPr>
+        <w:rPr>
+          <w:lang w:val="en-GB"/>
+        </w:rPr>
+      </w:pPr>
+      <w:r>
+        <w:rPr>
+          <w:lang w:val="en-GB"/>
+        </w:rPr>
+        <w:t xml:space="preserve">&lt;insert class </w:t>
+      </w:r>
+      <w:proofErr w:type="spellStart"/>
+      <w:r>
+        <w:rPr>
+          <w:lang w:val="en-GB"/>
+        </w:rPr>
+        <w:t>uml</w:t>
+      </w:r>
+      <w:proofErr w:type="spellEnd"/>
+      <w:r>
+        <w:rPr>
+          <w:lang w:val="en-GB"/>
+        </w:rPr>
+        <w:t>&gt;</w:t>
+      </w:r>
+    </w:p>
+    <w:p>
+      <w:pPr>
+        <w:rPr>
+          <w:lang w:val="en-GB"/>
+        </w:rPr>
+      </w:pPr>
+    </w:p>
+    <w:p>
+      <w:pPr>
+        <w:rPr>
+          <w:lang w:val="en-GB"/>
+        </w:rPr>
+      </w:pPr>
+      <w:r>
+        <w:rPr>
+          <w:lang w:val="en-GB"/>
+        </w:rPr>
+        <w:t>A plant query builder allows for the step-by-step construction of complex search queries for inventory. This pattern is chosen for several reasons:</w:t>
+      </w:r>
+    </w:p>
+    <w:p>
+      <w:pPr>
+        <w:pStyle w:val="ListParagraph"/>
+        <w:numPr>
+          <w:ilvl w:val="0"/>
+          <w:numId w:val="23"/>
+        </w:numPr>
+        <w:rPr>
+          <w:lang w:val="en-GB"/>
+        </w:rPr>
+      </w:pPr>
+      <w:r>
+        <w:rPr>
+          <w:lang w:val="en-GB"/>
+        </w:rPr>
+        <w:t>Readability and Flexibility: The Builder pattern provides a fluent, readable interface for constructing complex objects. It avoids the need for constructors with a large number of parameters.</w:t>
+      </w:r>
+    </w:p>
+    <w:p>
+      <w:pPr>
+        <w:pStyle w:val="ListParagraph"/>
+        <w:numPr>
+          <w:ilvl w:val="0"/>
+          <w:numId w:val="23"/>
+        </w:numPr>
+        <w:rPr>
+          <w:lang w:val="en-GB"/>
+        </w:rPr>
+      </w:pPr>
+      <w:r>
+        <w:rPr>
+          <w:lang w:val="en-GB"/>
+        </w:rPr>
+        <w:t xml:space="preserve">Handles Optional Parameters: Many aspects of a plant query are </w:t>
+      </w:r>
+      <w:proofErr w:type="spellStart"/>
+      <w:r>
+        <w:rPr>
+          <w:lang w:val="en-GB"/>
+        </w:rPr>
+        <w:t>optional.The</w:t>
+      </w:r>
+      <w:proofErr w:type="spellEnd"/>
+      <w:r>
+        <w:rPr>
+          <w:lang w:val="en-GB"/>
+        </w:rPr>
+        <w:t xml:space="preserve"> Builder pattern gracefully handles this, allowing clients to specify only the criteria they care about.</w:t>
+      </w:r>
+    </w:p>
+    <w:p>
+      <w:pPr>
+        <w:pStyle w:val="ListParagraph"/>
+        <w:numPr>
+          <w:ilvl w:val="0"/>
+          <w:numId w:val="23"/>
+        </w:numPr>
+        <w:rPr>
+          <w:lang w:val="en-GB"/>
+        </w:rPr>
+      </w:pPr>
+      <w:r>
+        <w:rPr>
+          <w:lang w:val="en-GB"/>
+        </w:rPr>
+        <w:t>Immutability: The built query object can be made immutable, which is safe to share and execute.</w:t>
+      </w:r>
+    </w:p>
+    <w:p>
+      <w:pPr>
+        <w:pStyle w:val="ListParagraph"/>
+        <w:numPr>
+          <w:ilvl w:val="0"/>
+          <w:numId w:val="23"/>
+        </w:numPr>
+        <w:rPr>
+          <w:lang w:val="en-GB"/>
+        </w:rPr>
+      </w:pPr>
+      <w:r>
+        <w:rPr>
+          <w:lang w:val="en-GB"/>
+        </w:rPr>
+        <w:t>Separation of Concerns: The Builder pattern separates the construction of queries from their representation, making the code more modular and easier to maintain.</w:t>
+      </w:r>
+    </w:p>
+    <w:p>
+      <w:pPr>
+        <w:pStyle w:val="ListParagraph"/>
+        <w:numPr>
+          <w:ilvl w:val="0"/>
+          <w:numId w:val="23"/>
+        </w:numPr>
+        <w:rPr>
+          <w:lang w:val="en-GB"/>
+        </w:rPr>
+      </w:pPr>
+      <w:r>
+        <w:rPr>
+          <w:lang w:val="en-GB"/>
+        </w:rPr>
+        <w:t xml:space="preserve">Flexibility: The Builder pattern allows us to create different types of queries (e.g., item queries, </w:t>
+      </w:r>
+      <w:proofErr w:type="spellStart"/>
+      <w:r>
+        <w:rPr>
+          <w:lang w:val="en-GB"/>
+        </w:rPr>
+        <w:t>misc</w:t>
+      </w:r>
+      <w:proofErr w:type="spellEnd"/>
+      <w:r>
+        <w:rPr>
+          <w:lang w:val="en-GB"/>
+        </w:rPr>
+        <w:t xml:space="preserve"> queries) without modifying the underlying code.</w:t>
+      </w:r>
+    </w:p>
+    <w:p>
+      <w:pPr>
+        <w:pStyle w:val="ListParagraph"/>
+        <w:numPr>
+          <w:ilvl w:val="0"/>
+          <w:numId w:val="23"/>
+        </w:numPr>
+        <w:rPr>
+          <w:lang w:val="en-GB"/>
+        </w:rPr>
+      </w:pPr>
+      <w:r>
+        <w:rPr>
+          <w:lang w:val="en-GB"/>
+        </w:rPr>
+        <w:t>Reusability: The Builder pattern promotes code reusability by allowing us to use the same builder class to create different queries.</w:t>
+      </w:r>
+    </w:p>
+    <w:p>
+      <w:pPr>
+        <w:rPr>
+          <w:lang w:val="en-GB"/>
+        </w:rPr>
+      </w:pPr>
+      <w:r>
+        <w:rPr>
+          <w:lang w:val="en-GB"/>
+        </w:rPr>
+        <w:t>Implementation:</w:t>
+      </w:r>
+    </w:p>
+    <w:p>
+      <w:pPr>
+        <w:rPr>
+          <w:lang w:val="en-GB"/>
+        </w:rPr>
+      </w:pPr>
+      <w:r>
+        <w:rPr>
+          <w:lang w:val="en-GB"/>
+        </w:rPr>
+        <w:t>The Builder pattern is used to create Query objects. The Builder class serves as an abstract base class that defines the interface for building queries. Two concrete subclasses implement the Builder interface:</w:t>
+      </w:r>
+    </w:p>
+    <w:p>
+      <w:pPr>
+        <w:rPr>
+          <w:lang w:val="en-GB"/>
+        </w:rPr>
+      </w:pPr>
+      <w:proofErr w:type="spellStart"/>
+      <w:r>
+        <w:rPr>
+          <w:lang w:val="en-GB"/>
+        </w:rPr>
+        <w:t>ItemQueryBuilder</w:t>
+      </w:r>
+      <w:proofErr w:type="spellEnd"/>
+      <w:r>
+        <w:rPr>
+          <w:lang w:val="en-GB"/>
+        </w:rPr>
+        <w:t>: Used for constructing queries about specific items in the inventory, allowing for filtering and searching based on item-related criteria.</w:t>
+      </w:r>
+    </w:p>
+    <w:p>
+      <w:pPr>
+        <w:rPr>
+          <w:lang w:val="en-GB"/>
+        </w:rPr>
+      </w:pPr>
+      <w:proofErr w:type="spellStart"/>
+      <w:r>
+        <w:rPr>
+          <w:lang w:val="en-GB"/>
+        </w:rPr>
+        <w:t>MiscQueryBuilder</w:t>
+      </w:r>
+      <w:proofErr w:type="spellEnd"/>
+      <w:r>
+        <w:rPr>
+          <w:lang w:val="en-GB"/>
+        </w:rPr>
+        <w:t>: Used for constructing queries that don't relate to specific items, providing flexibility for searching and filtering based on other criteria.</w:t>
+      </w:r>
+    </w:p>
+    <w:p>
+      <w:pPr>
+        <w:rPr>
+          <w:lang w:val="en-GB"/>
+        </w:rPr>
+      </w:pPr>
+    </w:p>
+    <w:p>
+      <w:pPr>
+        <w:rPr>
+          <w:lang w:val="en-GB"/>
+        </w:rPr>
+      </w:pPr>
+      <w:r>
+        <w:rPr>
+          <w:lang w:val="en-GB"/>
+        </w:rPr>
+        <w:t>Functional Requirement: The system must allow staff and customers to construct complex, customisable queries for browsing the plant inventory by combining various search criteria in a flexible manner.</w:t>
+      </w:r>
     </w:p>
     <w:sectPr>
       <w:type w:val="continuous"/>
@@ -2196,13 +6027,238 @@
 <file path=word/numbering.xml><?xml version="1.0" encoding="utf-8"?>
 <w:numbering xmlns:wpc="http://schemas.microsoft.com/office/word/2010/wordprocessingCanvas" xmlns:cx="http://schemas.microsoft.com/office/drawing/2014/chartex" xmlns:cx1="http://schemas.microsoft.com/office/drawing/2015/9/8/chartex" xmlns:cx2="http://schemas.microsoft.com/office/drawing/2015/10/21/chartex" xmlns:cx3="http://schemas.microsoft.com/office/drawing/2016/5/9/chartex" xmlns:cx4="http://schemas.microsoft.com/office/drawing/2016/5/10/chartex" xmlns:cx5="http://schemas.microsoft.com/office/drawing/2016/5/11/chartex" xmlns:cx6="http://schemas.microsoft.com/office/drawing/2016/5/12/chartex" xmlns:cx7="http://schemas.microsoft.com/office/drawing/2016/5/13/chartex" xmlns:cx8="http://schemas.microsoft.com/office/drawing/2016/5/14/chartex" xmlns:mc="http://schemas.openxmlformats.org/markup-compatibility/2006" xmlns:aink="http://schemas.microsoft.com/office/drawing/2016/ink" xmlns:am3d="http://schemas.microsoft.com/office/drawing/2017/model3d" xmlns:o="urn:schemas-microsoft-com:office:office" xmlns:oel="http://schemas.microsoft.com/office/2019/extlst" xmlns:r="http://schemas.openxmlformats.org/officeDocument/2006/relationships" xmlns:m="http://schemas.openxmlformats.org/officeDocument/2006/math" xmlns:v="urn:schemas-microsoft-com:vml" xmlns:wp14="http://schemas.microsoft.com/office/word/2010/wordprocessingDrawing" xmlns:wp="http://schemas.openxmlformats.org/drawingml/2006/wordprocessingDrawing" xmlns:w10="urn:schemas-microsoft-com:office:word" xmlns:w="http://schemas.openxmlformats.org/wordprocessingml/2006/main" xmlns:w14="http://schemas.microsoft.com/office/word/2010/wordml" xmlns:w15="http://schemas.microsoft.com/office/word/2012/wordml" xmlns:w16cex="http://schemas.microsoft.com/office/word/2018/wordml/cex" xmlns:w16cid="http://schemas.microsoft.com/office/word/2016/wordml/cid" xmlns:w16="http://schemas.microsoft.com/office/word/2018/wordml" xmlns:w16du="http://schemas.microsoft.com/office/word/2023/wordml/word16du" xmlns:w16sdtdh="http://schemas.microsoft.com/office/word/2020/wordml/sdtdatahash" xmlns:w16sdtfl="http://schemas.microsoft.com/office/word/2024/wordml/sdtformatlock" xmlns:w16se="http://schemas.microsoft.com/office/word/2015/wordml/symex" xmlns:wpg="http://schemas.microsoft.com/office/word/2010/wordprocessingGroup" xmlns:wpi="http://schemas.microsoft.com/office/word/2010/wordprocessingInk" xmlns:wne="http://schemas.microsoft.com/office/word/2006/wordml" xmlns:wps="http://schemas.microsoft.com/office/word/2010/wordprocessingShape" mc:Ignorable="w14 w15 w16se w16cid w16 w16cex w16sdtdh w16sdtfl w16du wp14">
   <w:abstractNum w:abstractNumId="0" w15:restartNumberingAfterBreak="0">
+    <w:nsid w:val="0E655C64"/>
+    <w:multiLevelType w:val="hybridMultilevel"/>
+    <w:tmpl w:val="46E08750"/>
+    <w:lvl w:ilvl="0" w:tplc="1C090001">
+      <w:start w:val="1"/>
+      <w:numFmt w:val="bullet"/>
+      <w:lvlText w:val=""/>
+      <w:lvlJc w:val="left"/>
+      <w:pPr>
+        <w:ind w:left="720" w:hanging="360"/>
+      </w:pPr>
+      <w:rPr>
+        <w:rFonts w:ascii="Symbol" w:hAnsi="Symbol" w:hint="default"/>
+      </w:rPr>
+    </w:lvl>
+    <w:lvl w:ilvl="1" w:tplc="1C090003" w:tentative="1">
+      <w:start w:val="1"/>
+      <w:numFmt w:val="bullet"/>
+      <w:lvlText w:val="o"/>
+      <w:lvlJc w:val="left"/>
+      <w:pPr>
+        <w:ind w:left="1440" w:hanging="360"/>
+      </w:pPr>
+      <w:rPr>
+        <w:rFonts w:ascii="Courier New" w:hAnsi="Courier New" w:cs="Courier New" w:hint="default"/>
+      </w:rPr>
+    </w:lvl>
+    <w:lvl w:ilvl="2" w:tplc="1C090005" w:tentative="1">
+      <w:start w:val="1"/>
+      <w:numFmt w:val="bullet"/>
+      <w:lvlText w:val=""/>
+      <w:lvlJc w:val="left"/>
+      <w:pPr>
+        <w:ind w:left="2160" w:hanging="360"/>
+      </w:pPr>
+      <w:rPr>
+        <w:rFonts w:ascii="Wingdings" w:hAnsi="Wingdings" w:hint="default"/>
+      </w:rPr>
+    </w:lvl>
+    <w:lvl w:ilvl="3" w:tplc="1C090001" w:tentative="1">
+      <w:start w:val="1"/>
+      <w:numFmt w:val="bullet"/>
+      <w:lvlText w:val=""/>
+      <w:lvlJc w:val="left"/>
+      <w:pPr>
+        <w:ind w:left="2880" w:hanging="360"/>
+      </w:pPr>
+      <w:rPr>
+        <w:rFonts w:ascii="Symbol" w:hAnsi="Symbol" w:hint="default"/>
+      </w:rPr>
+    </w:lvl>
+    <w:lvl w:ilvl="4" w:tplc="1C090003" w:tentative="1">
+      <w:start w:val="1"/>
+      <w:numFmt w:val="bullet"/>
+      <w:lvlText w:val="o"/>
+      <w:lvlJc w:val="left"/>
+      <w:pPr>
+        <w:ind w:left="3600" w:hanging="360"/>
+      </w:pPr>
+      <w:rPr>
+        <w:rFonts w:ascii="Courier New" w:hAnsi="Courier New" w:cs="Courier New" w:hint="default"/>
+      </w:rPr>
+    </w:lvl>
+    <w:lvl w:ilvl="5" w:tplc="1C090005" w:tentative="1">
+      <w:start w:val="1"/>
+      <w:numFmt w:val="bullet"/>
+      <w:lvlText w:val=""/>
+      <w:lvlJc w:val="left"/>
+      <w:pPr>
+        <w:ind w:left="4320" w:hanging="360"/>
+      </w:pPr>
+      <w:rPr>
+        <w:rFonts w:ascii="Wingdings" w:hAnsi="Wingdings" w:hint="default"/>
+      </w:rPr>
+    </w:lvl>
+    <w:lvl w:ilvl="6" w:tplc="1C090001" w:tentative="1">
+      <w:start w:val="1"/>
+      <w:numFmt w:val="bullet"/>
+      <w:lvlText w:val=""/>
+      <w:lvlJc w:val="left"/>
+      <w:pPr>
+        <w:ind w:left="5040" w:hanging="360"/>
+      </w:pPr>
+      <w:rPr>
+        <w:rFonts w:ascii="Symbol" w:hAnsi="Symbol" w:hint="default"/>
+      </w:rPr>
+    </w:lvl>
+    <w:lvl w:ilvl="7" w:tplc="1C090003" w:tentative="1">
+      <w:start w:val="1"/>
+      <w:numFmt w:val="bullet"/>
+      <w:lvlText w:val="o"/>
+      <w:lvlJc w:val="left"/>
+      <w:pPr>
+        <w:ind w:left="5760" w:hanging="360"/>
+      </w:pPr>
+      <w:rPr>
+        <w:rFonts w:ascii="Courier New" w:hAnsi="Courier New" w:cs="Courier New" w:hint="default"/>
+      </w:rPr>
+    </w:lvl>
+    <w:lvl w:ilvl="8" w:tplc="1C090005" w:tentative="1">
+      <w:start w:val="1"/>
+      <w:numFmt w:val="bullet"/>
+      <w:lvlText w:val=""/>
+      <w:lvlJc w:val="left"/>
+      <w:pPr>
+        <w:ind w:left="6480" w:hanging="360"/>
+      </w:pPr>
+      <w:rPr>
+        <w:rFonts w:ascii="Wingdings" w:hAnsi="Wingdings" w:hint="default"/>
+      </w:rPr>
+    </w:lvl>
+  </w:abstractNum>
+  <w:abstractNum w:abstractNumId="1" w15:restartNumberingAfterBreak="0">
+    <w:nsid w:val="118E24D6"/>
+    <w:multiLevelType w:val="hybridMultilevel"/>
+    <w:tmpl w:val="9BB02256"/>
+    <w:lvl w:ilvl="0" w:tplc="1C090001">
+      <w:start w:val="1"/>
+      <w:numFmt w:val="bullet"/>
+      <w:lvlText w:val=""/>
+      <w:lvlJc w:val="left"/>
+      <w:pPr>
+        <w:ind w:left="720" w:hanging="360"/>
+      </w:pPr>
+      <w:rPr>
+        <w:rFonts w:ascii="Symbol" w:hAnsi="Symbol" w:hint="default"/>
+      </w:rPr>
+    </w:lvl>
+    <w:lvl w:ilvl="1" w:tplc="1C090003" w:tentative="1">
+      <w:start w:val="1"/>
+      <w:numFmt w:val="bullet"/>
+      <w:lvlText w:val="o"/>
+      <w:lvlJc w:val="left"/>
+      <w:pPr>
+        <w:ind w:left="1440" w:hanging="360"/>
+      </w:pPr>
+      <w:rPr>
+        <w:rFonts w:ascii="Courier New" w:hAnsi="Courier New" w:cs="Courier New" w:hint="default"/>
+      </w:rPr>
+    </w:lvl>
+    <w:lvl w:ilvl="2" w:tplc="1C090005" w:tentative="1">
+      <w:start w:val="1"/>
+      <w:numFmt w:val="bullet"/>
+      <w:lvlText w:val=""/>
+      <w:lvlJc w:val="left"/>
+      <w:pPr>
+        <w:ind w:left="2160" w:hanging="360"/>
+      </w:pPr>
+      <w:rPr>
+        <w:rFonts w:ascii="Wingdings" w:hAnsi="Wingdings" w:hint="default"/>
+      </w:rPr>
+    </w:lvl>
+    <w:lvl w:ilvl="3" w:tplc="1C090001" w:tentative="1">
+      <w:start w:val="1"/>
+      <w:numFmt w:val="bullet"/>
+      <w:lvlText w:val=""/>
+      <w:lvlJc w:val="left"/>
+      <w:pPr>
+        <w:ind w:left="2880" w:hanging="360"/>
+      </w:pPr>
+      <w:rPr>
+        <w:rFonts w:ascii="Symbol" w:hAnsi="Symbol" w:hint="default"/>
+      </w:rPr>
+    </w:lvl>
+    <w:lvl w:ilvl="4" w:tplc="1C090003" w:tentative="1">
+      <w:start w:val="1"/>
+      <w:numFmt w:val="bullet"/>
+      <w:lvlText w:val="o"/>
+      <w:lvlJc w:val="left"/>
+      <w:pPr>
+        <w:ind w:left="3600" w:hanging="360"/>
+      </w:pPr>
+      <w:rPr>
+        <w:rFonts w:ascii="Courier New" w:hAnsi="Courier New" w:cs="Courier New" w:hint="default"/>
+      </w:rPr>
+    </w:lvl>
+    <w:lvl w:ilvl="5" w:tplc="1C090005" w:tentative="1">
+      <w:start w:val="1"/>
+      <w:numFmt w:val="bullet"/>
+      <w:lvlText w:val=""/>
+      <w:lvlJc w:val="left"/>
+      <w:pPr>
+        <w:ind w:left="4320" w:hanging="360"/>
+      </w:pPr>
+      <w:rPr>
+        <w:rFonts w:ascii="Wingdings" w:hAnsi="Wingdings" w:hint="default"/>
+      </w:rPr>
+    </w:lvl>
+    <w:lvl w:ilvl="6" w:tplc="1C090001" w:tentative="1">
+      <w:start w:val="1"/>
+      <w:numFmt w:val="bullet"/>
+      <w:lvlText w:val=""/>
+      <w:lvlJc w:val="left"/>
+      <w:pPr>
+        <w:ind w:left="5040" w:hanging="360"/>
+      </w:pPr>
+      <w:rPr>
+        <w:rFonts w:ascii="Symbol" w:hAnsi="Symbol" w:hint="default"/>
+      </w:rPr>
+    </w:lvl>
+    <w:lvl w:ilvl="7" w:tplc="1C090003" w:tentative="1">
+      <w:start w:val="1"/>
+      <w:numFmt w:val="bullet"/>
+      <w:lvlText w:val="o"/>
+      <w:lvlJc w:val="left"/>
+      <w:pPr>
+        <w:ind w:left="5760" w:hanging="360"/>
+      </w:pPr>
+      <w:rPr>
+        <w:rFonts w:ascii="Courier New" w:hAnsi="Courier New" w:cs="Courier New" w:hint="default"/>
+      </w:rPr>
+    </w:lvl>
+    <w:lvl w:ilvl="8" w:tplc="1C090005" w:tentative="1">
+      <w:start w:val="1"/>
+      <w:numFmt w:val="bullet"/>
+      <w:lvlText w:val=""/>
+      <w:lvlJc w:val="left"/>
+      <w:pPr>
+        <w:ind w:left="6480" w:hanging="360"/>
+      </w:pPr>
+      <w:rPr>
+        <w:rFonts w:ascii="Wingdings" w:hAnsi="Wingdings" w:hint="default"/>
+      </w:rPr>
+    </w:lvl>
+  </w:abstractNum>
+  <w:abstractNum w:abstractNumId="2" w15:restartNumberingAfterBreak="0">
     <w:nsid w:val="1482775B"/>
     <w:multiLevelType w:val="multilevel"/>
     <w:tmpl w:val="0EBA3C40"/>
     <w:lvl w:ilvl="0">
       <w:start w:val="1"/>
       <w:numFmt w:val="decimal"/>
-      <w:pStyle w:val="Heading1"/>
       <w:lvlText w:val="%1"/>
       <w:lvlJc w:val="left"/>
       <w:pPr>
@@ -2212,7 +6268,6 @@
     <w:lvl w:ilvl="1">
       <w:start w:val="1"/>
       <w:numFmt w:val="decimal"/>
-      <w:pStyle w:val="Heading2"/>
       <w:lvlText w:val="%1.%2"/>
       <w:lvlJc w:val="left"/>
       <w:pPr>
@@ -2222,7 +6277,6 @@
     <w:lvl w:ilvl="2">
       <w:start w:val="1"/>
       <w:numFmt w:val="decimal"/>
-      <w:pStyle w:val="Heading3"/>
       <w:lvlText w:val="%1.%2.%3"/>
       <w:lvlJc w:val="left"/>
       <w:pPr>
@@ -2232,7 +6286,6 @@
     <w:lvl w:ilvl="3">
       <w:start w:val="1"/>
       <w:numFmt w:val="decimal"/>
-      <w:pStyle w:val="Heading4"/>
       <w:lvlText w:val="%1.%2.%3.%4"/>
       <w:lvlJc w:val="left"/>
       <w:pPr>
@@ -2242,7 +6295,6 @@
     <w:lvl w:ilvl="4">
       <w:start w:val="1"/>
       <w:numFmt w:val="decimal"/>
-      <w:pStyle w:val="Heading5"/>
       <w:lvlText w:val="%1.%2.%3.%4.%5"/>
       <w:lvlJc w:val="left"/>
       <w:pPr>
@@ -2252,7 +6304,6 @@
     <w:lvl w:ilvl="5">
       <w:start w:val="1"/>
       <w:numFmt w:val="decimal"/>
-      <w:pStyle w:val="Heading6"/>
       <w:lvlText w:val="%1.%2.%3.%4.%5.%6"/>
       <w:lvlJc w:val="left"/>
       <w:pPr>
@@ -2262,7 +6313,6 @@
     <w:lvl w:ilvl="6">
       <w:start w:val="1"/>
       <w:numFmt w:val="decimal"/>
-      <w:pStyle w:val="Heading7"/>
       <w:lvlText w:val="%1.%2.%3.%4.%5.%6.%7"/>
       <w:lvlJc w:val="left"/>
       <w:pPr>
@@ -2272,7 +6322,6 @@
     <w:lvl w:ilvl="7">
       <w:start w:val="1"/>
       <w:numFmt w:val="decimal"/>
-      <w:pStyle w:val="Heading8"/>
       <w:lvlText w:val="%1.%2.%3.%4.%5.%6.%7.%8"/>
       <w:lvlJc w:val="left"/>
       <w:pPr>
@@ -2282,7 +6331,6 @@
     <w:lvl w:ilvl="8">
       <w:start w:val="1"/>
       <w:numFmt w:val="decimal"/>
-      <w:pStyle w:val="Heading9"/>
       <w:lvlText w:val="%1.%2.%3.%4.%5.%6.%7.%8.%9"/>
       <w:lvlJc w:val="left"/>
       <w:pPr>
@@ -2290,7 +6338,798 @@
       </w:pPr>
     </w:lvl>
   </w:abstractNum>
-  <w:abstractNum w:abstractNumId="1" w15:restartNumberingAfterBreak="0">
+  <w:abstractNum w:abstractNumId="3" w15:restartNumberingAfterBreak="0">
+    <w:nsid w:val="2E384517"/>
+    <w:multiLevelType w:val="hybridMultilevel"/>
+    <w:tmpl w:val="B0D4344A"/>
+    <w:lvl w:ilvl="0" w:tplc="1C090001">
+      <w:start w:val="1"/>
+      <w:numFmt w:val="bullet"/>
+      <w:lvlText w:val=""/>
+      <w:lvlJc w:val="left"/>
+      <w:pPr>
+        <w:ind w:left="720" w:hanging="360"/>
+      </w:pPr>
+      <w:rPr>
+        <w:rFonts w:ascii="Symbol" w:hAnsi="Symbol" w:hint="default"/>
+      </w:rPr>
+    </w:lvl>
+    <w:lvl w:ilvl="1" w:tplc="1C090003" w:tentative="1">
+      <w:start w:val="1"/>
+      <w:numFmt w:val="bullet"/>
+      <w:lvlText w:val="o"/>
+      <w:lvlJc w:val="left"/>
+      <w:pPr>
+        <w:ind w:left="1440" w:hanging="360"/>
+      </w:pPr>
+      <w:rPr>
+        <w:rFonts w:ascii="Courier New" w:hAnsi="Courier New" w:cs="Courier New" w:hint="default"/>
+      </w:rPr>
+    </w:lvl>
+    <w:lvl w:ilvl="2" w:tplc="1C090005" w:tentative="1">
+      <w:start w:val="1"/>
+      <w:numFmt w:val="bullet"/>
+      <w:lvlText w:val=""/>
+      <w:lvlJc w:val="left"/>
+      <w:pPr>
+        <w:ind w:left="2160" w:hanging="360"/>
+      </w:pPr>
+      <w:rPr>
+        <w:rFonts w:ascii="Wingdings" w:hAnsi="Wingdings" w:hint="default"/>
+      </w:rPr>
+    </w:lvl>
+    <w:lvl w:ilvl="3" w:tplc="1C090001" w:tentative="1">
+      <w:start w:val="1"/>
+      <w:numFmt w:val="bullet"/>
+      <w:lvlText w:val=""/>
+      <w:lvlJc w:val="left"/>
+      <w:pPr>
+        <w:ind w:left="2880" w:hanging="360"/>
+      </w:pPr>
+      <w:rPr>
+        <w:rFonts w:ascii="Symbol" w:hAnsi="Symbol" w:hint="default"/>
+      </w:rPr>
+    </w:lvl>
+    <w:lvl w:ilvl="4" w:tplc="1C090003" w:tentative="1">
+      <w:start w:val="1"/>
+      <w:numFmt w:val="bullet"/>
+      <w:lvlText w:val="o"/>
+      <w:lvlJc w:val="left"/>
+      <w:pPr>
+        <w:ind w:left="3600" w:hanging="360"/>
+      </w:pPr>
+      <w:rPr>
+        <w:rFonts w:ascii="Courier New" w:hAnsi="Courier New" w:cs="Courier New" w:hint="default"/>
+      </w:rPr>
+    </w:lvl>
+    <w:lvl w:ilvl="5" w:tplc="1C090005" w:tentative="1">
+      <w:start w:val="1"/>
+      <w:numFmt w:val="bullet"/>
+      <w:lvlText w:val=""/>
+      <w:lvlJc w:val="left"/>
+      <w:pPr>
+        <w:ind w:left="4320" w:hanging="360"/>
+      </w:pPr>
+      <w:rPr>
+        <w:rFonts w:ascii="Wingdings" w:hAnsi="Wingdings" w:hint="default"/>
+      </w:rPr>
+    </w:lvl>
+    <w:lvl w:ilvl="6" w:tplc="1C090001" w:tentative="1">
+      <w:start w:val="1"/>
+      <w:numFmt w:val="bullet"/>
+      <w:lvlText w:val=""/>
+      <w:lvlJc w:val="left"/>
+      <w:pPr>
+        <w:ind w:left="5040" w:hanging="360"/>
+      </w:pPr>
+      <w:rPr>
+        <w:rFonts w:ascii="Symbol" w:hAnsi="Symbol" w:hint="default"/>
+      </w:rPr>
+    </w:lvl>
+    <w:lvl w:ilvl="7" w:tplc="1C090003" w:tentative="1">
+      <w:start w:val="1"/>
+      <w:numFmt w:val="bullet"/>
+      <w:lvlText w:val="o"/>
+      <w:lvlJc w:val="left"/>
+      <w:pPr>
+        <w:ind w:left="5760" w:hanging="360"/>
+      </w:pPr>
+      <w:rPr>
+        <w:rFonts w:ascii="Courier New" w:hAnsi="Courier New" w:cs="Courier New" w:hint="default"/>
+      </w:rPr>
+    </w:lvl>
+    <w:lvl w:ilvl="8" w:tplc="1C090005" w:tentative="1">
+      <w:start w:val="1"/>
+      <w:numFmt w:val="bullet"/>
+      <w:lvlText w:val=""/>
+      <w:lvlJc w:val="left"/>
+      <w:pPr>
+        <w:ind w:left="6480" w:hanging="360"/>
+      </w:pPr>
+      <w:rPr>
+        <w:rFonts w:ascii="Wingdings" w:hAnsi="Wingdings" w:hint="default"/>
+      </w:rPr>
+    </w:lvl>
+  </w:abstractNum>
+  <w:abstractNum w:abstractNumId="4" w15:restartNumberingAfterBreak="0">
+    <w:nsid w:val="310D7DD4"/>
+    <w:multiLevelType w:val="hybridMultilevel"/>
+    <w:tmpl w:val="DF3EF0A6"/>
+    <w:lvl w:ilvl="0" w:tplc="1C090001">
+      <w:start w:val="1"/>
+      <w:numFmt w:val="bullet"/>
+      <w:lvlText w:val=""/>
+      <w:lvlJc w:val="left"/>
+      <w:pPr>
+        <w:ind w:left="720" w:hanging="360"/>
+      </w:pPr>
+      <w:rPr>
+        <w:rFonts w:ascii="Symbol" w:hAnsi="Symbol" w:hint="default"/>
+      </w:rPr>
+    </w:lvl>
+    <w:lvl w:ilvl="1" w:tplc="1C090003" w:tentative="1">
+      <w:start w:val="1"/>
+      <w:numFmt w:val="bullet"/>
+      <w:lvlText w:val="o"/>
+      <w:lvlJc w:val="left"/>
+      <w:pPr>
+        <w:ind w:left="1440" w:hanging="360"/>
+      </w:pPr>
+      <w:rPr>
+        <w:rFonts w:ascii="Courier New" w:hAnsi="Courier New" w:cs="Courier New" w:hint="default"/>
+      </w:rPr>
+    </w:lvl>
+    <w:lvl w:ilvl="2" w:tplc="1C090005" w:tentative="1">
+      <w:start w:val="1"/>
+      <w:numFmt w:val="bullet"/>
+      <w:lvlText w:val=""/>
+      <w:lvlJc w:val="left"/>
+      <w:pPr>
+        <w:ind w:left="2160" w:hanging="360"/>
+      </w:pPr>
+      <w:rPr>
+        <w:rFonts w:ascii="Wingdings" w:hAnsi="Wingdings" w:hint="default"/>
+      </w:rPr>
+    </w:lvl>
+    <w:lvl w:ilvl="3" w:tplc="1C090001" w:tentative="1">
+      <w:start w:val="1"/>
+      <w:numFmt w:val="bullet"/>
+      <w:lvlText w:val=""/>
+      <w:lvlJc w:val="left"/>
+      <w:pPr>
+        <w:ind w:left="2880" w:hanging="360"/>
+      </w:pPr>
+      <w:rPr>
+        <w:rFonts w:ascii="Symbol" w:hAnsi="Symbol" w:hint="default"/>
+      </w:rPr>
+    </w:lvl>
+    <w:lvl w:ilvl="4" w:tplc="1C090003" w:tentative="1">
+      <w:start w:val="1"/>
+      <w:numFmt w:val="bullet"/>
+      <w:lvlText w:val="o"/>
+      <w:lvlJc w:val="left"/>
+      <w:pPr>
+        <w:ind w:left="3600" w:hanging="360"/>
+      </w:pPr>
+      <w:rPr>
+        <w:rFonts w:ascii="Courier New" w:hAnsi="Courier New" w:cs="Courier New" w:hint="default"/>
+      </w:rPr>
+    </w:lvl>
+    <w:lvl w:ilvl="5" w:tplc="1C090005" w:tentative="1">
+      <w:start w:val="1"/>
+      <w:numFmt w:val="bullet"/>
+      <w:lvlText w:val=""/>
+      <w:lvlJc w:val="left"/>
+      <w:pPr>
+        <w:ind w:left="4320" w:hanging="360"/>
+      </w:pPr>
+      <w:rPr>
+        <w:rFonts w:ascii="Wingdings" w:hAnsi="Wingdings" w:hint="default"/>
+      </w:rPr>
+    </w:lvl>
+    <w:lvl w:ilvl="6" w:tplc="1C090001" w:tentative="1">
+      <w:start w:val="1"/>
+      <w:numFmt w:val="bullet"/>
+      <w:lvlText w:val=""/>
+      <w:lvlJc w:val="left"/>
+      <w:pPr>
+        <w:ind w:left="5040" w:hanging="360"/>
+      </w:pPr>
+      <w:rPr>
+        <w:rFonts w:ascii="Symbol" w:hAnsi="Symbol" w:hint="default"/>
+      </w:rPr>
+    </w:lvl>
+    <w:lvl w:ilvl="7" w:tplc="1C090003" w:tentative="1">
+      <w:start w:val="1"/>
+      <w:numFmt w:val="bullet"/>
+      <w:lvlText w:val="o"/>
+      <w:lvlJc w:val="left"/>
+      <w:pPr>
+        <w:ind w:left="5760" w:hanging="360"/>
+      </w:pPr>
+      <w:rPr>
+        <w:rFonts w:ascii="Courier New" w:hAnsi="Courier New" w:cs="Courier New" w:hint="default"/>
+      </w:rPr>
+    </w:lvl>
+    <w:lvl w:ilvl="8" w:tplc="1C090005" w:tentative="1">
+      <w:start w:val="1"/>
+      <w:numFmt w:val="bullet"/>
+      <w:lvlText w:val=""/>
+      <w:lvlJc w:val="left"/>
+      <w:pPr>
+        <w:ind w:left="6480" w:hanging="360"/>
+      </w:pPr>
+      <w:rPr>
+        <w:rFonts w:ascii="Wingdings" w:hAnsi="Wingdings" w:hint="default"/>
+      </w:rPr>
+    </w:lvl>
+  </w:abstractNum>
+  <w:abstractNum w:abstractNumId="5" w15:restartNumberingAfterBreak="0">
+    <w:nsid w:val="389F69D7"/>
+    <w:multiLevelType w:val="hybridMultilevel"/>
+    <w:tmpl w:val="4EE86BFE"/>
+    <w:lvl w:ilvl="0" w:tplc="1C090001">
+      <w:start w:val="1"/>
+      <w:numFmt w:val="bullet"/>
+      <w:lvlText w:val=""/>
+      <w:lvlJc w:val="left"/>
+      <w:pPr>
+        <w:ind w:left="720" w:hanging="360"/>
+      </w:pPr>
+      <w:rPr>
+        <w:rFonts w:ascii="Symbol" w:hAnsi="Symbol" w:hint="default"/>
+      </w:rPr>
+    </w:lvl>
+    <w:lvl w:ilvl="1" w:tplc="1C090003" w:tentative="1">
+      <w:start w:val="1"/>
+      <w:numFmt w:val="bullet"/>
+      <w:lvlText w:val="o"/>
+      <w:lvlJc w:val="left"/>
+      <w:pPr>
+        <w:ind w:left="1440" w:hanging="360"/>
+      </w:pPr>
+      <w:rPr>
+        <w:rFonts w:ascii="Courier New" w:hAnsi="Courier New" w:cs="Courier New" w:hint="default"/>
+      </w:rPr>
+    </w:lvl>
+    <w:lvl w:ilvl="2" w:tplc="1C090005" w:tentative="1">
+      <w:start w:val="1"/>
+      <w:numFmt w:val="bullet"/>
+      <w:lvlText w:val=""/>
+      <w:lvlJc w:val="left"/>
+      <w:pPr>
+        <w:ind w:left="2160" w:hanging="360"/>
+      </w:pPr>
+      <w:rPr>
+        <w:rFonts w:ascii="Wingdings" w:hAnsi="Wingdings" w:hint="default"/>
+      </w:rPr>
+    </w:lvl>
+    <w:lvl w:ilvl="3" w:tplc="1C090001" w:tentative="1">
+      <w:start w:val="1"/>
+      <w:numFmt w:val="bullet"/>
+      <w:lvlText w:val=""/>
+      <w:lvlJc w:val="left"/>
+      <w:pPr>
+        <w:ind w:left="2880" w:hanging="360"/>
+      </w:pPr>
+      <w:rPr>
+        <w:rFonts w:ascii="Symbol" w:hAnsi="Symbol" w:hint="default"/>
+      </w:rPr>
+    </w:lvl>
+    <w:lvl w:ilvl="4" w:tplc="1C090003" w:tentative="1">
+      <w:start w:val="1"/>
+      <w:numFmt w:val="bullet"/>
+      <w:lvlText w:val="o"/>
+      <w:lvlJc w:val="left"/>
+      <w:pPr>
+        <w:ind w:left="3600" w:hanging="360"/>
+      </w:pPr>
+      <w:rPr>
+        <w:rFonts w:ascii="Courier New" w:hAnsi="Courier New" w:cs="Courier New" w:hint="default"/>
+      </w:rPr>
+    </w:lvl>
+    <w:lvl w:ilvl="5" w:tplc="1C090005" w:tentative="1">
+      <w:start w:val="1"/>
+      <w:numFmt w:val="bullet"/>
+      <w:lvlText w:val=""/>
+      <w:lvlJc w:val="left"/>
+      <w:pPr>
+        <w:ind w:left="4320" w:hanging="360"/>
+      </w:pPr>
+      <w:rPr>
+        <w:rFonts w:ascii="Wingdings" w:hAnsi="Wingdings" w:hint="default"/>
+      </w:rPr>
+    </w:lvl>
+    <w:lvl w:ilvl="6" w:tplc="1C090001" w:tentative="1">
+      <w:start w:val="1"/>
+      <w:numFmt w:val="bullet"/>
+      <w:lvlText w:val=""/>
+      <w:lvlJc w:val="left"/>
+      <w:pPr>
+        <w:ind w:left="5040" w:hanging="360"/>
+      </w:pPr>
+      <w:rPr>
+        <w:rFonts w:ascii="Symbol" w:hAnsi="Symbol" w:hint="default"/>
+      </w:rPr>
+    </w:lvl>
+    <w:lvl w:ilvl="7" w:tplc="1C090003" w:tentative="1">
+      <w:start w:val="1"/>
+      <w:numFmt w:val="bullet"/>
+      <w:lvlText w:val="o"/>
+      <w:lvlJc w:val="left"/>
+      <w:pPr>
+        <w:ind w:left="5760" w:hanging="360"/>
+      </w:pPr>
+      <w:rPr>
+        <w:rFonts w:ascii="Courier New" w:hAnsi="Courier New" w:cs="Courier New" w:hint="default"/>
+      </w:rPr>
+    </w:lvl>
+    <w:lvl w:ilvl="8" w:tplc="1C090005" w:tentative="1">
+      <w:start w:val="1"/>
+      <w:numFmt w:val="bullet"/>
+      <w:lvlText w:val=""/>
+      <w:lvlJc w:val="left"/>
+      <w:pPr>
+        <w:ind w:left="6480" w:hanging="360"/>
+      </w:pPr>
+      <w:rPr>
+        <w:rFonts w:ascii="Wingdings" w:hAnsi="Wingdings" w:hint="default"/>
+      </w:rPr>
+    </w:lvl>
+  </w:abstractNum>
+  <w:abstractNum w:abstractNumId="6" w15:restartNumberingAfterBreak="0">
+    <w:nsid w:val="397D3FE2"/>
+    <w:multiLevelType w:val="hybridMultilevel"/>
+    <w:tmpl w:val="2A7E982A"/>
+    <w:lvl w:ilvl="0" w:tplc="1C090001">
+      <w:start w:val="1"/>
+      <w:numFmt w:val="bullet"/>
+      <w:lvlText w:val=""/>
+      <w:lvlJc w:val="left"/>
+      <w:pPr>
+        <w:ind w:left="720" w:hanging="360"/>
+      </w:pPr>
+      <w:rPr>
+        <w:rFonts w:ascii="Symbol" w:hAnsi="Symbol" w:hint="default"/>
+      </w:rPr>
+    </w:lvl>
+    <w:lvl w:ilvl="1" w:tplc="1C090003" w:tentative="1">
+      <w:start w:val="1"/>
+      <w:numFmt w:val="bullet"/>
+      <w:lvlText w:val="o"/>
+      <w:lvlJc w:val="left"/>
+      <w:pPr>
+        <w:ind w:left="1440" w:hanging="360"/>
+      </w:pPr>
+      <w:rPr>
+        <w:rFonts w:ascii="Courier New" w:hAnsi="Courier New" w:cs="Courier New" w:hint="default"/>
+      </w:rPr>
+    </w:lvl>
+    <w:lvl w:ilvl="2" w:tplc="1C090005" w:tentative="1">
+      <w:start w:val="1"/>
+      <w:numFmt w:val="bullet"/>
+      <w:lvlText w:val=""/>
+      <w:lvlJc w:val="left"/>
+      <w:pPr>
+        <w:ind w:left="2160" w:hanging="360"/>
+      </w:pPr>
+      <w:rPr>
+        <w:rFonts w:ascii="Wingdings" w:hAnsi="Wingdings" w:hint="default"/>
+      </w:rPr>
+    </w:lvl>
+    <w:lvl w:ilvl="3" w:tplc="1C090001" w:tentative="1">
+      <w:start w:val="1"/>
+      <w:numFmt w:val="bullet"/>
+      <w:lvlText w:val=""/>
+      <w:lvlJc w:val="left"/>
+      <w:pPr>
+        <w:ind w:left="2880" w:hanging="360"/>
+      </w:pPr>
+      <w:rPr>
+        <w:rFonts w:ascii="Symbol" w:hAnsi="Symbol" w:hint="default"/>
+      </w:rPr>
+    </w:lvl>
+    <w:lvl w:ilvl="4" w:tplc="1C090003" w:tentative="1">
+      <w:start w:val="1"/>
+      <w:numFmt w:val="bullet"/>
+      <w:lvlText w:val="o"/>
+      <w:lvlJc w:val="left"/>
+      <w:pPr>
+        <w:ind w:left="3600" w:hanging="360"/>
+      </w:pPr>
+      <w:rPr>
+        <w:rFonts w:ascii="Courier New" w:hAnsi="Courier New" w:cs="Courier New" w:hint="default"/>
+      </w:rPr>
+    </w:lvl>
+    <w:lvl w:ilvl="5" w:tplc="1C090005" w:tentative="1">
+      <w:start w:val="1"/>
+      <w:numFmt w:val="bullet"/>
+      <w:lvlText w:val=""/>
+      <w:lvlJc w:val="left"/>
+      <w:pPr>
+        <w:ind w:left="4320" w:hanging="360"/>
+      </w:pPr>
+      <w:rPr>
+        <w:rFonts w:ascii="Wingdings" w:hAnsi="Wingdings" w:hint="default"/>
+      </w:rPr>
+    </w:lvl>
+    <w:lvl w:ilvl="6" w:tplc="1C090001" w:tentative="1">
+      <w:start w:val="1"/>
+      <w:numFmt w:val="bullet"/>
+      <w:lvlText w:val=""/>
+      <w:lvlJc w:val="left"/>
+      <w:pPr>
+        <w:ind w:left="5040" w:hanging="360"/>
+      </w:pPr>
+      <w:rPr>
+        <w:rFonts w:ascii="Symbol" w:hAnsi="Symbol" w:hint="default"/>
+      </w:rPr>
+    </w:lvl>
+    <w:lvl w:ilvl="7" w:tplc="1C090003" w:tentative="1">
+      <w:start w:val="1"/>
+      <w:numFmt w:val="bullet"/>
+      <w:lvlText w:val="o"/>
+      <w:lvlJc w:val="left"/>
+      <w:pPr>
+        <w:ind w:left="5760" w:hanging="360"/>
+      </w:pPr>
+      <w:rPr>
+        <w:rFonts w:ascii="Courier New" w:hAnsi="Courier New" w:cs="Courier New" w:hint="default"/>
+      </w:rPr>
+    </w:lvl>
+    <w:lvl w:ilvl="8" w:tplc="1C090005" w:tentative="1">
+      <w:start w:val="1"/>
+      <w:numFmt w:val="bullet"/>
+      <w:lvlText w:val=""/>
+      <w:lvlJc w:val="left"/>
+      <w:pPr>
+        <w:ind w:left="6480" w:hanging="360"/>
+      </w:pPr>
+      <w:rPr>
+        <w:rFonts w:ascii="Wingdings" w:hAnsi="Wingdings" w:hint="default"/>
+      </w:rPr>
+    </w:lvl>
+  </w:abstractNum>
+  <w:abstractNum w:abstractNumId="7" w15:restartNumberingAfterBreak="0">
+    <w:nsid w:val="3A772653"/>
+    <w:multiLevelType w:val="hybridMultilevel"/>
+    <w:tmpl w:val="0158EF6E"/>
+    <w:lvl w:ilvl="0" w:tplc="1C090001">
+      <w:start w:val="1"/>
+      <w:numFmt w:val="bullet"/>
+      <w:lvlText w:val=""/>
+      <w:lvlJc w:val="left"/>
+      <w:pPr>
+        <w:ind w:left="720" w:hanging="360"/>
+      </w:pPr>
+      <w:rPr>
+        <w:rFonts w:ascii="Symbol" w:hAnsi="Symbol" w:hint="default"/>
+      </w:rPr>
+    </w:lvl>
+    <w:lvl w:ilvl="1" w:tplc="1C090003" w:tentative="1">
+      <w:start w:val="1"/>
+      <w:numFmt w:val="bullet"/>
+      <w:lvlText w:val="o"/>
+      <w:lvlJc w:val="left"/>
+      <w:pPr>
+        <w:ind w:left="1440" w:hanging="360"/>
+      </w:pPr>
+      <w:rPr>
+        <w:rFonts w:ascii="Courier New" w:hAnsi="Courier New" w:cs="Courier New" w:hint="default"/>
+      </w:rPr>
+    </w:lvl>
+    <w:lvl w:ilvl="2" w:tplc="1C090005" w:tentative="1">
+      <w:start w:val="1"/>
+      <w:numFmt w:val="bullet"/>
+      <w:lvlText w:val=""/>
+      <w:lvlJc w:val="left"/>
+      <w:pPr>
+        <w:ind w:left="2160" w:hanging="360"/>
+      </w:pPr>
+      <w:rPr>
+        <w:rFonts w:ascii="Wingdings" w:hAnsi="Wingdings" w:hint="default"/>
+      </w:rPr>
+    </w:lvl>
+    <w:lvl w:ilvl="3" w:tplc="1C090001" w:tentative="1">
+      <w:start w:val="1"/>
+      <w:numFmt w:val="bullet"/>
+      <w:lvlText w:val=""/>
+      <w:lvlJc w:val="left"/>
+      <w:pPr>
+        <w:ind w:left="2880" w:hanging="360"/>
+      </w:pPr>
+      <w:rPr>
+        <w:rFonts w:ascii="Symbol" w:hAnsi="Symbol" w:hint="default"/>
+      </w:rPr>
+    </w:lvl>
+    <w:lvl w:ilvl="4" w:tplc="1C090003" w:tentative="1">
+      <w:start w:val="1"/>
+      <w:numFmt w:val="bullet"/>
+      <w:lvlText w:val="o"/>
+      <w:lvlJc w:val="left"/>
+      <w:pPr>
+        <w:ind w:left="3600" w:hanging="360"/>
+      </w:pPr>
+      <w:rPr>
+        <w:rFonts w:ascii="Courier New" w:hAnsi="Courier New" w:cs="Courier New" w:hint="default"/>
+      </w:rPr>
+    </w:lvl>
+    <w:lvl w:ilvl="5" w:tplc="1C090005" w:tentative="1">
+      <w:start w:val="1"/>
+      <w:numFmt w:val="bullet"/>
+      <w:lvlText w:val=""/>
+      <w:lvlJc w:val="left"/>
+      <w:pPr>
+        <w:ind w:left="4320" w:hanging="360"/>
+      </w:pPr>
+      <w:rPr>
+        <w:rFonts w:ascii="Wingdings" w:hAnsi="Wingdings" w:hint="default"/>
+      </w:rPr>
+    </w:lvl>
+    <w:lvl w:ilvl="6" w:tplc="1C090001" w:tentative="1">
+      <w:start w:val="1"/>
+      <w:numFmt w:val="bullet"/>
+      <w:lvlText w:val=""/>
+      <w:lvlJc w:val="left"/>
+      <w:pPr>
+        <w:ind w:left="5040" w:hanging="360"/>
+      </w:pPr>
+      <w:rPr>
+        <w:rFonts w:ascii="Symbol" w:hAnsi="Symbol" w:hint="default"/>
+      </w:rPr>
+    </w:lvl>
+    <w:lvl w:ilvl="7" w:tplc="1C090003" w:tentative="1">
+      <w:start w:val="1"/>
+      <w:numFmt w:val="bullet"/>
+      <w:lvlText w:val="o"/>
+      <w:lvlJc w:val="left"/>
+      <w:pPr>
+        <w:ind w:left="5760" w:hanging="360"/>
+      </w:pPr>
+      <w:rPr>
+        <w:rFonts w:ascii="Courier New" w:hAnsi="Courier New" w:cs="Courier New" w:hint="default"/>
+      </w:rPr>
+    </w:lvl>
+    <w:lvl w:ilvl="8" w:tplc="1C090005" w:tentative="1">
+      <w:start w:val="1"/>
+      <w:numFmt w:val="bullet"/>
+      <w:lvlText w:val=""/>
+      <w:lvlJc w:val="left"/>
+      <w:pPr>
+        <w:ind w:left="6480" w:hanging="360"/>
+      </w:pPr>
+      <w:rPr>
+        <w:rFonts w:ascii="Wingdings" w:hAnsi="Wingdings" w:hint="default"/>
+      </w:rPr>
+    </w:lvl>
+  </w:abstractNum>
+  <w:abstractNum w:abstractNumId="8" w15:restartNumberingAfterBreak="0">
+    <w:nsid w:val="48745201"/>
+    <w:multiLevelType w:val="hybridMultilevel"/>
+    <w:tmpl w:val="93CEC384"/>
+    <w:lvl w:ilvl="0" w:tplc="1C090001">
+      <w:start w:val="1"/>
+      <w:numFmt w:val="bullet"/>
+      <w:lvlText w:val=""/>
+      <w:lvlJc w:val="left"/>
+      <w:pPr>
+        <w:ind w:left="720" w:hanging="360"/>
+      </w:pPr>
+      <w:rPr>
+        <w:rFonts w:ascii="Symbol" w:hAnsi="Symbol" w:hint="default"/>
+      </w:rPr>
+    </w:lvl>
+    <w:lvl w:ilvl="1" w:tplc="1C090003" w:tentative="1">
+      <w:start w:val="1"/>
+      <w:numFmt w:val="bullet"/>
+      <w:lvlText w:val="o"/>
+      <w:lvlJc w:val="left"/>
+      <w:pPr>
+        <w:ind w:left="1440" w:hanging="360"/>
+      </w:pPr>
+      <w:rPr>
+        <w:rFonts w:ascii="Courier New" w:hAnsi="Courier New" w:cs="Courier New" w:hint="default"/>
+      </w:rPr>
+    </w:lvl>
+    <w:lvl w:ilvl="2" w:tplc="1C090005" w:tentative="1">
+      <w:start w:val="1"/>
+      <w:numFmt w:val="bullet"/>
+      <w:lvlText w:val=""/>
+      <w:lvlJc w:val="left"/>
+      <w:pPr>
+        <w:ind w:left="2160" w:hanging="360"/>
+      </w:pPr>
+      <w:rPr>
+        <w:rFonts w:ascii="Wingdings" w:hAnsi="Wingdings" w:hint="default"/>
+      </w:rPr>
+    </w:lvl>
+    <w:lvl w:ilvl="3" w:tplc="1C090001" w:tentative="1">
+      <w:start w:val="1"/>
+      <w:numFmt w:val="bullet"/>
+      <w:lvlText w:val=""/>
+      <w:lvlJc w:val="left"/>
+      <w:pPr>
+        <w:ind w:left="2880" w:hanging="360"/>
+      </w:pPr>
+      <w:rPr>
+        <w:rFonts w:ascii="Symbol" w:hAnsi="Symbol" w:hint="default"/>
+      </w:rPr>
+    </w:lvl>
+    <w:lvl w:ilvl="4" w:tplc="1C090003" w:tentative="1">
+      <w:start w:val="1"/>
+      <w:numFmt w:val="bullet"/>
+      <w:lvlText w:val="o"/>
+      <w:lvlJc w:val="left"/>
+      <w:pPr>
+        <w:ind w:left="3600" w:hanging="360"/>
+      </w:pPr>
+      <w:rPr>
+        <w:rFonts w:ascii="Courier New" w:hAnsi="Courier New" w:cs="Courier New" w:hint="default"/>
+      </w:rPr>
+    </w:lvl>
+    <w:lvl w:ilvl="5" w:tplc="1C090005" w:tentative="1">
+      <w:start w:val="1"/>
+      <w:numFmt w:val="bullet"/>
+      <w:lvlText w:val=""/>
+      <w:lvlJc w:val="left"/>
+      <w:pPr>
+        <w:ind w:left="4320" w:hanging="360"/>
+      </w:pPr>
+      <w:rPr>
+        <w:rFonts w:ascii="Wingdings" w:hAnsi="Wingdings" w:hint="default"/>
+      </w:rPr>
+    </w:lvl>
+    <w:lvl w:ilvl="6" w:tplc="1C090001" w:tentative="1">
+      <w:start w:val="1"/>
+      <w:numFmt w:val="bullet"/>
+      <w:lvlText w:val=""/>
+      <w:lvlJc w:val="left"/>
+      <w:pPr>
+        <w:ind w:left="5040" w:hanging="360"/>
+      </w:pPr>
+      <w:rPr>
+        <w:rFonts w:ascii="Symbol" w:hAnsi="Symbol" w:hint="default"/>
+      </w:rPr>
+    </w:lvl>
+    <w:lvl w:ilvl="7" w:tplc="1C090003" w:tentative="1">
+      <w:start w:val="1"/>
+      <w:numFmt w:val="bullet"/>
+      <w:lvlText w:val="o"/>
+      <w:lvlJc w:val="left"/>
+      <w:pPr>
+        <w:ind w:left="5760" w:hanging="360"/>
+      </w:pPr>
+      <w:rPr>
+        <w:rFonts w:ascii="Courier New" w:hAnsi="Courier New" w:cs="Courier New" w:hint="default"/>
+      </w:rPr>
+    </w:lvl>
+    <w:lvl w:ilvl="8" w:tplc="1C090005" w:tentative="1">
+      <w:start w:val="1"/>
+      <w:numFmt w:val="bullet"/>
+      <w:lvlText w:val=""/>
+      <w:lvlJc w:val="left"/>
+      <w:pPr>
+        <w:ind w:left="6480" w:hanging="360"/>
+      </w:pPr>
+      <w:rPr>
+        <w:rFonts w:ascii="Wingdings" w:hAnsi="Wingdings" w:hint="default"/>
+      </w:rPr>
+    </w:lvl>
+  </w:abstractNum>
+  <w:abstractNum w:abstractNumId="9" w15:restartNumberingAfterBreak="0">
+    <w:nsid w:val="58F040AE"/>
+    <w:multiLevelType w:val="hybridMultilevel"/>
+    <w:tmpl w:val="047C66D2"/>
+    <w:lvl w:ilvl="0" w:tplc="1C090001">
+      <w:start w:val="1"/>
+      <w:numFmt w:val="bullet"/>
+      <w:lvlText w:val=""/>
+      <w:lvlJc w:val="left"/>
+      <w:pPr>
+        <w:ind w:left="720" w:hanging="360"/>
+      </w:pPr>
+      <w:rPr>
+        <w:rFonts w:ascii="Symbol" w:hAnsi="Symbol" w:hint="default"/>
+      </w:rPr>
+    </w:lvl>
+    <w:lvl w:ilvl="1" w:tplc="1C090003" w:tentative="1">
+      <w:start w:val="1"/>
+      <w:numFmt w:val="bullet"/>
+      <w:lvlText w:val="o"/>
+      <w:lvlJc w:val="left"/>
+      <w:pPr>
+        <w:ind w:left="1440" w:hanging="360"/>
+      </w:pPr>
+      <w:rPr>
+        <w:rFonts w:ascii="Courier New" w:hAnsi="Courier New" w:cs="Courier New" w:hint="default"/>
+      </w:rPr>
+    </w:lvl>
+    <w:lvl w:ilvl="2" w:tplc="1C090005" w:tentative="1">
+      <w:start w:val="1"/>
+      <w:numFmt w:val="bullet"/>
+      <w:lvlText w:val=""/>
+      <w:lvlJc w:val="left"/>
+      <w:pPr>
+        <w:ind w:left="2160" w:hanging="360"/>
+      </w:pPr>
+      <w:rPr>
+        <w:rFonts w:ascii="Wingdings" w:hAnsi="Wingdings" w:hint="default"/>
+      </w:rPr>
+    </w:lvl>
+    <w:lvl w:ilvl="3" w:tplc="1C090001" w:tentative="1">
+      <w:start w:val="1"/>
+      <w:numFmt w:val="bullet"/>
+      <w:lvlText w:val=""/>
+      <w:lvlJc w:val="left"/>
+      <w:pPr>
+        <w:ind w:left="2880" w:hanging="360"/>
+      </w:pPr>
+      <w:rPr>
+        <w:rFonts w:ascii="Symbol" w:hAnsi="Symbol" w:hint="default"/>
+      </w:rPr>
+    </w:lvl>
+    <w:lvl w:ilvl="4" w:tplc="1C090003" w:tentative="1">
+      <w:start w:val="1"/>
+      <w:numFmt w:val="bullet"/>
+      <w:lvlText w:val="o"/>
+      <w:lvlJc w:val="left"/>
+      <w:pPr>
+        <w:ind w:left="3600" w:hanging="360"/>
+      </w:pPr>
+      <w:rPr>
+        <w:rFonts w:ascii="Courier New" w:hAnsi="Courier New" w:cs="Courier New" w:hint="default"/>
+      </w:rPr>
+    </w:lvl>
+    <w:lvl w:ilvl="5" w:tplc="1C090005" w:tentative="1">
+      <w:start w:val="1"/>
+      <w:numFmt w:val="bullet"/>
+      <w:lvlText w:val=""/>
+      <w:lvlJc w:val="left"/>
+      <w:pPr>
+        <w:ind w:left="4320" w:hanging="360"/>
+      </w:pPr>
+      <w:rPr>
+        <w:rFonts w:ascii="Wingdings" w:hAnsi="Wingdings" w:hint="default"/>
+      </w:rPr>
+    </w:lvl>
+    <w:lvl w:ilvl="6" w:tplc="1C090001" w:tentative="1">
+      <w:start w:val="1"/>
+      <w:numFmt w:val="bullet"/>
+      <w:lvlText w:val=""/>
+      <w:lvlJc w:val="left"/>
+      <w:pPr>
+        <w:ind w:left="5040" w:hanging="360"/>
+      </w:pPr>
+      <w:rPr>
+        <w:rFonts w:ascii="Symbol" w:hAnsi="Symbol" w:hint="default"/>
+      </w:rPr>
+    </w:lvl>
+    <w:lvl w:ilvl="7" w:tplc="1C090003" w:tentative="1">
+      <w:start w:val="1"/>
+      <w:numFmt w:val="bullet"/>
+      <w:lvlText w:val="o"/>
+      <w:lvlJc w:val="left"/>
+      <w:pPr>
+        <w:ind w:left="5760" w:hanging="360"/>
+      </w:pPr>
+      <w:rPr>
+        <w:rFonts w:ascii="Courier New" w:hAnsi="Courier New" w:cs="Courier New" w:hint="default"/>
+      </w:rPr>
+    </w:lvl>
+    <w:lvl w:ilvl="8" w:tplc="1C090005" w:tentative="1">
+      <w:start w:val="1"/>
+      <w:numFmt w:val="bullet"/>
+      <w:lvlText w:val=""/>
+      <w:lvlJc w:val="left"/>
+      <w:pPr>
+        <w:ind w:left="6480" w:hanging="360"/>
+      </w:pPr>
+      <w:rPr>
+        <w:rFonts w:ascii="Wingdings" w:hAnsi="Wingdings" w:hint="default"/>
+      </w:rPr>
+    </w:lvl>
+  </w:abstractNum>
+  <w:abstractNum w:abstractNumId="10" w15:restartNumberingAfterBreak="0">
     <w:nsid w:val="5B366D18"/>
     <w:multiLevelType w:val="hybridMultilevel"/>
     <w:tmpl w:val="40C0923A"/>
@@ -2379,38 +7218,413 @@
       </w:pPr>
     </w:lvl>
   </w:abstractNum>
+  <w:abstractNum w:abstractNumId="11" w15:restartNumberingAfterBreak="0">
+    <w:nsid w:val="66BF7086"/>
+    <w:multiLevelType w:val="hybridMultilevel"/>
+    <w:tmpl w:val="2AB6D42C"/>
+    <w:lvl w:ilvl="0" w:tplc="1C090001">
+      <w:start w:val="1"/>
+      <w:numFmt w:val="bullet"/>
+      <w:lvlText w:val=""/>
+      <w:lvlJc w:val="left"/>
+      <w:pPr>
+        <w:ind w:left="720" w:hanging="360"/>
+      </w:pPr>
+      <w:rPr>
+        <w:rFonts w:ascii="Symbol" w:hAnsi="Symbol" w:hint="default"/>
+      </w:rPr>
+    </w:lvl>
+    <w:lvl w:ilvl="1" w:tplc="1C090003" w:tentative="1">
+      <w:start w:val="1"/>
+      <w:numFmt w:val="bullet"/>
+      <w:lvlText w:val="o"/>
+      <w:lvlJc w:val="left"/>
+      <w:pPr>
+        <w:ind w:left="1440" w:hanging="360"/>
+      </w:pPr>
+      <w:rPr>
+        <w:rFonts w:ascii="Courier New" w:hAnsi="Courier New" w:cs="Courier New" w:hint="default"/>
+      </w:rPr>
+    </w:lvl>
+    <w:lvl w:ilvl="2" w:tplc="1C090005" w:tentative="1">
+      <w:start w:val="1"/>
+      <w:numFmt w:val="bullet"/>
+      <w:lvlText w:val=""/>
+      <w:lvlJc w:val="left"/>
+      <w:pPr>
+        <w:ind w:left="2160" w:hanging="360"/>
+      </w:pPr>
+      <w:rPr>
+        <w:rFonts w:ascii="Wingdings" w:hAnsi="Wingdings" w:hint="default"/>
+      </w:rPr>
+    </w:lvl>
+    <w:lvl w:ilvl="3" w:tplc="1C090001" w:tentative="1">
+      <w:start w:val="1"/>
+      <w:numFmt w:val="bullet"/>
+      <w:lvlText w:val=""/>
+      <w:lvlJc w:val="left"/>
+      <w:pPr>
+        <w:ind w:left="2880" w:hanging="360"/>
+      </w:pPr>
+      <w:rPr>
+        <w:rFonts w:ascii="Symbol" w:hAnsi="Symbol" w:hint="default"/>
+      </w:rPr>
+    </w:lvl>
+    <w:lvl w:ilvl="4" w:tplc="1C090003" w:tentative="1">
+      <w:start w:val="1"/>
+      <w:numFmt w:val="bullet"/>
+      <w:lvlText w:val="o"/>
+      <w:lvlJc w:val="left"/>
+      <w:pPr>
+        <w:ind w:left="3600" w:hanging="360"/>
+      </w:pPr>
+      <w:rPr>
+        <w:rFonts w:ascii="Courier New" w:hAnsi="Courier New" w:cs="Courier New" w:hint="default"/>
+      </w:rPr>
+    </w:lvl>
+    <w:lvl w:ilvl="5" w:tplc="1C090005" w:tentative="1">
+      <w:start w:val="1"/>
+      <w:numFmt w:val="bullet"/>
+      <w:lvlText w:val=""/>
+      <w:lvlJc w:val="left"/>
+      <w:pPr>
+        <w:ind w:left="4320" w:hanging="360"/>
+      </w:pPr>
+      <w:rPr>
+        <w:rFonts w:ascii="Wingdings" w:hAnsi="Wingdings" w:hint="default"/>
+      </w:rPr>
+    </w:lvl>
+    <w:lvl w:ilvl="6" w:tplc="1C090001" w:tentative="1">
+      <w:start w:val="1"/>
+      <w:numFmt w:val="bullet"/>
+      <w:lvlText w:val=""/>
+      <w:lvlJc w:val="left"/>
+      <w:pPr>
+        <w:ind w:left="5040" w:hanging="360"/>
+      </w:pPr>
+      <w:rPr>
+        <w:rFonts w:ascii="Symbol" w:hAnsi="Symbol" w:hint="default"/>
+      </w:rPr>
+    </w:lvl>
+    <w:lvl w:ilvl="7" w:tplc="1C090003" w:tentative="1">
+      <w:start w:val="1"/>
+      <w:numFmt w:val="bullet"/>
+      <w:lvlText w:val="o"/>
+      <w:lvlJc w:val="left"/>
+      <w:pPr>
+        <w:ind w:left="5760" w:hanging="360"/>
+      </w:pPr>
+      <w:rPr>
+        <w:rFonts w:ascii="Courier New" w:hAnsi="Courier New" w:cs="Courier New" w:hint="default"/>
+      </w:rPr>
+    </w:lvl>
+    <w:lvl w:ilvl="8" w:tplc="1C090005" w:tentative="1">
+      <w:start w:val="1"/>
+      <w:numFmt w:val="bullet"/>
+      <w:lvlText w:val=""/>
+      <w:lvlJc w:val="left"/>
+      <w:pPr>
+        <w:ind w:left="6480" w:hanging="360"/>
+      </w:pPr>
+      <w:rPr>
+        <w:rFonts w:ascii="Wingdings" w:hAnsi="Wingdings" w:hint="default"/>
+      </w:rPr>
+    </w:lvl>
+  </w:abstractNum>
+  <w:abstractNum w:abstractNumId="12" w15:restartNumberingAfterBreak="0">
+    <w:nsid w:val="72B26C70"/>
+    <w:multiLevelType w:val="hybridMultilevel"/>
+    <w:tmpl w:val="826E2340"/>
+    <w:lvl w:ilvl="0" w:tplc="1C090001">
+      <w:start w:val="1"/>
+      <w:numFmt w:val="bullet"/>
+      <w:lvlText w:val=""/>
+      <w:lvlJc w:val="left"/>
+      <w:pPr>
+        <w:ind w:left="720" w:hanging="360"/>
+      </w:pPr>
+      <w:rPr>
+        <w:rFonts w:ascii="Symbol" w:hAnsi="Symbol" w:hint="default"/>
+      </w:rPr>
+    </w:lvl>
+    <w:lvl w:ilvl="1" w:tplc="1C090003" w:tentative="1">
+      <w:start w:val="1"/>
+      <w:numFmt w:val="bullet"/>
+      <w:lvlText w:val="o"/>
+      <w:lvlJc w:val="left"/>
+      <w:pPr>
+        <w:ind w:left="1440" w:hanging="360"/>
+      </w:pPr>
+      <w:rPr>
+        <w:rFonts w:ascii="Courier New" w:hAnsi="Courier New" w:cs="Courier New" w:hint="default"/>
+      </w:rPr>
+    </w:lvl>
+    <w:lvl w:ilvl="2" w:tplc="1C090005" w:tentative="1">
+      <w:start w:val="1"/>
+      <w:numFmt w:val="bullet"/>
+      <w:lvlText w:val=""/>
+      <w:lvlJc w:val="left"/>
+      <w:pPr>
+        <w:ind w:left="2160" w:hanging="360"/>
+      </w:pPr>
+      <w:rPr>
+        <w:rFonts w:ascii="Wingdings" w:hAnsi="Wingdings" w:hint="default"/>
+      </w:rPr>
+    </w:lvl>
+    <w:lvl w:ilvl="3" w:tplc="1C090001" w:tentative="1">
+      <w:start w:val="1"/>
+      <w:numFmt w:val="bullet"/>
+      <w:lvlText w:val=""/>
+      <w:lvlJc w:val="left"/>
+      <w:pPr>
+        <w:ind w:left="2880" w:hanging="360"/>
+      </w:pPr>
+      <w:rPr>
+        <w:rFonts w:ascii="Symbol" w:hAnsi="Symbol" w:hint="default"/>
+      </w:rPr>
+    </w:lvl>
+    <w:lvl w:ilvl="4" w:tplc="1C090003" w:tentative="1">
+      <w:start w:val="1"/>
+      <w:numFmt w:val="bullet"/>
+      <w:lvlText w:val="o"/>
+      <w:lvlJc w:val="left"/>
+      <w:pPr>
+        <w:ind w:left="3600" w:hanging="360"/>
+      </w:pPr>
+      <w:rPr>
+        <w:rFonts w:ascii="Courier New" w:hAnsi="Courier New" w:cs="Courier New" w:hint="default"/>
+      </w:rPr>
+    </w:lvl>
+    <w:lvl w:ilvl="5" w:tplc="1C090005" w:tentative="1">
+      <w:start w:val="1"/>
+      <w:numFmt w:val="bullet"/>
+      <w:lvlText w:val=""/>
+      <w:lvlJc w:val="left"/>
+      <w:pPr>
+        <w:ind w:left="4320" w:hanging="360"/>
+      </w:pPr>
+      <w:rPr>
+        <w:rFonts w:ascii="Wingdings" w:hAnsi="Wingdings" w:hint="default"/>
+      </w:rPr>
+    </w:lvl>
+    <w:lvl w:ilvl="6" w:tplc="1C090001" w:tentative="1">
+      <w:start w:val="1"/>
+      <w:numFmt w:val="bullet"/>
+      <w:lvlText w:val=""/>
+      <w:lvlJc w:val="left"/>
+      <w:pPr>
+        <w:ind w:left="5040" w:hanging="360"/>
+      </w:pPr>
+      <w:rPr>
+        <w:rFonts w:ascii="Symbol" w:hAnsi="Symbol" w:hint="default"/>
+      </w:rPr>
+    </w:lvl>
+    <w:lvl w:ilvl="7" w:tplc="1C090003" w:tentative="1">
+      <w:start w:val="1"/>
+      <w:numFmt w:val="bullet"/>
+      <w:lvlText w:val="o"/>
+      <w:lvlJc w:val="left"/>
+      <w:pPr>
+        <w:ind w:left="5760" w:hanging="360"/>
+      </w:pPr>
+      <w:rPr>
+        <w:rFonts w:ascii="Courier New" w:hAnsi="Courier New" w:cs="Courier New" w:hint="default"/>
+      </w:rPr>
+    </w:lvl>
+    <w:lvl w:ilvl="8" w:tplc="1C090005" w:tentative="1">
+      <w:start w:val="1"/>
+      <w:numFmt w:val="bullet"/>
+      <w:lvlText w:val=""/>
+      <w:lvlJc w:val="left"/>
+      <w:pPr>
+        <w:ind w:left="6480" w:hanging="360"/>
+      </w:pPr>
+      <w:rPr>
+        <w:rFonts w:ascii="Wingdings" w:hAnsi="Wingdings" w:hint="default"/>
+      </w:rPr>
+    </w:lvl>
+  </w:abstractNum>
+  <w:abstractNum w:abstractNumId="13" w15:restartNumberingAfterBreak="0">
+    <w:nsid w:val="73316026"/>
+    <w:multiLevelType w:val="hybridMultilevel"/>
+    <w:tmpl w:val="9B6E5F2A"/>
+    <w:lvl w:ilvl="0" w:tplc="1C090001">
+      <w:start w:val="1"/>
+      <w:numFmt w:val="bullet"/>
+      <w:lvlText w:val=""/>
+      <w:lvlJc w:val="left"/>
+      <w:pPr>
+        <w:ind w:left="720" w:hanging="360"/>
+      </w:pPr>
+      <w:rPr>
+        <w:rFonts w:ascii="Symbol" w:hAnsi="Symbol" w:hint="default"/>
+      </w:rPr>
+    </w:lvl>
+    <w:lvl w:ilvl="1" w:tplc="1C090003" w:tentative="1">
+      <w:start w:val="1"/>
+      <w:numFmt w:val="bullet"/>
+      <w:lvlText w:val="o"/>
+      <w:lvlJc w:val="left"/>
+      <w:pPr>
+        <w:ind w:left="1440" w:hanging="360"/>
+      </w:pPr>
+      <w:rPr>
+        <w:rFonts w:ascii="Courier New" w:hAnsi="Courier New" w:cs="Courier New" w:hint="default"/>
+      </w:rPr>
+    </w:lvl>
+    <w:lvl w:ilvl="2" w:tplc="1C090005" w:tentative="1">
+      <w:start w:val="1"/>
+      <w:numFmt w:val="bullet"/>
+      <w:lvlText w:val=""/>
+      <w:lvlJc w:val="left"/>
+      <w:pPr>
+        <w:ind w:left="2160" w:hanging="360"/>
+      </w:pPr>
+      <w:rPr>
+        <w:rFonts w:ascii="Wingdings" w:hAnsi="Wingdings" w:hint="default"/>
+      </w:rPr>
+    </w:lvl>
+    <w:lvl w:ilvl="3" w:tplc="1C090001" w:tentative="1">
+      <w:start w:val="1"/>
+      <w:numFmt w:val="bullet"/>
+      <w:lvlText w:val=""/>
+      <w:lvlJc w:val="left"/>
+      <w:pPr>
+        <w:ind w:left="2880" w:hanging="360"/>
+      </w:pPr>
+      <w:rPr>
+        <w:rFonts w:ascii="Symbol" w:hAnsi="Symbol" w:hint="default"/>
+      </w:rPr>
+    </w:lvl>
+    <w:lvl w:ilvl="4" w:tplc="1C090003" w:tentative="1">
+      <w:start w:val="1"/>
+      <w:numFmt w:val="bullet"/>
+      <w:lvlText w:val="o"/>
+      <w:lvlJc w:val="left"/>
+      <w:pPr>
+        <w:ind w:left="3600" w:hanging="360"/>
+      </w:pPr>
+      <w:rPr>
+        <w:rFonts w:ascii="Courier New" w:hAnsi="Courier New" w:cs="Courier New" w:hint="default"/>
+      </w:rPr>
+    </w:lvl>
+    <w:lvl w:ilvl="5" w:tplc="1C090005" w:tentative="1">
+      <w:start w:val="1"/>
+      <w:numFmt w:val="bullet"/>
+      <w:lvlText w:val=""/>
+      <w:lvlJc w:val="left"/>
+      <w:pPr>
+        <w:ind w:left="4320" w:hanging="360"/>
+      </w:pPr>
+      <w:rPr>
+        <w:rFonts w:ascii="Wingdings" w:hAnsi="Wingdings" w:hint="default"/>
+      </w:rPr>
+    </w:lvl>
+    <w:lvl w:ilvl="6" w:tplc="1C090001" w:tentative="1">
+      <w:start w:val="1"/>
+      <w:numFmt w:val="bullet"/>
+      <w:lvlText w:val=""/>
+      <w:lvlJc w:val="left"/>
+      <w:pPr>
+        <w:ind w:left="5040" w:hanging="360"/>
+      </w:pPr>
+      <w:rPr>
+        <w:rFonts w:ascii="Symbol" w:hAnsi="Symbol" w:hint="default"/>
+      </w:rPr>
+    </w:lvl>
+    <w:lvl w:ilvl="7" w:tplc="1C090003" w:tentative="1">
+      <w:start w:val="1"/>
+      <w:numFmt w:val="bullet"/>
+      <w:lvlText w:val="o"/>
+      <w:lvlJc w:val="left"/>
+      <w:pPr>
+        <w:ind w:left="5760" w:hanging="360"/>
+      </w:pPr>
+      <w:rPr>
+        <w:rFonts w:ascii="Courier New" w:hAnsi="Courier New" w:cs="Courier New" w:hint="default"/>
+      </w:rPr>
+    </w:lvl>
+    <w:lvl w:ilvl="8" w:tplc="1C090005" w:tentative="1">
+      <w:start w:val="1"/>
+      <w:numFmt w:val="bullet"/>
+      <w:lvlText w:val=""/>
+      <w:lvlJc w:val="left"/>
+      <w:pPr>
+        <w:ind w:left="6480" w:hanging="360"/>
+      </w:pPr>
+      <w:rPr>
+        <w:rFonts w:ascii="Wingdings" w:hAnsi="Wingdings" w:hint="default"/>
+      </w:rPr>
+    </w:lvl>
+  </w:abstractNum>
   <w:num w:numId="1" w16cid:durableId="1950427250">
+    <w:abstractNumId w:val="2"/>
+  </w:num>
+  <w:num w:numId="2" w16cid:durableId="1856268431">
+    <w:abstractNumId w:val="2"/>
+  </w:num>
+  <w:num w:numId="3" w16cid:durableId="1922907007">
+    <w:abstractNumId w:val="2"/>
+  </w:num>
+  <w:num w:numId="4" w16cid:durableId="451752672">
+    <w:abstractNumId w:val="2"/>
+  </w:num>
+  <w:num w:numId="5" w16cid:durableId="1781607877">
+    <w:abstractNumId w:val="2"/>
+  </w:num>
+  <w:num w:numId="6" w16cid:durableId="1576891266">
+    <w:abstractNumId w:val="2"/>
+  </w:num>
+  <w:num w:numId="7" w16cid:durableId="715277678">
+    <w:abstractNumId w:val="2"/>
+  </w:num>
+  <w:num w:numId="8" w16cid:durableId="149054714">
+    <w:abstractNumId w:val="2"/>
+  </w:num>
+  <w:num w:numId="9" w16cid:durableId="971054827">
+    <w:abstractNumId w:val="2"/>
+  </w:num>
+  <w:num w:numId="10" w16cid:durableId="36929493">
+    <w:abstractNumId w:val="2"/>
+  </w:num>
+  <w:num w:numId="11" w16cid:durableId="359163651">
+    <w:abstractNumId w:val="10"/>
+  </w:num>
+  <w:num w:numId="12" w16cid:durableId="94709987">
+    <w:abstractNumId w:val="8"/>
+  </w:num>
+  <w:num w:numId="13" w16cid:durableId="242111908">
+    <w:abstractNumId w:val="3"/>
+  </w:num>
+  <w:num w:numId="14" w16cid:durableId="956988043">
+    <w:abstractNumId w:val="12"/>
+  </w:num>
+  <w:num w:numId="15" w16cid:durableId="929511889">
+    <w:abstractNumId w:val="6"/>
+  </w:num>
+  <w:num w:numId="16" w16cid:durableId="2086997327">
+    <w:abstractNumId w:val="4"/>
+  </w:num>
+  <w:num w:numId="17" w16cid:durableId="920261357">
+    <w:abstractNumId w:val="7"/>
+  </w:num>
+  <w:num w:numId="18" w16cid:durableId="754546484">
+    <w:abstractNumId w:val="9"/>
+  </w:num>
+  <w:num w:numId="19" w16cid:durableId="409086842">
+    <w:abstractNumId w:val="1"/>
+  </w:num>
+  <w:num w:numId="20" w16cid:durableId="227695395">
     <w:abstractNumId w:val="0"/>
   </w:num>
-  <w:num w:numId="2" w16cid:durableId="1856268431">
-    <w:abstractNumId w:val="0"/>
+  <w:num w:numId="21" w16cid:durableId="1245454487">
+    <w:abstractNumId w:val="13"/>
   </w:num>
-  <w:num w:numId="3" w16cid:durableId="1922907007">
-    <w:abstractNumId w:val="0"/>
+  <w:num w:numId="22" w16cid:durableId="417603910">
+    <w:abstractNumId w:val="5"/>
   </w:num>
-  <w:num w:numId="4" w16cid:durableId="451752672">
-    <w:abstractNumId w:val="0"/>
-  </w:num>
-  <w:num w:numId="5" w16cid:durableId="1781607877">
-    <w:abstractNumId w:val="0"/>
-  </w:num>
-  <w:num w:numId="6" w16cid:durableId="1576891266">
-    <w:abstractNumId w:val="0"/>
-  </w:num>
-  <w:num w:numId="7" w16cid:durableId="715277678">
-    <w:abstractNumId w:val="0"/>
-  </w:num>
-  <w:num w:numId="8" w16cid:durableId="149054714">
-    <w:abstractNumId w:val="0"/>
-  </w:num>
-  <w:num w:numId="9" w16cid:durableId="971054827">
-    <w:abstractNumId w:val="0"/>
-  </w:num>
-  <w:num w:numId="10" w16cid:durableId="36929493">
-    <w:abstractNumId w:val="0"/>
-  </w:num>
-  <w:num w:numId="11" w16cid:durableId="359163651">
-    <w:abstractNumId w:val="1"/>
+  <w:num w:numId="23" w16cid:durableId="727218943">
+    <w:abstractNumId w:val="11"/>
   </w:num>
 </w:numbering>
 </file>
@@ -2421,14 +7635,12 @@
     <w:rPrDefault>
       <w:rPr>
         <w:rFonts w:asciiTheme="minorHAnsi" w:eastAsiaTheme="minorEastAsia" w:hAnsiTheme="minorHAnsi" w:cstheme="minorBidi"/>
-        <w:sz w:val="22"/>
-        <w:szCs w:val="22"/>
         <w:lang w:val="en-ZA" w:eastAsia="en-US" w:bidi="ar-SA"/>
       </w:rPr>
     </w:rPrDefault>
     <w:pPrDefault>
       <w:pPr>
-        <w:spacing w:after="160" w:line="259" w:lineRule="auto"/>
+        <w:spacing w:after="120" w:line="264" w:lineRule="auto"/>
       </w:pPr>
     </w:pPrDefault>
   </w:docDefaults>
@@ -2813,7 +8025,7 @@
   <w:style w:type="paragraph" w:default="1" w:styleId="Normal">
     <w:name w:val="Normal"/>
     <w:qFormat/>
-    <w:rsid w:val="001864C4"/>
+    <w:rsid w:val="00741F4D"/>
   </w:style>
   <w:style w:type="paragraph" w:styleId="Heading1">
     <w:name w:val="heading 1"/>
@@ -2822,27 +8034,18 @@
     <w:link w:val="Heading1Char"/>
     <w:uiPriority w:val="9"/>
     <w:qFormat/>
-    <w:rsid w:val="00144CEE"/>
+    <w:rsid w:val="00541EDB"/>
     <w:pPr>
       <w:keepNext/>
       <w:keepLines/>
-      <w:numPr>
-        <w:numId w:val="10"/>
-      </w:numPr>
-      <w:pBdr>
-        <w:bottom w:val="single" w:sz="4" w:space="1" w:color="595959" w:themeColor="text1" w:themeTint="A6"/>
-      </w:pBdr>
-      <w:spacing w:before="360"/>
+      <w:spacing w:before="320" w:after="0" w:line="240" w:lineRule="auto"/>
       <w:outlineLvl w:val="0"/>
     </w:pPr>
     <w:rPr>
       <w:rFonts w:asciiTheme="majorHAnsi" w:eastAsiaTheme="majorEastAsia" w:hAnsiTheme="majorHAnsi" w:cstheme="majorBidi"/>
-      <w:b/>
-      <w:bCs/>
-      <w:smallCaps/>
-      <w:color w:val="000000" w:themeColor="text1"/>
-      <w:sz w:val="36"/>
-      <w:szCs w:val="36"/>
+      <w:color w:val="6BBE49" w:themeColor="accent1" w:themeShade="BF"/>
+      <w:sz w:val="32"/>
+      <w:szCs w:val="32"/>
     </w:rPr>
   </w:style>
   <w:style w:type="paragraph" w:styleId="Heading2">
@@ -2853,23 +8056,16 @@
     <w:uiPriority w:val="9"/>
     <w:unhideWhenUsed/>
     <w:qFormat/>
-    <w:rsid w:val="00144CEE"/>
+    <w:rsid w:val="00541EDB"/>
     <w:pPr>
       <w:keepNext/>
       <w:keepLines/>
-      <w:numPr>
-        <w:ilvl w:val="1"/>
-        <w:numId w:val="10"/>
-      </w:numPr>
-      <w:spacing w:before="360" w:after="0"/>
+      <w:spacing w:before="80" w:after="0" w:line="240" w:lineRule="auto"/>
       <w:outlineLvl w:val="1"/>
     </w:pPr>
     <w:rPr>
       <w:rFonts w:asciiTheme="majorHAnsi" w:eastAsiaTheme="majorEastAsia" w:hAnsiTheme="majorHAnsi" w:cstheme="majorBidi"/>
-      <w:b/>
-      <w:bCs/>
-      <w:smallCaps/>
-      <w:color w:val="000000" w:themeColor="text1"/>
+      <w:color w:val="404040" w:themeColor="text1" w:themeTint="BF"/>
       <w:sz w:val="28"/>
       <w:szCs w:val="28"/>
     </w:rPr>
@@ -2880,25 +8076,20 @@
     <w:next w:val="Normal"/>
     <w:link w:val="Heading3Char"/>
     <w:uiPriority w:val="9"/>
-    <w:semiHidden/>
     <w:unhideWhenUsed/>
     <w:qFormat/>
-    <w:rsid w:val="00144CEE"/>
+    <w:rsid w:val="00BD70C4"/>
     <w:pPr>
       <w:keepNext/>
       <w:keepLines/>
-      <w:numPr>
-        <w:ilvl w:val="2"/>
-        <w:numId w:val="10"/>
-      </w:numPr>
-      <w:spacing w:before="200" w:after="0"/>
+      <w:spacing w:before="40" w:after="0" w:line="240" w:lineRule="auto"/>
       <w:outlineLvl w:val="2"/>
     </w:pPr>
     <w:rPr>
       <w:rFonts w:asciiTheme="majorHAnsi" w:eastAsiaTheme="majorEastAsia" w:hAnsiTheme="majorHAnsi" w:cstheme="majorBidi"/>
-      <w:b/>
-      <w:bCs/>
-      <w:color w:val="000000" w:themeColor="text1"/>
+      <w:color w:val="46822E" w:themeColor="accent1" w:themeShade="80"/>
+      <w:sz w:val="24"/>
+      <w:szCs w:val="24"/>
     </w:rPr>
   </w:style>
   <w:style w:type="paragraph" w:styleId="Heading4">
@@ -2910,24 +8101,17 @@
     <w:semiHidden/>
     <w:unhideWhenUsed/>
     <w:qFormat/>
-    <w:rsid w:val="00144CEE"/>
+    <w:rsid w:val="00541EDB"/>
     <w:pPr>
       <w:keepNext/>
       <w:keepLines/>
-      <w:numPr>
-        <w:ilvl w:val="3"/>
-        <w:numId w:val="10"/>
-      </w:numPr>
-      <w:spacing w:before="200" w:after="0"/>
+      <w:spacing w:before="40" w:after="0"/>
       <w:outlineLvl w:val="3"/>
     </w:pPr>
     <w:rPr>
       <w:rFonts w:asciiTheme="majorHAnsi" w:eastAsiaTheme="majorEastAsia" w:hAnsiTheme="majorHAnsi" w:cstheme="majorBidi"/>
-      <w:b/>
-      <w:bCs/>
-      <w:i/>
-      <w:iCs/>
-      <w:color w:val="000000" w:themeColor="text1"/>
+      <w:sz w:val="22"/>
+      <w:szCs w:val="22"/>
     </w:rPr>
   </w:style>
   <w:style w:type="paragraph" w:styleId="Heading5">
@@ -2939,20 +8123,18 @@
     <w:semiHidden/>
     <w:unhideWhenUsed/>
     <w:qFormat/>
-    <w:rsid w:val="00144CEE"/>
+    <w:rsid w:val="00541EDB"/>
     <w:pPr>
       <w:keepNext/>
       <w:keepLines/>
-      <w:numPr>
-        <w:ilvl w:val="4"/>
-        <w:numId w:val="10"/>
-      </w:numPr>
-      <w:spacing w:before="200" w:after="0"/>
+      <w:spacing w:before="40" w:after="0"/>
       <w:outlineLvl w:val="4"/>
     </w:pPr>
     <w:rPr>
       <w:rFonts w:asciiTheme="majorHAnsi" w:eastAsiaTheme="majorEastAsia" w:hAnsiTheme="majorHAnsi" w:cstheme="majorBidi"/>
-      <w:color w:val="0A1D30" w:themeColor="text2" w:themeShade="BF"/>
+      <w:color w:val="1F2D29" w:themeColor="text2"/>
+      <w:sz w:val="22"/>
+      <w:szCs w:val="22"/>
     </w:rPr>
   </w:style>
   <w:style w:type="paragraph" w:styleId="Heading6">
@@ -2964,22 +8146,20 @@
     <w:semiHidden/>
     <w:unhideWhenUsed/>
     <w:qFormat/>
-    <w:rsid w:val="00144CEE"/>
+    <w:rsid w:val="00541EDB"/>
     <w:pPr>
       <w:keepNext/>
       <w:keepLines/>
-      <w:numPr>
-        <w:ilvl w:val="5"/>
-        <w:numId w:val="10"/>
-      </w:numPr>
-      <w:spacing w:before="200" w:after="0"/>
+      <w:spacing w:before="40" w:after="0"/>
       <w:outlineLvl w:val="5"/>
     </w:pPr>
     <w:rPr>
       <w:rFonts w:asciiTheme="majorHAnsi" w:eastAsiaTheme="majorEastAsia" w:hAnsiTheme="majorHAnsi" w:cstheme="majorBidi"/>
       <w:i/>
       <w:iCs/>
-      <w:color w:val="0A1D30" w:themeColor="text2" w:themeShade="BF"/>
+      <w:color w:val="1F2D29" w:themeColor="text2"/>
+      <w:sz w:val="21"/>
+      <w:szCs w:val="21"/>
     </w:rPr>
   </w:style>
   <w:style w:type="paragraph" w:styleId="Heading7">
@@ -2991,22 +8171,20 @@
     <w:semiHidden/>
     <w:unhideWhenUsed/>
     <w:qFormat/>
-    <w:rsid w:val="00144CEE"/>
+    <w:rsid w:val="00541EDB"/>
     <w:pPr>
       <w:keepNext/>
       <w:keepLines/>
-      <w:numPr>
-        <w:ilvl w:val="6"/>
-        <w:numId w:val="10"/>
-      </w:numPr>
-      <w:spacing w:before="200" w:after="0"/>
+      <w:spacing w:before="40" w:after="0"/>
       <w:outlineLvl w:val="6"/>
     </w:pPr>
     <w:rPr>
       <w:rFonts w:asciiTheme="majorHAnsi" w:eastAsiaTheme="majorEastAsia" w:hAnsiTheme="majorHAnsi" w:cstheme="majorBidi"/>
       <w:i/>
       <w:iCs/>
-      <w:color w:val="404040" w:themeColor="text1" w:themeTint="BF"/>
+      <w:color w:val="46822E" w:themeColor="accent1" w:themeShade="80"/>
+      <w:sz w:val="21"/>
+      <w:szCs w:val="21"/>
     </w:rPr>
   </w:style>
   <w:style w:type="paragraph" w:styleId="Heading8">
@@ -3018,22 +8196,18 @@
     <w:semiHidden/>
     <w:unhideWhenUsed/>
     <w:qFormat/>
-    <w:rsid w:val="00144CEE"/>
+    <w:rsid w:val="00541EDB"/>
     <w:pPr>
       <w:keepNext/>
       <w:keepLines/>
-      <w:numPr>
-        <w:ilvl w:val="7"/>
-        <w:numId w:val="10"/>
-      </w:numPr>
-      <w:spacing w:before="200" w:after="0"/>
+      <w:spacing w:before="40" w:after="0"/>
       <w:outlineLvl w:val="7"/>
     </w:pPr>
     <w:rPr>
       <w:rFonts w:asciiTheme="majorHAnsi" w:eastAsiaTheme="majorEastAsia" w:hAnsiTheme="majorHAnsi" w:cstheme="majorBidi"/>
-      <w:color w:val="404040" w:themeColor="text1" w:themeTint="BF"/>
-      <w:sz w:val="20"/>
-      <w:szCs w:val="20"/>
+      <w:b/>
+      <w:bCs/>
+      <w:color w:val="1F2D29" w:themeColor="text2"/>
     </w:rPr>
   </w:style>
   <w:style w:type="paragraph" w:styleId="Heading9">
@@ -3045,24 +8219,20 @@
     <w:semiHidden/>
     <w:unhideWhenUsed/>
     <w:qFormat/>
-    <w:rsid w:val="00144CEE"/>
+    <w:rsid w:val="00541EDB"/>
     <w:pPr>
       <w:keepNext/>
       <w:keepLines/>
-      <w:numPr>
-        <w:ilvl w:val="8"/>
-        <w:numId w:val="10"/>
-      </w:numPr>
-      <w:spacing w:before="200" w:after="0"/>
+      <w:spacing w:before="40" w:after="0"/>
       <w:outlineLvl w:val="8"/>
     </w:pPr>
     <w:rPr>
       <w:rFonts w:asciiTheme="majorHAnsi" w:eastAsiaTheme="majorEastAsia" w:hAnsiTheme="majorHAnsi" w:cstheme="majorBidi"/>
+      <w:b/>
+      <w:bCs/>
       <w:i/>
       <w:iCs/>
-      <w:color w:val="404040" w:themeColor="text1" w:themeTint="BF"/>
-      <w:sz w:val="20"/>
-      <w:szCs w:val="20"/>
+      <w:color w:val="1F2D29" w:themeColor="text2"/>
     </w:rPr>
   </w:style>
   <w:style w:type="character" w:default="1" w:styleId="DefaultParagraphFont">
@@ -3097,15 +8267,12 @@
     <w:basedOn w:val="DefaultParagraphFont"/>
     <w:link w:val="Heading1"/>
     <w:uiPriority w:val="9"/>
-    <w:rsid w:val="00144CEE"/>
+    <w:rsid w:val="00541EDB"/>
     <w:rPr>
       <w:rFonts w:asciiTheme="majorHAnsi" w:eastAsiaTheme="majorEastAsia" w:hAnsiTheme="majorHAnsi" w:cstheme="majorBidi"/>
-      <w:b/>
-      <w:bCs/>
-      <w:smallCaps/>
-      <w:color w:val="000000" w:themeColor="text1"/>
-      <w:sz w:val="36"/>
-      <w:szCs w:val="36"/>
+      <w:color w:val="6BBE49" w:themeColor="accent1" w:themeShade="BF"/>
+      <w:sz w:val="32"/>
+      <w:szCs w:val="32"/>
     </w:rPr>
   </w:style>
   <w:style w:type="character" w:customStyle="1" w:styleId="Heading2Char">
@@ -3113,13 +8280,10 @@
     <w:basedOn w:val="DefaultParagraphFont"/>
     <w:link w:val="Heading2"/>
     <w:uiPriority w:val="9"/>
-    <w:rsid w:val="00144CEE"/>
+    <w:rsid w:val="00541EDB"/>
     <w:rPr>
       <w:rFonts w:asciiTheme="majorHAnsi" w:eastAsiaTheme="majorEastAsia" w:hAnsiTheme="majorHAnsi" w:cstheme="majorBidi"/>
-      <w:b/>
-      <w:bCs/>
-      <w:smallCaps/>
-      <w:color w:val="000000" w:themeColor="text1"/>
+      <w:color w:val="404040" w:themeColor="text1" w:themeTint="BF"/>
       <w:sz w:val="28"/>
       <w:szCs w:val="28"/>
     </w:rPr>
@@ -3129,13 +8293,12 @@
     <w:basedOn w:val="DefaultParagraphFont"/>
     <w:link w:val="Heading3"/>
     <w:uiPriority w:val="9"/>
-    <w:semiHidden/>
-    <w:rsid w:val="00144CEE"/>
+    <w:rsid w:val="00BD70C4"/>
     <w:rPr>
       <w:rFonts w:asciiTheme="majorHAnsi" w:eastAsiaTheme="majorEastAsia" w:hAnsiTheme="majorHAnsi" w:cstheme="majorBidi"/>
-      <w:b/>
-      <w:bCs/>
-      <w:color w:val="000000" w:themeColor="text1"/>
+      <w:color w:val="46822E" w:themeColor="accent1" w:themeShade="80"/>
+      <w:sz w:val="24"/>
+      <w:szCs w:val="24"/>
     </w:rPr>
   </w:style>
   <w:style w:type="character" w:customStyle="1" w:styleId="Heading4Char">
@@ -3144,14 +8307,11 @@
     <w:link w:val="Heading4"/>
     <w:uiPriority w:val="9"/>
     <w:semiHidden/>
-    <w:rsid w:val="00144CEE"/>
+    <w:rsid w:val="00541EDB"/>
     <w:rPr>
       <w:rFonts w:asciiTheme="majorHAnsi" w:eastAsiaTheme="majorEastAsia" w:hAnsiTheme="majorHAnsi" w:cstheme="majorBidi"/>
-      <w:b/>
-      <w:bCs/>
-      <w:i/>
-      <w:iCs/>
-      <w:color w:val="000000" w:themeColor="text1"/>
+      <w:sz w:val="22"/>
+      <w:szCs w:val="22"/>
     </w:rPr>
   </w:style>
   <w:style w:type="character" w:customStyle="1" w:styleId="Heading5Char">
@@ -3160,10 +8320,12 @@
     <w:link w:val="Heading5"/>
     <w:uiPriority w:val="9"/>
     <w:semiHidden/>
-    <w:rsid w:val="00144CEE"/>
+    <w:rsid w:val="00541EDB"/>
     <w:rPr>
       <w:rFonts w:asciiTheme="majorHAnsi" w:eastAsiaTheme="majorEastAsia" w:hAnsiTheme="majorHAnsi" w:cstheme="majorBidi"/>
-      <w:color w:val="0A1D30" w:themeColor="text2" w:themeShade="BF"/>
+      <w:color w:val="1F2D29" w:themeColor="text2"/>
+      <w:sz w:val="22"/>
+      <w:szCs w:val="22"/>
     </w:rPr>
   </w:style>
   <w:style w:type="character" w:customStyle="1" w:styleId="Heading6Char">
@@ -3172,12 +8334,14 @@
     <w:link w:val="Heading6"/>
     <w:uiPriority w:val="9"/>
     <w:semiHidden/>
-    <w:rsid w:val="00144CEE"/>
+    <w:rsid w:val="00541EDB"/>
     <w:rPr>
       <w:rFonts w:asciiTheme="majorHAnsi" w:eastAsiaTheme="majorEastAsia" w:hAnsiTheme="majorHAnsi" w:cstheme="majorBidi"/>
       <w:i/>
       <w:iCs/>
-      <w:color w:val="0A1D30" w:themeColor="text2" w:themeShade="BF"/>
+      <w:color w:val="1F2D29" w:themeColor="text2"/>
+      <w:sz w:val="21"/>
+      <w:szCs w:val="21"/>
     </w:rPr>
   </w:style>
   <w:style w:type="character" w:customStyle="1" w:styleId="Heading7Char">
@@ -3186,12 +8350,14 @@
     <w:link w:val="Heading7"/>
     <w:uiPriority w:val="9"/>
     <w:semiHidden/>
-    <w:rsid w:val="00144CEE"/>
+    <w:rsid w:val="00541EDB"/>
     <w:rPr>
       <w:rFonts w:asciiTheme="majorHAnsi" w:eastAsiaTheme="majorEastAsia" w:hAnsiTheme="majorHAnsi" w:cstheme="majorBidi"/>
       <w:i/>
       <w:iCs/>
-      <w:color w:val="404040" w:themeColor="text1" w:themeTint="BF"/>
+      <w:color w:val="46822E" w:themeColor="accent1" w:themeShade="80"/>
+      <w:sz w:val="21"/>
+      <w:szCs w:val="21"/>
     </w:rPr>
   </w:style>
   <w:style w:type="character" w:customStyle="1" w:styleId="Heading8Char">
@@ -3200,12 +8366,12 @@
     <w:link w:val="Heading8"/>
     <w:uiPriority w:val="9"/>
     <w:semiHidden/>
-    <w:rsid w:val="00144CEE"/>
+    <w:rsid w:val="00541EDB"/>
     <w:rPr>
       <w:rFonts w:asciiTheme="majorHAnsi" w:eastAsiaTheme="majorEastAsia" w:hAnsiTheme="majorHAnsi" w:cstheme="majorBidi"/>
-      <w:color w:val="404040" w:themeColor="text1" w:themeTint="BF"/>
-      <w:sz w:val="20"/>
-      <w:szCs w:val="20"/>
+      <w:b/>
+      <w:bCs/>
+      <w:color w:val="1F2D29" w:themeColor="text2"/>
     </w:rPr>
   </w:style>
   <w:style w:type="character" w:customStyle="1" w:styleId="Heading9Char">
@@ -3214,14 +8380,14 @@
     <w:link w:val="Heading9"/>
     <w:uiPriority w:val="9"/>
     <w:semiHidden/>
-    <w:rsid w:val="00144CEE"/>
+    <w:rsid w:val="00541EDB"/>
     <w:rPr>
       <w:rFonts w:asciiTheme="majorHAnsi" w:eastAsiaTheme="majorEastAsia" w:hAnsiTheme="majorHAnsi" w:cstheme="majorBidi"/>
+      <w:b/>
+      <w:bCs/>
       <w:i/>
       <w:iCs/>
-      <w:color w:val="404040" w:themeColor="text1" w:themeTint="BF"/>
-      <w:sz w:val="20"/>
-      <w:szCs w:val="20"/>
+      <w:color w:val="1F2D29" w:themeColor="text2"/>
     </w:rPr>
   </w:style>
   <w:style w:type="paragraph" w:styleId="Title">
@@ -3231,14 +8397,15 @@
     <w:link w:val="TitleChar"/>
     <w:uiPriority w:val="10"/>
     <w:qFormat/>
-    <w:rsid w:val="00144CEE"/>
+    <w:rsid w:val="00541EDB"/>
     <w:pPr>
       <w:spacing w:after="0" w:line="240" w:lineRule="auto"/>
       <w:contextualSpacing/>
     </w:pPr>
     <w:rPr>
       <w:rFonts w:asciiTheme="majorHAnsi" w:eastAsiaTheme="majorEastAsia" w:hAnsiTheme="majorHAnsi" w:cstheme="majorBidi"/>
-      <w:color w:val="000000" w:themeColor="text1"/>
+      <w:color w:val="A1D68B" w:themeColor="accent1"/>
+      <w:spacing w:val="-10"/>
       <w:sz w:val="56"/>
       <w:szCs w:val="56"/>
     </w:rPr>
@@ -3248,10 +8415,11 @@
     <w:basedOn w:val="DefaultParagraphFont"/>
     <w:link w:val="Title"/>
     <w:uiPriority w:val="10"/>
-    <w:rsid w:val="00144CEE"/>
+    <w:rsid w:val="00541EDB"/>
     <w:rPr>
       <w:rFonts w:asciiTheme="majorHAnsi" w:eastAsiaTheme="majorEastAsia" w:hAnsiTheme="majorHAnsi" w:cstheme="majorBidi"/>
-      <w:color w:val="000000" w:themeColor="text1"/>
+      <w:color w:val="A1D68B" w:themeColor="accent1"/>
+      <w:spacing w:val="-10"/>
       <w:sz w:val="56"/>
       <w:szCs w:val="56"/>
     </w:rPr>
@@ -3263,15 +8431,17 @@
     <w:link w:val="SubtitleChar"/>
     <w:uiPriority w:val="11"/>
     <w:qFormat/>
-    <w:rsid w:val="00144CEE"/>
+    <w:rsid w:val="00541EDB"/>
     <w:pPr>
       <w:numPr>
         <w:ilvl w:val="1"/>
       </w:numPr>
+      <w:spacing w:line="240" w:lineRule="auto"/>
     </w:pPr>
     <w:rPr>
-      <w:color w:val="5A5A5A" w:themeColor="text1" w:themeTint="A5"/>
-      <w:spacing w:val="10"/>
+      <w:rFonts w:asciiTheme="majorHAnsi" w:eastAsiaTheme="majorEastAsia" w:hAnsiTheme="majorHAnsi" w:cstheme="majorBidi"/>
+      <w:sz w:val="24"/>
+      <w:szCs w:val="24"/>
     </w:rPr>
   </w:style>
   <w:style w:type="character" w:customStyle="1" w:styleId="SubtitleChar">
@@ -3279,10 +8449,11 @@
     <w:basedOn w:val="DefaultParagraphFont"/>
     <w:link w:val="Subtitle"/>
     <w:uiPriority w:val="11"/>
-    <w:rsid w:val="00144CEE"/>
+    <w:rsid w:val="00541EDB"/>
     <w:rPr>
-      <w:color w:val="5A5A5A" w:themeColor="text1" w:themeTint="A5"/>
-      <w:spacing w:val="10"/>
+      <w:rFonts w:asciiTheme="majorHAnsi" w:eastAsiaTheme="majorEastAsia" w:hAnsiTheme="majorHAnsi" w:cstheme="majorBidi"/>
+      <w:sz w:val="24"/>
+      <w:szCs w:val="24"/>
     </w:rPr>
   </w:style>
   <w:style w:type="paragraph" w:styleId="Quote">
@@ -3292,7 +8463,7 @@
     <w:link w:val="QuoteChar"/>
     <w:uiPriority w:val="29"/>
     <w:qFormat/>
-    <w:rsid w:val="00144CEE"/>
+    <w:rsid w:val="00541EDB"/>
     <w:pPr>
       <w:spacing w:before="160"/>
       <w:ind w:left="720" w:right="720"/>
@@ -3300,7 +8471,7 @@
     <w:rPr>
       <w:i/>
       <w:iCs/>
-      <w:color w:val="000000" w:themeColor="text1"/>
+      <w:color w:val="404040" w:themeColor="text1" w:themeTint="BF"/>
     </w:rPr>
   </w:style>
   <w:style w:type="character" w:customStyle="1" w:styleId="QuoteChar">
@@ -3308,11 +8479,11 @@
     <w:basedOn w:val="DefaultParagraphFont"/>
     <w:link w:val="Quote"/>
     <w:uiPriority w:val="29"/>
-    <w:rsid w:val="00144CEE"/>
+    <w:rsid w:val="00541EDB"/>
     <w:rPr>
       <w:i/>
       <w:iCs/>
-      <w:color w:val="000000" w:themeColor="text1"/>
+      <w:color w:val="404040" w:themeColor="text1" w:themeTint="BF"/>
     </w:rPr>
   </w:style>
   <w:style w:type="paragraph" w:styleId="ListParagraph">
@@ -3331,13 +8502,12 @@
     <w:basedOn w:val="DefaultParagraphFont"/>
     <w:uiPriority w:val="21"/>
     <w:qFormat/>
-    <w:rsid w:val="00144CEE"/>
+    <w:rsid w:val="00541EDB"/>
     <w:rPr>
       <w:b/>
       <w:bCs/>
       <w:i/>
       <w:iCs/>
-      <w:caps/>
     </w:rPr>
   </w:style>
   <w:style w:type="paragraph" w:styleId="IntenseQuote">
@@ -3347,19 +8517,19 @@
     <w:link w:val="IntenseQuoteChar"/>
     <w:uiPriority w:val="30"/>
     <w:qFormat/>
-    <w:rsid w:val="00144CEE"/>
+    <w:rsid w:val="00541EDB"/>
     <w:pPr>
       <w:pBdr>
-        <w:top w:val="single" w:sz="24" w:space="1" w:color="F2F2F2" w:themeColor="background1" w:themeShade="F2"/>
-        <w:bottom w:val="single" w:sz="24" w:space="1" w:color="F2F2F2" w:themeColor="background1" w:themeShade="F2"/>
+        <w:left w:val="single" w:sz="18" w:space="12" w:color="A1D68B" w:themeColor="accent1"/>
       </w:pBdr>
-      <w:shd w:val="clear" w:color="auto" w:fill="F2F2F2" w:themeFill="background1" w:themeFillShade="F2"/>
-      <w:spacing w:before="240" w:after="240"/>
-      <w:ind w:left="936" w:right="936"/>
-      <w:jc w:val="center"/>
+      <w:spacing w:before="100" w:beforeAutospacing="1" w:line="300" w:lineRule="auto"/>
+      <w:ind w:left="1224" w:right="1224"/>
     </w:pPr>
     <w:rPr>
-      <w:color w:val="000000" w:themeColor="text1"/>
+      <w:rFonts w:asciiTheme="majorHAnsi" w:eastAsiaTheme="majorEastAsia" w:hAnsiTheme="majorHAnsi" w:cstheme="majorBidi"/>
+      <w:color w:val="A1D68B" w:themeColor="accent1"/>
+      <w:sz w:val="28"/>
+      <w:szCs w:val="28"/>
     </w:rPr>
   </w:style>
   <w:style w:type="character" w:customStyle="1" w:styleId="IntenseQuoteChar">
@@ -3367,10 +8537,12 @@
     <w:basedOn w:val="DefaultParagraphFont"/>
     <w:link w:val="IntenseQuote"/>
     <w:uiPriority w:val="30"/>
-    <w:rsid w:val="00144CEE"/>
+    <w:rsid w:val="00541EDB"/>
     <w:rPr>
-      <w:color w:val="000000" w:themeColor="text1"/>
-      <w:shd w:val="clear" w:color="auto" w:fill="F2F2F2" w:themeFill="background1" w:themeFillShade="F2"/>
+      <w:rFonts w:asciiTheme="majorHAnsi" w:eastAsiaTheme="majorEastAsia" w:hAnsiTheme="majorHAnsi" w:cstheme="majorBidi"/>
+      <w:color w:val="A1D68B" w:themeColor="accent1"/>
+      <w:sz w:val="28"/>
+      <w:szCs w:val="28"/>
     </w:rPr>
   </w:style>
   <w:style w:type="character" w:styleId="IntenseReference">
@@ -3378,11 +8550,12 @@
     <w:basedOn w:val="DefaultParagraphFont"/>
     <w:uiPriority w:val="32"/>
     <w:qFormat/>
-    <w:rsid w:val="00144CEE"/>
+    <w:rsid w:val="00541EDB"/>
     <w:rPr>
       <w:b/>
       <w:bCs/>
       <w:smallCaps/>
+      <w:spacing w:val="5"/>
       <w:u w:val="single"/>
     </w:rPr>
   </w:style>
@@ -3394,16 +8567,16 @@
     <w:semiHidden/>
     <w:unhideWhenUsed/>
     <w:qFormat/>
-    <w:rsid w:val="00144CEE"/>
+    <w:rsid w:val="00541EDB"/>
     <w:pPr>
-      <w:spacing w:after="200" w:line="240" w:lineRule="auto"/>
+      <w:spacing w:line="240" w:lineRule="auto"/>
     </w:pPr>
     <w:rPr>
-      <w:i/>
-      <w:iCs/>
-      <w:color w:val="0E2841" w:themeColor="text2"/>
-      <w:sz w:val="18"/>
-      <w:szCs w:val="18"/>
+      <w:b/>
+      <w:bCs/>
+      <w:smallCaps/>
+      <w:color w:val="595959" w:themeColor="text1" w:themeTint="A6"/>
+      <w:spacing w:val="6"/>
     </w:rPr>
   </w:style>
   <w:style w:type="character" w:styleId="Strong">
@@ -3411,11 +8584,10 @@
     <w:basedOn w:val="DefaultParagraphFont"/>
     <w:uiPriority w:val="22"/>
     <w:qFormat/>
-    <w:rsid w:val="00144CEE"/>
+    <w:rsid w:val="00541EDB"/>
     <w:rPr>
       <w:b/>
       <w:bCs/>
-      <w:color w:val="000000" w:themeColor="text1"/>
     </w:rPr>
   </w:style>
   <w:style w:type="character" w:styleId="Emphasis">
@@ -3423,18 +8595,17 @@
     <w:basedOn w:val="DefaultParagraphFont"/>
     <w:uiPriority w:val="20"/>
     <w:qFormat/>
-    <w:rsid w:val="00144CEE"/>
+    <w:rsid w:val="00541EDB"/>
     <w:rPr>
       <w:i/>
       <w:iCs/>
-      <w:color w:val="auto"/>
     </w:rPr>
   </w:style>
   <w:style w:type="paragraph" w:styleId="NoSpacing">
     <w:name w:val="No Spacing"/>
     <w:uiPriority w:val="1"/>
     <w:qFormat/>
-    <w:rsid w:val="00144CEE"/>
+    <w:rsid w:val="00541EDB"/>
     <w:pPr>
       <w:spacing w:after="0" w:line="240" w:lineRule="auto"/>
     </w:pPr>
@@ -3444,7 +8615,7 @@
     <w:basedOn w:val="DefaultParagraphFont"/>
     <w:uiPriority w:val="19"/>
     <w:qFormat/>
-    <w:rsid w:val="00144CEE"/>
+    <w:rsid w:val="00541EDB"/>
     <w:rPr>
       <w:i/>
       <w:iCs/>
@@ -3456,7 +8627,7 @@
     <w:basedOn w:val="DefaultParagraphFont"/>
     <w:uiPriority w:val="31"/>
     <w:qFormat/>
-    <w:rsid w:val="00144CEE"/>
+    <w:rsid w:val="00541EDB"/>
     <w:rPr>
       <w:smallCaps/>
       <w:color w:val="404040" w:themeColor="text1" w:themeTint="BF"/>
@@ -3468,12 +8639,11 @@
     <w:basedOn w:val="DefaultParagraphFont"/>
     <w:uiPriority w:val="33"/>
     <w:qFormat/>
-    <w:rsid w:val="00144CEE"/>
+    <w:rsid w:val="00541EDB"/>
     <w:rPr>
-      <w:b w:val="0"/>
-      <w:bCs w:val="0"/>
+      <w:b/>
+      <w:bCs/>
       <w:smallCaps/>
-      <w:spacing w:val="5"/>
     </w:rPr>
   </w:style>
   <w:style w:type="paragraph" w:styleId="TOCHeading">
@@ -3484,7 +8654,7 @@
     <w:semiHidden/>
     <w:unhideWhenUsed/>
     <w:qFormat/>
-    <w:rsid w:val="00144CEE"/>
+    <w:rsid w:val="00541EDB"/>
     <w:pPr>
       <w:outlineLvl w:val="9"/>
     </w:pPr>
@@ -3508,13 +8678,89 @@
       </w:tblBorders>
     </w:tblPr>
   </w:style>
+  <w:style w:type="table" w:styleId="GridTable4-Accent1">
+    <w:name w:val="Grid Table 4 Accent 1"/>
+    <w:basedOn w:val="TableNormal"/>
+    <w:uiPriority w:val="49"/>
+    <w:rsid w:val="00541EDB"/>
+    <w:pPr>
+      <w:spacing w:after="0" w:line="240" w:lineRule="auto"/>
+    </w:pPr>
+    <w:tblPr>
+      <w:tblStyleRowBandSize w:val="1"/>
+      <w:tblStyleColBandSize w:val="1"/>
+      <w:tblBorders>
+        <w:top w:val="single" w:sz="4" w:space="0" w:color="C6E6B9" w:themeColor="accent1" w:themeTint="99"/>
+        <w:left w:val="single" w:sz="4" w:space="0" w:color="C6E6B9" w:themeColor="accent1" w:themeTint="99"/>
+        <w:bottom w:val="single" w:sz="4" w:space="0" w:color="C6E6B9" w:themeColor="accent1" w:themeTint="99"/>
+        <w:right w:val="single" w:sz="4" w:space="0" w:color="C6E6B9" w:themeColor="accent1" w:themeTint="99"/>
+        <w:insideH w:val="single" w:sz="4" w:space="0" w:color="C6E6B9" w:themeColor="accent1" w:themeTint="99"/>
+        <w:insideV w:val="single" w:sz="4" w:space="0" w:color="C6E6B9" w:themeColor="accent1" w:themeTint="99"/>
+      </w:tblBorders>
+    </w:tblPr>
+    <w:tblStylePr w:type="firstRow">
+      <w:rPr>
+        <w:b/>
+        <w:bCs/>
+        <w:color w:val="FFFFFF" w:themeColor="background1"/>
+      </w:rPr>
+      <w:tblPr/>
+      <w:tcPr>
+        <w:tcBorders>
+          <w:top w:val="single" w:sz="4" w:space="0" w:color="A1D68B" w:themeColor="accent1"/>
+          <w:left w:val="single" w:sz="4" w:space="0" w:color="A1D68B" w:themeColor="accent1"/>
+          <w:bottom w:val="single" w:sz="4" w:space="0" w:color="A1D68B" w:themeColor="accent1"/>
+          <w:right w:val="single" w:sz="4" w:space="0" w:color="A1D68B" w:themeColor="accent1"/>
+          <w:insideH w:val="nil"/>
+          <w:insideV w:val="nil"/>
+        </w:tcBorders>
+        <w:shd w:val="clear" w:color="auto" w:fill="A1D68B" w:themeFill="accent1"/>
+      </w:tcPr>
+    </w:tblStylePr>
+    <w:tblStylePr w:type="lastRow">
+      <w:rPr>
+        <w:b/>
+        <w:bCs/>
+      </w:rPr>
+      <w:tblPr/>
+      <w:tcPr>
+        <w:tcBorders>
+          <w:top w:val="double" w:sz="4" w:space="0" w:color="A1D68B" w:themeColor="accent1"/>
+        </w:tcBorders>
+      </w:tcPr>
+    </w:tblStylePr>
+    <w:tblStylePr w:type="firstCol">
+      <w:rPr>
+        <w:b/>
+        <w:bCs/>
+      </w:rPr>
+    </w:tblStylePr>
+    <w:tblStylePr w:type="lastCol">
+      <w:rPr>
+        <w:b/>
+        <w:bCs/>
+      </w:rPr>
+    </w:tblStylePr>
+    <w:tblStylePr w:type="band1Vert">
+      <w:tblPr/>
+      <w:tcPr>
+        <w:shd w:val="clear" w:color="auto" w:fill="EBF6E7" w:themeFill="accent1" w:themeFillTint="33"/>
+      </w:tcPr>
+    </w:tblStylePr>
+    <w:tblStylePr w:type="band1Horz">
+      <w:tblPr/>
+      <w:tcPr>
+        <w:shd w:val="clear" w:color="auto" w:fill="EBF6E7" w:themeFill="accent1" w:themeFillTint="33"/>
+      </w:tcPr>
+    </w:tblStylePr>
+  </w:style>
 </w:styles>
 </file>
 
 <file path=word/theme/theme1.xml><?xml version="1.0" encoding="utf-8"?>
-<a:theme xmlns:a="http://schemas.openxmlformats.org/drawingml/2006/main" name="Office Theme">
+<a:theme xmlns:a="http://schemas.openxmlformats.org/drawingml/2006/main" name="Madison">
   <a:themeElements>
-    <a:clrScheme name="Office">
+    <a:clrScheme name="Madison">
       <a:dk1>
         <a:sysClr val="windowText" lastClr="000000"/>
       </a:dk1>
@@ -3522,44 +8768,44 @@
         <a:sysClr val="window" lastClr="FFFFFF"/>
       </a:lt1>
       <a:dk2>
-        <a:srgbClr val="0E2841"/>
+        <a:srgbClr val="1F2D29"/>
       </a:dk2>
       <a:lt2>
-        <a:srgbClr val="E8E8E8"/>
+        <a:srgbClr val="C5FAEB"/>
       </a:lt2>
       <a:accent1>
-        <a:srgbClr val="156082"/>
+        <a:srgbClr val="A1D68B"/>
       </a:accent1>
       <a:accent2>
-        <a:srgbClr val="E97132"/>
+        <a:srgbClr val="5EC795"/>
       </a:accent2>
       <a:accent3>
-        <a:srgbClr val="196B24"/>
+        <a:srgbClr val="4DADCF"/>
       </a:accent3>
       <a:accent4>
-        <a:srgbClr val="0F9ED5"/>
+        <a:srgbClr val="CDB756"/>
       </a:accent4>
       <a:accent5>
-        <a:srgbClr val="A02B93"/>
+        <a:srgbClr val="E29C36"/>
       </a:accent5>
       <a:accent6>
-        <a:srgbClr val="4EA72E"/>
+        <a:srgbClr val="8EC0C1"/>
       </a:accent6>
       <a:hlink>
-        <a:srgbClr val="467886"/>
+        <a:srgbClr val="6D9D9B"/>
       </a:hlink>
       <a:folHlink>
-        <a:srgbClr val="96607D"/>
+        <a:srgbClr val="6D8583"/>
       </a:folHlink>
     </a:clrScheme>
-    <a:fontScheme name="Office">
+    <a:fontScheme name="Madison">
       <a:majorFont>
-        <a:latin typeface="Aptos Display" panose="02110004020202020204"/>
+        <a:latin typeface="Arial" panose="020B0604020202020204"/>
         <a:ea typeface=""/>
         <a:cs typeface=""/>
-        <a:font script="Jpan" typeface="游ゴシック Light"/>
+        <a:font script="Jpan" typeface="ＭＳ Ｐゴシック"/>
         <a:font script="Hang" typeface="맑은 고딕"/>
-        <a:font script="Hans" typeface="等线 Light"/>
+        <a:font script="Hans" typeface="宋体"/>
         <a:font script="Hant" typeface="新細明體"/>
         <a:font script="Arab" typeface="Times New Roman"/>
         <a:font script="Hebr" typeface="Times New Roman"/>
@@ -3587,31 +8833,14 @@
         <a:font script="Viet" typeface="Times New Roman"/>
         <a:font script="Uigh" typeface="Microsoft Uighur"/>
         <a:font script="Geor" typeface="Sylfaen"/>
-        <a:font script="Armn" typeface="Arial"/>
-        <a:font script="Bugi" typeface="Leelawadee UI"/>
-        <a:font script="Bopo" typeface="Microsoft JhengHei"/>
-        <a:font script="Java" typeface="Javanese Text"/>
-        <a:font script="Lisu" typeface="Segoe UI"/>
-        <a:font script="Mymr" typeface="Myanmar Text"/>
-        <a:font script="Nkoo" typeface="Ebrima"/>
-        <a:font script="Olck" typeface="Nirmala UI"/>
-        <a:font script="Osma" typeface="Ebrima"/>
-        <a:font script="Phag" typeface="Phagspa"/>
-        <a:font script="Syrn" typeface="Estrangelo Edessa"/>
-        <a:font script="Syrj" typeface="Estrangelo Edessa"/>
-        <a:font script="Syre" typeface="Estrangelo Edessa"/>
-        <a:font script="Sora" typeface="Nirmala UI"/>
-        <a:font script="Tale" typeface="Microsoft Tai Le"/>
-        <a:font script="Talu" typeface="Microsoft New Tai Lue"/>
-        <a:font script="Tfng" typeface="Ebrima"/>
       </a:majorFont>
       <a:minorFont>
-        <a:latin typeface="Aptos" panose="02110004020202020204"/>
+        <a:latin typeface="Arial" panose="020B0604020202020204"/>
         <a:ea typeface=""/>
         <a:cs typeface=""/>
-        <a:font script="Jpan" typeface="游ゴシック"/>
+        <a:font script="Jpan" typeface="ＭＳ Ｐゴシック"/>
         <a:font script="Hang" typeface="맑은 고딕"/>
-        <a:font script="Hans" typeface="等线"/>
+        <a:font script="Hans" typeface="宋体"/>
         <a:font script="Hant" typeface="新細明體"/>
         <a:font script="Arab" typeface="Arial"/>
         <a:font script="Hebr" typeface="Arial"/>
@@ -3639,26 +8868,9 @@
         <a:font script="Viet" typeface="Arial"/>
         <a:font script="Uigh" typeface="Microsoft Uighur"/>
         <a:font script="Geor" typeface="Sylfaen"/>
-        <a:font script="Armn" typeface="Arial"/>
-        <a:font script="Bugi" typeface="Leelawadee UI"/>
-        <a:font script="Bopo" typeface="Microsoft JhengHei"/>
-        <a:font script="Java" typeface="Javanese Text"/>
-        <a:font script="Lisu" typeface="Segoe UI"/>
-        <a:font script="Mymr" typeface="Myanmar Text"/>
-        <a:font script="Nkoo" typeface="Ebrima"/>
-        <a:font script="Olck" typeface="Nirmala UI"/>
-        <a:font script="Osma" typeface="Ebrima"/>
-        <a:font script="Phag" typeface="Phagspa"/>
-        <a:font script="Syrn" typeface="Estrangelo Edessa"/>
-        <a:font script="Syrj" typeface="Estrangelo Edessa"/>
-        <a:font script="Syre" typeface="Estrangelo Edessa"/>
-        <a:font script="Sora" typeface="Nirmala UI"/>
-        <a:font script="Tale" typeface="Microsoft Tai Le"/>
-        <a:font script="Talu" typeface="Microsoft New Tai Lue"/>
-        <a:font script="Tfng" typeface="Ebrima"/>
       </a:minorFont>
     </a:fontScheme>
-    <a:fmtScheme name="Office">
+    <a:fmtScheme name="Madison">
       <a:fillStyleLst>
         <a:solidFill>
           <a:schemeClr val="phClr"/>
@@ -3667,23 +8879,18 @@
           <a:gsLst>
             <a:gs pos="0">
               <a:schemeClr val="phClr">
+                <a:tint val="48000"/>
+                <a:alpha val="88000"/>
+                <a:satMod val="105000"/>
                 <a:lumMod val="110000"/>
-                <a:satMod val="105000"/>
-                <a:tint val="67000"/>
-              </a:schemeClr>
-            </a:gs>
-            <a:gs pos="50000">
-              <a:schemeClr val="phClr">
-                <a:lumMod val="105000"/>
-                <a:satMod val="103000"/>
-                <a:tint val="73000"/>
               </a:schemeClr>
             </a:gs>
             <a:gs pos="100000">
               <a:schemeClr val="phClr">
-                <a:lumMod val="105000"/>
+                <a:tint val="78000"/>
+                <a:alpha val="92000"/>
                 <a:satMod val="109000"/>
-                <a:tint val="81000"/>
+                <a:lumMod val="100000"/>
               </a:schemeClr>
             </a:gs>
           </a:gsLst>
@@ -3693,23 +8900,23 @@
           <a:gsLst>
             <a:gs pos="0">
               <a:schemeClr val="phClr">
-                <a:satMod val="103000"/>
-                <a:lumMod val="102000"/>
-                <a:tint val="94000"/>
+                <a:tint val="98000"/>
+                <a:satMod val="110000"/>
+                <a:lumMod val="104000"/>
               </a:schemeClr>
             </a:gs>
-            <a:gs pos="50000">
+            <a:gs pos="69000">
               <a:schemeClr val="phClr">
-                <a:satMod val="110000"/>
-                <a:lumMod val="100000"/>
-                <a:shade val="100000"/>
+                <a:shade val="84000"/>
+                <a:satMod val="130000"/>
+                <a:lumMod val="92000"/>
               </a:schemeClr>
             </a:gs>
             <a:gs pos="100000">
               <a:schemeClr val="phClr">
-                <a:lumMod val="99000"/>
-                <a:satMod val="120000"/>
-                <a:shade val="78000"/>
+                <a:shade val="76000"/>
+                <a:satMod val="130000"/>
+                <a:lumMod val="88000"/>
               </a:schemeClr>
             </a:gs>
           </a:gsLst>
@@ -3717,26 +8924,23 @@
         </a:gradFill>
       </a:fillStyleLst>
       <a:lnStyleLst>
-        <a:ln w="6350" cap="flat" cmpd="sng" algn="ctr">
+        <a:ln w="9525" cap="flat" cmpd="sng" algn="ctr">
           <a:solidFill>
             <a:schemeClr val="phClr"/>
           </a:solidFill>
           <a:prstDash val="solid"/>
-          <a:miter lim="800000"/>
         </a:ln>
-        <a:ln w="12700" cap="flat" cmpd="sng" algn="ctr">
+        <a:ln w="15875" cap="flat" cmpd="sng" algn="ctr">
           <a:solidFill>
             <a:schemeClr val="phClr"/>
           </a:solidFill>
           <a:prstDash val="solid"/>
-          <a:miter lim="800000"/>
         </a:ln>
-        <a:ln w="19050" cap="flat" cmpd="sng" algn="ctr">
+        <a:ln w="22225" cap="flat" cmpd="sng" algn="ctr">
           <a:solidFill>
             <a:schemeClr val="phClr"/>
           </a:solidFill>
           <a:prstDash val="solid"/>
-          <a:miter lim="800000"/>
         </a:ln>
       </a:lnStyleLst>
       <a:effectStyleLst>
@@ -3747,13 +8951,7 @@
           <a:effectLst/>
         </a:effectStyle>
         <a:effectStyle>
-          <a:effectLst>
-            <a:outerShdw blurRad="57150" dist="19050" dir="5400000" algn="ctr" rotWithShape="0">
-              <a:srgbClr val="000000">
-                <a:alpha val="63000"/>
-              </a:srgbClr>
-            </a:outerShdw>
-          </a:effectLst>
+          <a:effectLst/>
         </a:effectStyle>
       </a:effectStyleLst>
       <a:bgFillStyleLst>
@@ -3761,38 +8959,12 @@
           <a:schemeClr val="phClr"/>
         </a:solidFill>
         <a:solidFill>
-          <a:schemeClr val="phClr">
-            <a:tint val="95000"/>
-            <a:satMod val="170000"/>
-          </a:schemeClr>
+          <a:schemeClr val="phClr"/>
         </a:solidFill>
-        <a:gradFill rotWithShape="1">
-          <a:gsLst>
-            <a:gs pos="0">
-              <a:schemeClr val="phClr">
-                <a:tint val="93000"/>
-                <a:satMod val="150000"/>
-                <a:shade val="98000"/>
-                <a:lumMod val="102000"/>
-              </a:schemeClr>
-            </a:gs>
-            <a:gs pos="50000">
-              <a:schemeClr val="phClr">
-                <a:tint val="98000"/>
-                <a:satMod val="130000"/>
-                <a:shade val="90000"/>
-                <a:lumMod val="103000"/>
-              </a:schemeClr>
-            </a:gs>
-            <a:gs pos="100000">
-              <a:schemeClr val="phClr">
-                <a:shade val="63000"/>
-                <a:satMod val="120000"/>
-              </a:schemeClr>
-            </a:gs>
-          </a:gsLst>
-          <a:lin ang="5400000" scaled="0"/>
-        </a:gradFill>
+        <a:blipFill rotWithShape="1">
+          <a:blip xmlns:r="http://schemas.openxmlformats.org/officeDocument/2006/relationships" r:embed="rId1"/>
+          <a:stretch/>
+        </a:blipFill>
       </a:bgFillStyleLst>
     </a:fmtScheme>
   </a:themeElements>
@@ -3800,7 +8972,7 @@
   <a:extraClrSchemeLst/>
   <a:extLst>
     <a:ext uri="{05A4C25C-085E-4340-85A3-A5531E510DB2}">
-      <thm15:themeFamily xmlns:thm15="http://schemas.microsoft.com/office/thememl/2012/main" name="Office Theme" id="{62F939B6-93AF-4DB8-9C6B-D6C7DFDC589F}" vid="{4A3C46E8-61CC-4603-A589-7422A47A8E4A}"/>
+      <thm15:themeFamily xmlns:thm15="http://schemas.microsoft.com/office/thememl/2012/main" name="Madison" id="{025CB5FB-2DD3-45EE-B6F0-CC461540EB19}" vid="{6AC10936-2DFC-4054-9ADF-B5E2C5F86190}"/>
     </a:ext>
   </a:extLst>
 </a:theme>
